--- a/current/ACQUISITIONS.docx
+++ b/current/ACQUISITIONS.docx
@@ -24,7 +24,6 @@
           <w:rFonts w:cstheme="minorHAnsi"/>
           <w:b/>
           <w:bCs/>
-          <w:color w:val="C00000"/>
           <w:sz w:val="40"/>
           <w:szCs w:val="40"/>
         </w:rPr>
@@ -77,7 +76,7 @@
           <w:sz w:val="40"/>
           <w:szCs w:val="40"/>
         </w:rPr>
-        <w:t>FEVRIER</w:t>
+        <w:t>MARS</w:t>
       </w:r>
       <w:r>
         <w:rPr>
@@ -89,6 +88,55 @@
         </w:rPr>
         <w:t xml:space="preserve"> 2026</w:t>
       </w:r>
+    </w:p>
+    <w:p>
+      <w:pPr>
+        <w:spacing w:before="240" w:after="120" w:line="240" w:lineRule="auto"/>
+        <w:jc w:val="center"/>
+        <w:rPr>
+          <w:rFonts w:cstheme="minorHAnsi"/>
+          <w:b/>
+          <w:bCs/>
+          <w:sz w:val="40"/>
+          <w:szCs w:val="40"/>
+        </w:rPr>
+      </w:pPr>
+      <w:r>
+        <w:rPr>
+          <w:rFonts w:cstheme="minorHAnsi"/>
+          <w:b/>
+          <w:bCs/>
+          <w:sz w:val="40"/>
+          <w:szCs w:val="40"/>
+        </w:rPr>
+        <w:t>En bleu les livres très récents</w:t>
+      </w:r>
+    </w:p>
+    <w:p>
+      <w:pPr>
+        <w:spacing w:before="240" w:after="120" w:line="240" w:lineRule="auto"/>
+        <w:jc w:val="center"/>
+        <w:rPr>
+          <w:rFonts w:cstheme="minorHAnsi"/>
+          <w:b/>
+          <w:bCs/>
+          <w:sz w:val="40"/>
+          <w:szCs w:val="40"/>
+        </w:rPr>
+      </w:pPr>
+    </w:p>
+    <w:p>
+      <w:pPr>
+        <w:spacing w:before="240" w:after="120" w:line="240" w:lineRule="auto"/>
+        <w:jc w:val="center"/>
+        <w:rPr>
+          <w:rFonts w:cstheme="minorHAnsi"/>
+          <w:b/>
+          <w:bCs/>
+          <w:sz w:val="40"/>
+          <w:szCs w:val="40"/>
+        </w:rPr>
+      </w:pPr>
     </w:p>
     <w:p>
       <w:pPr>
@@ -135,7 +183,7 @@
         <w:pStyle w:val="Paragraphedeliste"/>
         <w:numPr>
           <w:ilvl w:val="0"/>
-          <w:numId w:val="43"/>
+          <w:numId w:val="44"/>
         </w:numPr>
         <w:spacing w:after="0" w:line="240" w:lineRule="auto"/>
         <w:rPr>
@@ -153,7 +201,29 @@
           <w:sz w:val="28"/>
           <w:szCs w:val="28"/>
         </w:rPr>
-        <w:t>BANKS Russell                                 American spirits</w:t>
+        <w:t xml:space="preserve">ALTAN Ahmet                                                  </w:t>
+      </w:r>
+      <w:r>
+        <w:rPr>
+          <w:rFonts w:cstheme="minorHAnsi"/>
+          <w:b/>
+          <w:bCs/>
+          <w:color w:val="002060"/>
+          <w:sz w:val="28"/>
+          <w:szCs w:val="28"/>
+        </w:rPr>
+        <w:t xml:space="preserve"> </w:t>
+      </w:r>
+      <w:r>
+        <w:rPr>
+          <w:rFonts w:cstheme="minorHAnsi"/>
+          <w:b/>
+          <w:bCs/>
+          <w:color w:val="002060"/>
+          <w:sz w:val="28"/>
+          <w:szCs w:val="28"/>
+        </w:rPr>
+        <w:t>Boléro</w:t>
       </w:r>
     </w:p>
     <w:p>
@@ -161,7 +231,7 @@
         <w:pStyle w:val="Paragraphedeliste"/>
         <w:numPr>
           <w:ilvl w:val="0"/>
-          <w:numId w:val="43"/>
+          <w:numId w:val="44"/>
         </w:numPr>
         <w:spacing w:after="0" w:line="240" w:lineRule="auto"/>
         <w:rPr>
@@ -179,7 +249,29 @@
           <w:sz w:val="28"/>
           <w:szCs w:val="28"/>
         </w:rPr>
-        <w:t>COUTARD Hélène                           Explosives</w:t>
+        <w:t xml:space="preserve">BAJANI Andrea                                                </w:t>
+      </w:r>
+      <w:r>
+        <w:rPr>
+          <w:rFonts w:cstheme="minorHAnsi"/>
+          <w:b/>
+          <w:bCs/>
+          <w:color w:val="002060"/>
+          <w:sz w:val="28"/>
+          <w:szCs w:val="28"/>
+        </w:rPr>
+        <w:t xml:space="preserve"> </w:t>
+      </w:r>
+      <w:r>
+        <w:rPr>
+          <w:rFonts w:cstheme="minorHAnsi"/>
+          <w:b/>
+          <w:bCs/>
+          <w:color w:val="002060"/>
+          <w:sz w:val="28"/>
+          <w:szCs w:val="28"/>
+        </w:rPr>
+        <w:t>L’anniversaire (Prix Strega 2025)</w:t>
       </w:r>
     </w:p>
     <w:p>
@@ -187,7 +279,7 @@
         <w:pStyle w:val="Paragraphedeliste"/>
         <w:numPr>
           <w:ilvl w:val="0"/>
-          <w:numId w:val="43"/>
+          <w:numId w:val="44"/>
         </w:numPr>
         <w:spacing w:after="0" w:line="240" w:lineRule="auto"/>
         <w:rPr>
@@ -205,7 +297,29 @@
           <w:sz w:val="28"/>
           <w:szCs w:val="28"/>
         </w:rPr>
-        <w:t>ELKAIM Olivia                                  La disparition des choses</w:t>
+        <w:t xml:space="preserve">BARBIER Anne                                                 </w:t>
+      </w:r>
+      <w:r>
+        <w:rPr>
+          <w:rFonts w:cstheme="minorHAnsi"/>
+          <w:b/>
+          <w:bCs/>
+          <w:color w:val="002060"/>
+          <w:sz w:val="28"/>
+          <w:szCs w:val="28"/>
+        </w:rPr>
+        <w:t xml:space="preserve"> </w:t>
+      </w:r>
+      <w:r>
+        <w:rPr>
+          <w:rFonts w:cstheme="minorHAnsi"/>
+          <w:b/>
+          <w:bCs/>
+          <w:color w:val="002060"/>
+          <w:sz w:val="28"/>
+          <w:szCs w:val="28"/>
+        </w:rPr>
+        <w:t xml:space="preserve">Les Tickets d’or </w:t>
       </w:r>
     </w:p>
     <w:p>
@@ -213,7 +327,7 @@
         <w:pStyle w:val="Paragraphedeliste"/>
         <w:numPr>
           <w:ilvl w:val="0"/>
-          <w:numId w:val="43"/>
+          <w:numId w:val="44"/>
         </w:numPr>
         <w:spacing w:after="0" w:line="240" w:lineRule="auto"/>
         <w:rPr>
@@ -231,7 +345,40 @@
           <w:sz w:val="28"/>
           <w:szCs w:val="28"/>
         </w:rPr>
-        <w:t>FOMBELLE Timothée (de)             La vie entière</w:t>
+        <w:t xml:space="preserve">BARNES Julian                                                 </w:t>
+      </w:r>
+      <w:r>
+        <w:rPr>
+          <w:rFonts w:cstheme="minorHAnsi"/>
+          <w:b/>
+          <w:bCs/>
+          <w:color w:val="002060"/>
+          <w:sz w:val="28"/>
+          <w:szCs w:val="28"/>
+        </w:rPr>
+        <w:t xml:space="preserve"> </w:t>
+      </w:r>
+      <w:r>
+        <w:rPr>
+          <w:rFonts w:cstheme="minorHAnsi"/>
+          <w:b/>
+          <w:bCs/>
+          <w:color w:val="002060"/>
+          <w:sz w:val="28"/>
+          <w:szCs w:val="28"/>
+        </w:rPr>
+        <w:t xml:space="preserve"> </w:t>
+      </w:r>
+      <w:r>
+        <w:rPr>
+          <w:rFonts w:cstheme="minorHAnsi"/>
+          <w:b/>
+          <w:bCs/>
+          <w:color w:val="002060"/>
+          <w:sz w:val="28"/>
+          <w:szCs w:val="28"/>
+        </w:rPr>
+        <w:t>Départ(s)</w:t>
       </w:r>
     </w:p>
     <w:p>
@@ -239,7 +386,7 @@
         <w:pStyle w:val="Paragraphedeliste"/>
         <w:numPr>
           <w:ilvl w:val="0"/>
-          <w:numId w:val="43"/>
+          <w:numId w:val="44"/>
         </w:numPr>
         <w:spacing w:after="0" w:line="240" w:lineRule="auto"/>
         <w:rPr>
@@ -251,13 +398,10 @@
       <w:r>
         <w:rPr>
           <w:rFonts w:cstheme="minorHAnsi"/>
-          <w:b/>
-          <w:bCs/>
-          <w:color w:val="002060"/>
-          <w:sz w:val="28"/>
-          <w:szCs w:val="28"/>
-        </w:rPr>
-        <w:t xml:space="preserve">HOPE Anna                                       Nos héritages </w:t>
+          <w:sz w:val="28"/>
+          <w:szCs w:val="28"/>
+        </w:rPr>
+        <w:t>BRONTË Charlotte                                            Jane Eyre (poche)</w:t>
       </w:r>
     </w:p>
     <w:p>
@@ -265,7 +409,7 @@
         <w:pStyle w:val="Paragraphedeliste"/>
         <w:numPr>
           <w:ilvl w:val="0"/>
-          <w:numId w:val="43"/>
+          <w:numId w:val="44"/>
         </w:numPr>
         <w:spacing w:after="0" w:line="240" w:lineRule="auto"/>
         <w:rPr>
@@ -283,7 +427,29 @@
           <w:sz w:val="28"/>
           <w:szCs w:val="28"/>
         </w:rPr>
-        <w:t>LUSTGARTEN Anders                     Trois enterrements</w:t>
+        <w:t xml:space="preserve">DEBRE Constance                                            </w:t>
+      </w:r>
+      <w:r>
+        <w:rPr>
+          <w:rFonts w:cstheme="minorHAnsi"/>
+          <w:b/>
+          <w:bCs/>
+          <w:color w:val="002060"/>
+          <w:sz w:val="28"/>
+          <w:szCs w:val="28"/>
+        </w:rPr>
+        <w:t xml:space="preserve"> </w:t>
+      </w:r>
+      <w:r>
+        <w:rPr>
+          <w:rFonts w:cstheme="minorHAnsi"/>
+          <w:b/>
+          <w:bCs/>
+          <w:color w:val="002060"/>
+          <w:sz w:val="28"/>
+          <w:szCs w:val="28"/>
+        </w:rPr>
+        <w:t>Protocoles</w:t>
       </w:r>
     </w:p>
     <w:p>
@@ -291,7 +457,7 @@
         <w:pStyle w:val="Paragraphedeliste"/>
         <w:numPr>
           <w:ilvl w:val="0"/>
-          <w:numId w:val="43"/>
+          <w:numId w:val="44"/>
         </w:numPr>
         <w:spacing w:after="0" w:line="240" w:lineRule="auto"/>
         <w:rPr>
@@ -309,7 +475,7 @@
           <w:sz w:val="28"/>
           <w:szCs w:val="28"/>
         </w:rPr>
-        <w:t xml:space="preserve">NAPOLITANO Ann                          Les bien-aimés </w:t>
+        <w:t>DESARTHE Agnès                                              qui se ressemble</w:t>
       </w:r>
     </w:p>
     <w:p>
@@ -317,7 +483,7 @@
         <w:pStyle w:val="Paragraphedeliste"/>
         <w:numPr>
           <w:ilvl w:val="0"/>
-          <w:numId w:val="43"/>
+          <w:numId w:val="44"/>
         </w:numPr>
         <w:spacing w:after="0" w:line="240" w:lineRule="auto"/>
         <w:rPr>
@@ -335,7 +501,40 @@
           <w:sz w:val="28"/>
           <w:szCs w:val="28"/>
         </w:rPr>
-        <w:t>SCHLESSER Thomas                        Le Chat du Jardinier</w:t>
+        <w:t xml:space="preserve">HIGASHINO Keigo                                           </w:t>
+      </w:r>
+      <w:r>
+        <w:rPr>
+          <w:rFonts w:cstheme="minorHAnsi"/>
+          <w:b/>
+          <w:bCs/>
+          <w:color w:val="002060"/>
+          <w:sz w:val="28"/>
+          <w:szCs w:val="28"/>
+        </w:rPr>
+        <w:t xml:space="preserve"> </w:t>
+      </w:r>
+      <w:r>
+        <w:rPr>
+          <w:rFonts w:cstheme="minorHAnsi"/>
+          <w:b/>
+          <w:bCs/>
+          <w:color w:val="002060"/>
+          <w:sz w:val="28"/>
+          <w:szCs w:val="28"/>
+        </w:rPr>
+        <w:t xml:space="preserve"> </w:t>
+      </w:r>
+      <w:r>
+        <w:rPr>
+          <w:rFonts w:cstheme="minorHAnsi"/>
+          <w:b/>
+          <w:bCs/>
+          <w:color w:val="002060"/>
+          <w:sz w:val="28"/>
+          <w:szCs w:val="28"/>
+        </w:rPr>
+        <w:t>Le gardien du camphrier</w:t>
       </w:r>
     </w:p>
     <w:p>
@@ -343,7 +542,7 @@
         <w:pStyle w:val="Paragraphedeliste"/>
         <w:numPr>
           <w:ilvl w:val="0"/>
-          <w:numId w:val="43"/>
+          <w:numId w:val="44"/>
         </w:numPr>
         <w:spacing w:after="0" w:line="240" w:lineRule="auto"/>
         <w:rPr>
@@ -361,8 +560,618 @@
           <w:sz w:val="28"/>
           <w:szCs w:val="28"/>
         </w:rPr>
-        <w:t xml:space="preserve">VERONESI Sandro                           Septembre noir </w:t>
-      </w:r>
+        <w:t>JOYCE Rachel                                                     La villa du lac</w:t>
+      </w:r>
+    </w:p>
+    <w:p>
+      <w:pPr>
+        <w:pStyle w:val="Paragraphedeliste"/>
+        <w:numPr>
+          <w:ilvl w:val="0"/>
+          <w:numId w:val="44"/>
+        </w:numPr>
+        <w:spacing w:after="0" w:line="240" w:lineRule="auto"/>
+        <w:rPr>
+          <w:rFonts w:cstheme="minorHAnsi"/>
+          <w:sz w:val="28"/>
+          <w:szCs w:val="28"/>
+        </w:rPr>
+      </w:pPr>
+      <w:r>
+        <w:rPr>
+          <w:rFonts w:cstheme="minorHAnsi"/>
+          <w:b/>
+          <w:bCs/>
+          <w:color w:val="002060"/>
+          <w:sz w:val="28"/>
+          <w:szCs w:val="28"/>
+        </w:rPr>
+        <w:t>KHADRA Yasmina                                             Le prieur de B</w:t>
+      </w:r>
+      <w:r>
+        <w:rPr>
+          <w:rFonts w:cstheme="minorHAnsi"/>
+          <w:b/>
+          <w:bCs/>
+          <w:color w:val="002060"/>
+          <w:sz w:val="28"/>
+          <w:szCs w:val="28"/>
+        </w:rPr>
+        <w:t>e</w:t>
+      </w:r>
+      <w:r>
+        <w:rPr>
+          <w:rFonts w:cstheme="minorHAnsi"/>
+          <w:b/>
+          <w:bCs/>
+          <w:color w:val="002060"/>
+          <w:sz w:val="28"/>
+          <w:szCs w:val="28"/>
+        </w:rPr>
+        <w:t>thléem</w:t>
+      </w:r>
+    </w:p>
+    <w:p>
+      <w:pPr>
+        <w:pStyle w:val="Paragraphedeliste"/>
+        <w:numPr>
+          <w:ilvl w:val="0"/>
+          <w:numId w:val="44"/>
+        </w:numPr>
+        <w:spacing w:after="0" w:line="240" w:lineRule="auto"/>
+        <w:rPr>
+          <w:rFonts w:cstheme="minorHAnsi"/>
+          <w:sz w:val="28"/>
+          <w:szCs w:val="28"/>
+        </w:rPr>
+      </w:pPr>
+      <w:r>
+        <w:rPr>
+          <w:rFonts w:cstheme="minorHAnsi"/>
+          <w:b/>
+          <w:bCs/>
+          <w:sz w:val="28"/>
+          <w:szCs w:val="28"/>
+        </w:rPr>
+        <w:t xml:space="preserve">LESSING Doris                                                  </w:t>
+      </w:r>
+      <w:r>
+        <w:rPr>
+          <w:rFonts w:cstheme="minorHAnsi"/>
+          <w:b/>
+          <w:bCs/>
+          <w:sz w:val="28"/>
+          <w:szCs w:val="28"/>
+        </w:rPr>
+        <w:t xml:space="preserve"> </w:t>
+      </w:r>
+      <w:r>
+        <w:rPr>
+          <w:rFonts w:cstheme="minorHAnsi"/>
+          <w:b/>
+          <w:bCs/>
+          <w:sz w:val="28"/>
+          <w:szCs w:val="28"/>
+        </w:rPr>
+        <w:t xml:space="preserve"> Le carnet d’or (poche)</w:t>
+      </w:r>
+    </w:p>
+    <w:p>
+      <w:pPr>
+        <w:pStyle w:val="Paragraphedeliste"/>
+        <w:numPr>
+          <w:ilvl w:val="0"/>
+          <w:numId w:val="44"/>
+        </w:numPr>
+        <w:spacing w:after="0" w:line="240" w:lineRule="auto"/>
+        <w:rPr>
+          <w:rFonts w:cstheme="minorHAnsi"/>
+          <w:sz w:val="28"/>
+          <w:szCs w:val="28"/>
+        </w:rPr>
+      </w:pPr>
+      <w:r>
+        <w:rPr>
+          <w:rFonts w:cstheme="minorHAnsi"/>
+          <w:b/>
+          <w:bCs/>
+          <w:color w:val="002060"/>
+          <w:sz w:val="28"/>
+          <w:szCs w:val="28"/>
+        </w:rPr>
+        <w:t>MUSSO Guillaume                                            Le crime du paradis</w:t>
+      </w:r>
+    </w:p>
+    <w:p>
+      <w:pPr>
+        <w:pStyle w:val="Paragraphedeliste"/>
+        <w:numPr>
+          <w:ilvl w:val="0"/>
+          <w:numId w:val="44"/>
+        </w:numPr>
+        <w:spacing w:after="0" w:line="240" w:lineRule="auto"/>
+        <w:rPr>
+          <w:rFonts w:cstheme="minorHAnsi"/>
+          <w:sz w:val="28"/>
+          <w:szCs w:val="28"/>
+        </w:rPr>
+      </w:pPr>
+      <w:r>
+        <w:rPr>
+          <w:rFonts w:cstheme="minorHAnsi"/>
+          <w:b/>
+          <w:bCs/>
+          <w:color w:val="002060"/>
+          <w:sz w:val="28"/>
+          <w:szCs w:val="28"/>
+        </w:rPr>
+        <w:t>PADURA Leonardo                                           Aller à La Havane</w:t>
+      </w:r>
+    </w:p>
+    <w:p>
+      <w:pPr>
+        <w:pStyle w:val="Paragraphedeliste"/>
+        <w:numPr>
+          <w:ilvl w:val="0"/>
+          <w:numId w:val="44"/>
+        </w:numPr>
+        <w:spacing w:after="0" w:line="240" w:lineRule="auto"/>
+        <w:rPr>
+          <w:rFonts w:cstheme="minorHAnsi"/>
+          <w:sz w:val="28"/>
+          <w:szCs w:val="28"/>
+        </w:rPr>
+      </w:pPr>
+      <w:r>
+        <w:rPr>
+          <w:rFonts w:cstheme="minorHAnsi"/>
+          <w:b/>
+          <w:bCs/>
+          <w:color w:val="002060"/>
+          <w:sz w:val="28"/>
+          <w:szCs w:val="28"/>
+        </w:rPr>
+        <w:t>ROSNAY Tatiana (</w:t>
+      </w:r>
+      <w:proofErr w:type="gramStart"/>
+      <w:r>
+        <w:rPr>
+          <w:rFonts w:cstheme="minorHAnsi"/>
+          <w:b/>
+          <w:bCs/>
+          <w:color w:val="002060"/>
+          <w:sz w:val="28"/>
+          <w:szCs w:val="28"/>
+        </w:rPr>
+        <w:t xml:space="preserve">de)   </w:t>
+      </w:r>
+      <w:proofErr w:type="gramEnd"/>
+      <w:r>
+        <w:rPr>
+          <w:rFonts w:cstheme="minorHAnsi"/>
+          <w:b/>
+          <w:bCs/>
+          <w:color w:val="002060"/>
+          <w:sz w:val="28"/>
+          <w:szCs w:val="28"/>
+        </w:rPr>
+        <w:t xml:space="preserve">                                    Les cœurs sont faits pour ê</w:t>
+      </w:r>
+      <w:r>
+        <w:rPr>
+          <w:rFonts w:cstheme="minorHAnsi"/>
+          <w:b/>
+          <w:bCs/>
+          <w:color w:val="002060"/>
+          <w:sz w:val="28"/>
+          <w:szCs w:val="28"/>
+        </w:rPr>
+        <w:t>t</w:t>
+      </w:r>
+      <w:r>
+        <w:rPr>
+          <w:rFonts w:cstheme="minorHAnsi"/>
+          <w:b/>
+          <w:bCs/>
+          <w:color w:val="002060"/>
+          <w:sz w:val="28"/>
+          <w:szCs w:val="28"/>
+        </w:rPr>
+        <w:t xml:space="preserve">re </w:t>
+      </w:r>
+      <w:r>
+        <w:rPr>
+          <w:rFonts w:cstheme="minorHAnsi"/>
+          <w:b/>
+          <w:bCs/>
+          <w:color w:val="002060"/>
+          <w:sz w:val="28"/>
+          <w:szCs w:val="28"/>
+        </w:rPr>
+        <w:t xml:space="preserve">   </w:t>
+      </w:r>
+    </w:p>
+    <w:p>
+      <w:pPr>
+        <w:pStyle w:val="Paragraphedeliste"/>
+        <w:spacing w:after="0" w:line="240" w:lineRule="auto"/>
+        <w:rPr>
+          <w:rFonts w:cstheme="minorHAnsi"/>
+          <w:sz w:val="28"/>
+          <w:szCs w:val="28"/>
+        </w:rPr>
+      </w:pPr>
+      <w:r>
+        <w:rPr>
+          <w:rFonts w:cstheme="minorHAnsi"/>
+          <w:b/>
+          <w:bCs/>
+          <w:color w:val="002060"/>
+          <w:sz w:val="28"/>
+          <w:szCs w:val="28"/>
+        </w:rPr>
+        <w:t xml:space="preserve">                                                                              </w:t>
+      </w:r>
+      <w:proofErr w:type="gramStart"/>
+      <w:r>
+        <w:rPr>
+          <w:rFonts w:cstheme="minorHAnsi"/>
+          <w:b/>
+          <w:bCs/>
+          <w:color w:val="002060"/>
+          <w:sz w:val="28"/>
+          <w:szCs w:val="28"/>
+        </w:rPr>
+        <w:t>brisés</w:t>
+      </w:r>
+      <w:proofErr w:type="gramEnd"/>
+      <w:r>
+        <w:rPr>
+          <w:rFonts w:cstheme="minorHAnsi"/>
+          <w:b/>
+          <w:bCs/>
+          <w:color w:val="002060"/>
+          <w:sz w:val="28"/>
+          <w:szCs w:val="28"/>
+        </w:rPr>
+        <w:t xml:space="preserve">                                                                       </w:t>
+      </w:r>
+    </w:p>
+    <w:p>
+      <w:pPr>
+        <w:pStyle w:val="Paragraphedeliste"/>
+        <w:numPr>
+          <w:ilvl w:val="0"/>
+          <w:numId w:val="44"/>
+        </w:numPr>
+        <w:spacing w:after="0" w:line="240" w:lineRule="auto"/>
+        <w:rPr>
+          <w:rFonts w:cstheme="minorHAnsi"/>
+          <w:sz w:val="28"/>
+          <w:szCs w:val="28"/>
+        </w:rPr>
+      </w:pPr>
+      <w:r>
+        <w:rPr>
+          <w:rFonts w:cstheme="minorHAnsi"/>
+          <w:sz w:val="28"/>
+          <w:szCs w:val="28"/>
+        </w:rPr>
+        <w:t xml:space="preserve">ROTH Philip                                                        Le complot contre l’Amérique </w:t>
+      </w:r>
+    </w:p>
+    <w:p>
+      <w:pPr>
+        <w:pStyle w:val="Paragraphedeliste"/>
+        <w:numPr>
+          <w:ilvl w:val="0"/>
+          <w:numId w:val="44"/>
+        </w:numPr>
+        <w:spacing w:after="0" w:line="240" w:lineRule="auto"/>
+        <w:rPr>
+          <w:rFonts w:cstheme="minorHAnsi"/>
+          <w:sz w:val="28"/>
+          <w:szCs w:val="28"/>
+        </w:rPr>
+      </w:pPr>
+      <w:r>
+        <w:rPr>
+          <w:rFonts w:cstheme="minorHAnsi"/>
+          <w:b/>
+          <w:bCs/>
+          <w:color w:val="002060"/>
+          <w:sz w:val="28"/>
+          <w:szCs w:val="28"/>
+        </w:rPr>
+        <w:t xml:space="preserve">SCHMITT </w:t>
+      </w:r>
+      <w:proofErr w:type="spellStart"/>
+      <w:r>
+        <w:rPr>
+          <w:rFonts w:cstheme="minorHAnsi"/>
+          <w:b/>
+          <w:bCs/>
+          <w:color w:val="002060"/>
+          <w:sz w:val="28"/>
+          <w:szCs w:val="28"/>
+        </w:rPr>
+        <w:t>Eric</w:t>
+      </w:r>
+      <w:proofErr w:type="spellEnd"/>
+      <w:r>
+        <w:rPr>
+          <w:rFonts w:cstheme="minorHAnsi"/>
+          <w:b/>
+          <w:bCs/>
+          <w:color w:val="002060"/>
+          <w:sz w:val="28"/>
+          <w:szCs w:val="28"/>
+        </w:rPr>
+        <w:t>-Emmanuel                                Juste après Dieu, il y a papa</w:t>
+      </w:r>
+    </w:p>
+    <w:p>
+      <w:pPr>
+        <w:pStyle w:val="Paragraphedeliste"/>
+        <w:numPr>
+          <w:ilvl w:val="0"/>
+          <w:numId w:val="44"/>
+        </w:numPr>
+        <w:spacing w:after="0" w:line="240" w:lineRule="auto"/>
+        <w:rPr>
+          <w:rFonts w:cstheme="minorHAnsi"/>
+          <w:sz w:val="28"/>
+          <w:szCs w:val="28"/>
+        </w:rPr>
+      </w:pPr>
+      <w:r>
+        <w:rPr>
+          <w:rFonts w:cstheme="minorHAnsi"/>
+          <w:b/>
+          <w:bCs/>
+          <w:color w:val="002060"/>
+          <w:sz w:val="28"/>
+          <w:szCs w:val="28"/>
+        </w:rPr>
+        <w:t xml:space="preserve">SHRIVER Lionel                                               </w:t>
+      </w:r>
+      <w:r>
+        <w:rPr>
+          <w:rFonts w:cstheme="minorHAnsi"/>
+          <w:b/>
+          <w:bCs/>
+          <w:color w:val="002060"/>
+          <w:sz w:val="28"/>
+          <w:szCs w:val="28"/>
+        </w:rPr>
+        <w:t xml:space="preserve"> </w:t>
+      </w:r>
+      <w:r>
+        <w:rPr>
+          <w:rFonts w:cstheme="minorHAnsi"/>
+          <w:b/>
+          <w:bCs/>
+          <w:color w:val="002060"/>
+          <w:sz w:val="28"/>
+          <w:szCs w:val="28"/>
+        </w:rPr>
+        <w:t xml:space="preserve">  Il faut qu’on parle de Kevin (poche)</w:t>
+      </w:r>
+    </w:p>
+    <w:p>
+      <w:pPr>
+        <w:pStyle w:val="Paragraphedeliste"/>
+        <w:numPr>
+          <w:ilvl w:val="0"/>
+          <w:numId w:val="44"/>
+        </w:numPr>
+        <w:spacing w:after="0" w:line="240" w:lineRule="auto"/>
+        <w:rPr>
+          <w:rFonts w:cstheme="minorHAnsi"/>
+          <w:sz w:val="28"/>
+          <w:szCs w:val="28"/>
+        </w:rPr>
+      </w:pPr>
+      <w:r>
+        <w:rPr>
+          <w:rFonts w:cstheme="minorHAnsi"/>
+          <w:b/>
+          <w:bCs/>
+          <w:color w:val="002060"/>
+          <w:sz w:val="28"/>
+          <w:szCs w:val="28"/>
+        </w:rPr>
+        <w:t>SZALAY David                                                    Chair</w:t>
+      </w:r>
+    </w:p>
+    <w:p>
+      <w:pPr>
+        <w:pStyle w:val="Paragraphedeliste"/>
+        <w:numPr>
+          <w:ilvl w:val="0"/>
+          <w:numId w:val="44"/>
+        </w:numPr>
+        <w:spacing w:after="0" w:line="240" w:lineRule="auto"/>
+        <w:rPr>
+          <w:rFonts w:cstheme="minorHAnsi"/>
+          <w:sz w:val="28"/>
+          <w:szCs w:val="28"/>
+        </w:rPr>
+      </w:pPr>
+      <w:r>
+        <w:rPr>
+          <w:rFonts w:cstheme="minorHAnsi"/>
+          <w:b/>
+          <w:bCs/>
+          <w:color w:val="002060"/>
+          <w:sz w:val="28"/>
+          <w:szCs w:val="28"/>
+        </w:rPr>
+        <w:t>TALLENT Gabriel                                               La Voie</w:t>
+      </w:r>
+    </w:p>
+    <w:p>
+      <w:pPr>
+        <w:pStyle w:val="Paragraphedeliste"/>
+        <w:numPr>
+          <w:ilvl w:val="0"/>
+          <w:numId w:val="44"/>
+        </w:numPr>
+        <w:spacing w:after="0" w:line="240" w:lineRule="auto"/>
+        <w:rPr>
+          <w:rFonts w:cstheme="minorHAnsi"/>
+          <w:sz w:val="28"/>
+          <w:szCs w:val="28"/>
+        </w:rPr>
+      </w:pPr>
+      <w:r>
+        <w:rPr>
+          <w:rFonts w:cstheme="minorHAnsi"/>
+          <w:sz w:val="28"/>
+          <w:szCs w:val="28"/>
+        </w:rPr>
+        <w:t>TARDIEU Christophe                                         Le déjeuner de Colombey</w:t>
+      </w:r>
+    </w:p>
+    <w:p>
+      <w:pPr>
+        <w:pStyle w:val="Paragraphedeliste"/>
+        <w:numPr>
+          <w:ilvl w:val="0"/>
+          <w:numId w:val="44"/>
+        </w:numPr>
+        <w:spacing w:after="0" w:line="240" w:lineRule="auto"/>
+        <w:rPr>
+          <w:rFonts w:cstheme="minorHAnsi"/>
+          <w:sz w:val="28"/>
+          <w:szCs w:val="28"/>
+        </w:rPr>
+      </w:pPr>
+      <w:r>
+        <w:rPr>
+          <w:rFonts w:cstheme="minorHAnsi"/>
+          <w:b/>
+          <w:bCs/>
+          <w:color w:val="002060"/>
+          <w:sz w:val="28"/>
+          <w:szCs w:val="28"/>
+        </w:rPr>
+        <w:t>TOIBIN Colm                                                      Long Island</w:t>
+      </w:r>
+    </w:p>
+    <w:p>
+      <w:pPr>
+        <w:pStyle w:val="Paragraphedeliste"/>
+        <w:numPr>
+          <w:ilvl w:val="0"/>
+          <w:numId w:val="44"/>
+        </w:numPr>
+        <w:spacing w:after="0" w:line="240" w:lineRule="auto"/>
+        <w:rPr>
+          <w:rFonts w:cstheme="minorHAnsi"/>
+          <w:sz w:val="28"/>
+          <w:szCs w:val="28"/>
+        </w:rPr>
+      </w:pPr>
+      <w:r>
+        <w:rPr>
+          <w:rFonts w:cstheme="minorHAnsi"/>
+          <w:b/>
+          <w:bCs/>
+          <w:color w:val="002060"/>
+          <w:sz w:val="28"/>
+          <w:szCs w:val="28"/>
+        </w:rPr>
+        <w:t>VALLEJO Irène                                                   Carthage</w:t>
+      </w:r>
+    </w:p>
+    <w:p>
+      <w:pPr>
+        <w:spacing w:after="0" w:line="240" w:lineRule="auto"/>
+        <w:ind w:left="360"/>
+        <w:rPr>
+          <w:rFonts w:cstheme="minorHAnsi"/>
+          <w:sz w:val="28"/>
+          <w:szCs w:val="28"/>
+        </w:rPr>
+      </w:pPr>
+    </w:p>
+    <w:p>
+      <w:pPr>
+        <w:spacing w:after="0" w:line="240" w:lineRule="auto"/>
+        <w:ind w:left="360"/>
+        <w:rPr>
+          <w:rFonts w:cstheme="minorHAnsi"/>
+          <w:sz w:val="28"/>
+          <w:szCs w:val="28"/>
+        </w:rPr>
+      </w:pPr>
+    </w:p>
+    <w:p>
+      <w:pPr>
+        <w:spacing w:after="0" w:line="240" w:lineRule="auto"/>
+        <w:ind w:left="360"/>
+        <w:rPr>
+          <w:rFonts w:cstheme="minorHAnsi"/>
+          <w:sz w:val="28"/>
+          <w:szCs w:val="28"/>
+        </w:rPr>
+      </w:pPr>
+    </w:p>
+    <w:p>
+      <w:pPr>
+        <w:spacing w:after="0" w:line="240" w:lineRule="auto"/>
+        <w:ind w:left="360"/>
+        <w:rPr>
+          <w:rFonts w:cstheme="minorHAnsi"/>
+          <w:sz w:val="28"/>
+          <w:szCs w:val="28"/>
+        </w:rPr>
+      </w:pPr>
+    </w:p>
+    <w:p>
+      <w:pPr>
+        <w:spacing w:after="0" w:line="240" w:lineRule="auto"/>
+        <w:ind w:left="360"/>
+        <w:rPr>
+          <w:rFonts w:cstheme="minorHAnsi"/>
+          <w:sz w:val="28"/>
+          <w:szCs w:val="28"/>
+        </w:rPr>
+      </w:pPr>
+    </w:p>
+    <w:p>
+      <w:pPr>
+        <w:spacing w:after="0" w:line="240" w:lineRule="auto"/>
+        <w:ind w:left="360"/>
+        <w:rPr>
+          <w:rFonts w:cstheme="minorHAnsi"/>
+          <w:sz w:val="28"/>
+          <w:szCs w:val="28"/>
+        </w:rPr>
+      </w:pPr>
+    </w:p>
+    <w:p>
+      <w:pPr>
+        <w:spacing w:after="0" w:line="240" w:lineRule="auto"/>
+        <w:ind w:left="360"/>
+        <w:rPr>
+          <w:rFonts w:cstheme="minorHAnsi"/>
+          <w:sz w:val="28"/>
+          <w:szCs w:val="28"/>
+        </w:rPr>
+      </w:pPr>
+    </w:p>
+    <w:p>
+      <w:pPr>
+        <w:spacing w:after="0" w:line="240" w:lineRule="auto"/>
+        <w:ind w:left="360"/>
+        <w:rPr>
+          <w:rFonts w:cstheme="minorHAnsi"/>
+          <w:sz w:val="28"/>
+          <w:szCs w:val="28"/>
+        </w:rPr>
+      </w:pPr>
     </w:p>
     <w:p>
       <w:pPr>
@@ -418,37 +1227,24 @@
           <w:rFonts w:cstheme="minorHAnsi"/>
           <w:b/>
           <w:bCs/>
-          <w:sz w:val="28"/>
-          <w:szCs w:val="28"/>
-          <w:lang w:val="es-ES"/>
-        </w:rPr>
-      </w:pPr>
-      <w:r>
-        <w:rPr>
-          <w:rFonts w:cstheme="minorHAnsi"/>
-          <w:b/>
-          <w:bCs/>
-          <w:color w:val="002060"/>
-          <w:sz w:val="28"/>
-          <w:szCs w:val="28"/>
-          <w:lang w:val="es-ES"/>
-        </w:rPr>
-        <w:t xml:space="preserve">GEORGE Elizabeth                            Une si lente </w:t>
-      </w:r>
-      <w:proofErr w:type="spellStart"/>
-      <w:r>
-        <w:rPr>
-          <w:rFonts w:cstheme="minorHAnsi"/>
-          <w:b/>
-          <w:bCs/>
-          <w:color w:val="002060"/>
-          <w:sz w:val="28"/>
-          <w:szCs w:val="28"/>
-          <w:lang w:val="es-ES"/>
-        </w:rPr>
-        <w:t>agonie</w:t>
-      </w:r>
-      <w:proofErr w:type="spellEnd"/>
+          <w:color w:val="002060"/>
+          <w:sz w:val="28"/>
+          <w:szCs w:val="28"/>
+          <w:lang w:val="es-ES"/>
+        </w:rPr>
+      </w:pPr>
+      <w:r>
+        <w:rPr>
+          <w:rFonts w:cstheme="minorHAnsi"/>
+          <w:b/>
+          <w:bCs/>
+          <w:color w:val="002060"/>
+          <w:sz w:val="28"/>
+          <w:szCs w:val="28"/>
+          <w:lang w:val="es-ES"/>
+        </w:rPr>
+        <w:t>BEAUSSAULT Mathilde                              La Colline</w:t>
+      </w:r>
     </w:p>
     <w:p>
       <w:pPr>
@@ -461,22 +1257,23 @@
           <w:rFonts w:cstheme="minorHAnsi"/>
           <w:b/>
           <w:bCs/>
-          <w:sz w:val="28"/>
-          <w:szCs w:val="28"/>
-          <w:lang w:val="es-ES"/>
-        </w:rPr>
-      </w:pPr>
-      <w:r>
-        <w:rPr>
-          <w:rFonts w:cstheme="minorHAnsi"/>
-          <w:b/>
-          <w:bCs/>
-          <w:color w:val="002060"/>
-          <w:sz w:val="28"/>
-          <w:szCs w:val="28"/>
-          <w:lang w:val="es-ES"/>
-        </w:rPr>
-        <w:t xml:space="preserve">FILIPENKO Sacha                              </w:t>
+          <w:color w:val="002060"/>
+          <w:sz w:val="28"/>
+          <w:szCs w:val="28"/>
+          <w:lang w:val="es-ES"/>
+        </w:rPr>
+      </w:pPr>
+      <w:r>
+        <w:rPr>
+          <w:rFonts w:cstheme="minorHAnsi"/>
+          <w:b/>
+          <w:bCs/>
+          <w:color w:val="002060"/>
+          <w:sz w:val="28"/>
+          <w:szCs w:val="28"/>
+          <w:lang w:val="es-ES"/>
+        </w:rPr>
+        <w:t xml:space="preserve">DEL ARBOL </w:t>
       </w:r>
       <w:proofErr w:type="spellStart"/>
       <w:r>
@@ -489,7 +1286,7 @@
           <w:szCs w:val="28"/>
           <w:lang w:val="es-ES"/>
         </w:rPr>
-        <w:t>Retour</w:t>
+        <w:t>Victor</w:t>
       </w:r>
       <w:proofErr w:type="spellEnd"/>
       <w:r>
@@ -502,7 +1299,31 @@
           <w:szCs w:val="28"/>
           <w:lang w:val="es-ES"/>
         </w:rPr>
-        <w:t xml:space="preserve"> à </w:t>
+        <w:t xml:space="preserve">                                    </w:t>
+      </w:r>
+      <w:r>
+        <w:rPr>
+          <w:rFonts w:cstheme="minorHAnsi"/>
+          <w:b/>
+          <w:bCs/>
+          <w:color w:val="002060"/>
+          <w:sz w:val="28"/>
+          <w:szCs w:val="28"/>
+          <w:lang w:val="es-ES"/>
+        </w:rPr>
+        <w:t xml:space="preserve">   </w:t>
+      </w:r>
+      <w:r>
+        <w:rPr>
+          <w:rFonts w:cstheme="minorHAnsi"/>
+          <w:b/>
+          <w:bCs/>
+          <w:color w:val="002060"/>
+          <w:sz w:val="28"/>
+          <w:szCs w:val="28"/>
+          <w:lang w:val="es-ES"/>
+        </w:rPr>
+        <w:t xml:space="preserve">Le Temps des </w:t>
       </w:r>
       <w:proofErr w:type="spellStart"/>
       <w:r>
@@ -515,7 +1336,33 @@
           <w:szCs w:val="28"/>
           <w:lang w:val="es-ES"/>
         </w:rPr>
-        <w:t>Ostrog</w:t>
+        <w:t>bêtes</w:t>
+      </w:r>
+      <w:proofErr w:type="spellEnd"/>
+      <w:r>
+        <w:rPr>
+          <w:rFonts w:cstheme="minorHAnsi"/>
+          <w:b/>
+          <w:bCs/>
+          <w:color w:val="002060"/>
+          <w:sz w:val="28"/>
+          <w:szCs w:val="28"/>
+          <w:lang w:val="es-ES"/>
+        </w:rPr>
+        <w:t xml:space="preserve"> </w:t>
+      </w:r>
+      <w:proofErr w:type="spellStart"/>
+      <w:r>
+        <w:rPr>
+          <w:rFonts w:cstheme="minorHAnsi"/>
+          <w:b/>
+          <w:bCs/>
+          <w:color w:val="002060"/>
+          <w:sz w:val="28"/>
+          <w:szCs w:val="28"/>
+          <w:lang w:val="es-ES"/>
+        </w:rPr>
+        <w:t>féroces</w:t>
       </w:r>
       <w:proofErr w:type="spellEnd"/>
     </w:p>
@@ -530,43 +1377,99 @@
           <w:rFonts w:cstheme="minorHAnsi"/>
           <w:b/>
           <w:bCs/>
-          <w:sz w:val="28"/>
-          <w:szCs w:val="28"/>
-          <w:lang w:val="es-ES"/>
-        </w:rPr>
-      </w:pPr>
-      <w:r>
-        <w:rPr>
-          <w:rFonts w:cstheme="minorHAnsi"/>
-          <w:b/>
-          <w:bCs/>
-          <w:color w:val="002060"/>
-          <w:sz w:val="28"/>
-          <w:szCs w:val="28"/>
-          <w:lang w:val="es-ES"/>
-        </w:rPr>
-        <w:t xml:space="preserve">LEVISON Iain                                      Les </w:t>
+          <w:color w:val="002060"/>
+          <w:sz w:val="28"/>
+          <w:szCs w:val="28"/>
+          <w:lang w:val="es-ES"/>
+        </w:rPr>
+      </w:pPr>
+      <w:r>
+        <w:rPr>
+          <w:rFonts w:cstheme="minorHAnsi"/>
+          <w:sz w:val="28"/>
+          <w:szCs w:val="28"/>
+          <w:lang w:val="es-ES"/>
+        </w:rPr>
+        <w:t>GARDNER Lisa</w:t>
+      </w:r>
+      <w:r>
+        <w:rPr>
+          <w:rFonts w:cstheme="minorHAnsi"/>
+          <w:b/>
+          <w:bCs/>
+          <w:sz w:val="28"/>
+          <w:szCs w:val="28"/>
+          <w:lang w:val="es-ES"/>
+        </w:rPr>
+        <w:t xml:space="preserve">                                         </w:t>
+      </w:r>
+      <w:r>
+        <w:rPr>
+          <w:rFonts w:cstheme="minorHAnsi"/>
+          <w:b/>
+          <w:bCs/>
+          <w:sz w:val="28"/>
+          <w:szCs w:val="28"/>
+          <w:lang w:val="es-ES"/>
+        </w:rPr>
+        <w:t xml:space="preserve">  </w:t>
+      </w:r>
+      <w:r>
+        <w:rPr>
+          <w:rFonts w:cstheme="minorHAnsi"/>
+          <w:b/>
+          <w:bCs/>
+          <w:sz w:val="28"/>
+          <w:szCs w:val="28"/>
+          <w:lang w:val="es-ES"/>
+        </w:rPr>
+        <w:t xml:space="preserve"> </w:t>
+      </w:r>
+      <w:r>
+        <w:rPr>
+          <w:rFonts w:cstheme="minorHAnsi"/>
+          <w:b/>
+          <w:bCs/>
+          <w:sz w:val="28"/>
+          <w:szCs w:val="28"/>
+          <w:lang w:val="es-ES"/>
+        </w:rPr>
+        <w:t xml:space="preserve"> </w:t>
+      </w:r>
+      <w:r>
+        <w:rPr>
+          <w:rFonts w:cstheme="minorHAnsi"/>
+          <w:b/>
+          <w:bCs/>
+          <w:sz w:val="28"/>
+          <w:szCs w:val="28"/>
+          <w:lang w:val="es-ES"/>
+        </w:rPr>
+        <w:t xml:space="preserve"> </w:t>
+      </w:r>
+      <w:r>
+        <w:rPr>
+          <w:rFonts w:cstheme="minorHAnsi"/>
+          <w:sz w:val="28"/>
+          <w:szCs w:val="28"/>
+          <w:lang w:val="es-ES"/>
+        </w:rPr>
+        <w:t xml:space="preserve">Juste </w:t>
       </w:r>
       <w:proofErr w:type="spellStart"/>
       <w:r>
         <w:rPr>
           <w:rFonts w:cstheme="minorHAnsi"/>
-          <w:b/>
-          <w:bCs/>
-          <w:color w:val="002060"/>
-          <w:sz w:val="28"/>
-          <w:szCs w:val="28"/>
-          <w:lang w:val="es-ES"/>
-        </w:rPr>
-        <w:t>stripteaseuses</w:t>
+          <w:sz w:val="28"/>
+          <w:szCs w:val="28"/>
+          <w:lang w:val="es-ES"/>
+        </w:rPr>
+        <w:t>derrière</w:t>
       </w:r>
       <w:proofErr w:type="spellEnd"/>
       <w:r>
         <w:rPr>
           <w:rFonts w:cstheme="minorHAnsi"/>
-          <w:b/>
-          <w:bCs/>
-          <w:color w:val="002060"/>
           <w:sz w:val="28"/>
           <w:szCs w:val="28"/>
           <w:lang w:val="es-ES"/>
@@ -577,158 +1480,21 @@
       <w:r>
         <w:rPr>
           <w:rFonts w:cstheme="minorHAnsi"/>
-          <w:b/>
-          <w:bCs/>
-          <w:color w:val="002060"/>
-          <w:sz w:val="28"/>
-          <w:szCs w:val="28"/>
-          <w:lang w:val="es-ES"/>
-        </w:rPr>
-        <w:t>ont</w:t>
+          <w:sz w:val="28"/>
+          <w:szCs w:val="28"/>
+          <w:lang w:val="es-ES"/>
+        </w:rPr>
+        <w:t>moi</w:t>
       </w:r>
       <w:proofErr w:type="spellEnd"/>
       <w:r>
         <w:rPr>
           <w:rFonts w:cstheme="minorHAnsi"/>
-          <w:b/>
-          <w:bCs/>
-          <w:color w:val="002060"/>
-          <w:sz w:val="28"/>
-          <w:szCs w:val="28"/>
-          <w:lang w:val="es-ES"/>
-        </w:rPr>
-        <w:t xml:space="preserve"> </w:t>
-      </w:r>
-      <w:proofErr w:type="spellStart"/>
-      <w:r>
-        <w:rPr>
-          <w:rFonts w:cstheme="minorHAnsi"/>
-          <w:b/>
-          <w:bCs/>
-          <w:color w:val="002060"/>
-          <w:sz w:val="28"/>
-          <w:szCs w:val="28"/>
-          <w:lang w:val="es-ES"/>
-        </w:rPr>
-        <w:t>toujours</w:t>
-      </w:r>
-      <w:proofErr w:type="spellEnd"/>
-      <w:r>
-        <w:rPr>
-          <w:rFonts w:cstheme="minorHAnsi"/>
-          <w:b/>
-          <w:bCs/>
-          <w:color w:val="002060"/>
-          <w:sz w:val="28"/>
-          <w:szCs w:val="28"/>
-          <w:lang w:val="es-ES"/>
-        </w:rPr>
-        <w:t xml:space="preserve"> </w:t>
-      </w:r>
-      <w:proofErr w:type="spellStart"/>
-      <w:r>
-        <w:rPr>
-          <w:rFonts w:cstheme="minorHAnsi"/>
-          <w:b/>
-          <w:bCs/>
-          <w:color w:val="002060"/>
-          <w:sz w:val="28"/>
-          <w:szCs w:val="28"/>
-          <w:lang w:val="es-ES"/>
-        </w:rPr>
-        <w:t>besoin</w:t>
-      </w:r>
-      <w:proofErr w:type="spellEnd"/>
-      <w:r>
-        <w:rPr>
-          <w:rFonts w:cstheme="minorHAnsi"/>
-          <w:b/>
-          <w:bCs/>
-          <w:color w:val="002060"/>
-          <w:sz w:val="28"/>
-          <w:szCs w:val="28"/>
-          <w:lang w:val="es-ES"/>
-        </w:rPr>
-        <w:t xml:space="preserve"> </w:t>
-      </w:r>
-    </w:p>
-    <w:p>
-      <w:pPr>
-        <w:pStyle w:val="Paragraphedeliste"/>
-        <w:ind w:left="1080"/>
-        <w:rPr>
-          <w:rFonts w:cstheme="minorHAnsi"/>
-          <w:b/>
-          <w:bCs/>
-          <w:color w:val="002060"/>
-          <w:sz w:val="28"/>
-          <w:szCs w:val="28"/>
-          <w:lang w:val="es-ES"/>
-        </w:rPr>
-      </w:pPr>
-      <w:r>
-        <w:rPr>
-          <w:rFonts w:cstheme="minorHAnsi"/>
-          <w:b/>
-          <w:bCs/>
-          <w:color w:val="002060"/>
-          <w:sz w:val="28"/>
-          <w:szCs w:val="28"/>
-          <w:lang w:val="es-ES"/>
-        </w:rPr>
-        <w:t xml:space="preserve">                                                             de </w:t>
-      </w:r>
-      <w:proofErr w:type="spellStart"/>
-      <w:r>
-        <w:rPr>
-          <w:rFonts w:cstheme="minorHAnsi"/>
-          <w:b/>
-          <w:bCs/>
-          <w:color w:val="002060"/>
-          <w:sz w:val="28"/>
-          <w:szCs w:val="28"/>
-          <w:lang w:val="es-ES"/>
-        </w:rPr>
-        <w:t>conseils</w:t>
-      </w:r>
-      <w:proofErr w:type="spellEnd"/>
-      <w:r>
-        <w:rPr>
-          <w:rFonts w:cstheme="minorHAnsi"/>
-          <w:b/>
-          <w:bCs/>
-          <w:color w:val="002060"/>
-          <w:sz w:val="28"/>
-          <w:szCs w:val="28"/>
-          <w:lang w:val="es-ES"/>
-        </w:rPr>
-        <w:t xml:space="preserve"> </w:t>
-      </w:r>
-      <w:proofErr w:type="spellStart"/>
-      <w:r>
-        <w:rPr>
-          <w:rFonts w:cstheme="minorHAnsi"/>
-          <w:b/>
-          <w:bCs/>
-          <w:color w:val="002060"/>
-          <w:sz w:val="28"/>
-          <w:szCs w:val="28"/>
-          <w:lang w:val="es-ES"/>
-        </w:rPr>
-        <w:t>juridiques</w:t>
-      </w:r>
-      <w:proofErr w:type="spellEnd"/>
-      <w:r>
-        <w:rPr>
-          <w:rFonts w:cstheme="minorHAnsi"/>
-          <w:b/>
-          <w:bCs/>
-          <w:color w:val="002060"/>
-          <w:sz w:val="28"/>
-          <w:szCs w:val="28"/>
-          <w:lang w:val="es-ES"/>
-        </w:rPr>
-        <w:t xml:space="preserve"> </w:t>
+          <w:sz w:val="28"/>
+          <w:szCs w:val="28"/>
+          <w:lang w:val="es-ES"/>
+        </w:rPr>
+        <w:t xml:space="preserve"> (poche)</w:t>
       </w:r>
     </w:p>
     <w:p>
@@ -742,22 +1508,47 @@
           <w:rFonts w:cstheme="minorHAnsi"/>
           <w:b/>
           <w:bCs/>
-          <w:sz w:val="28"/>
-          <w:szCs w:val="28"/>
-          <w:lang w:val="es-ES"/>
-        </w:rPr>
-      </w:pPr>
-      <w:r>
-        <w:rPr>
-          <w:rFonts w:cstheme="minorHAnsi"/>
-          <w:b/>
-          <w:bCs/>
-          <w:color w:val="002060"/>
-          <w:sz w:val="28"/>
-          <w:szCs w:val="28"/>
-          <w:lang w:val="es-ES"/>
-        </w:rPr>
-        <w:t xml:space="preserve">McCONAGHY Charlotte                  Les </w:t>
+          <w:color w:val="002060"/>
+          <w:sz w:val="28"/>
+          <w:szCs w:val="28"/>
+          <w:lang w:val="es-ES"/>
+        </w:rPr>
+      </w:pPr>
+      <w:r>
+        <w:rPr>
+          <w:rFonts w:cstheme="minorHAnsi"/>
+          <w:b/>
+          <w:bCs/>
+          <w:color w:val="002060"/>
+          <w:sz w:val="28"/>
+          <w:szCs w:val="28"/>
+          <w:lang w:val="es-ES"/>
+        </w:rPr>
+        <w:t xml:space="preserve">JOHNSON Craig                                          </w:t>
+      </w:r>
+      <w:r>
+        <w:rPr>
+          <w:rFonts w:cstheme="minorHAnsi"/>
+          <w:b/>
+          <w:bCs/>
+          <w:color w:val="002060"/>
+          <w:sz w:val="28"/>
+          <w:szCs w:val="28"/>
+          <w:lang w:val="es-ES"/>
+        </w:rPr>
+        <w:t xml:space="preserve"> </w:t>
+      </w:r>
+      <w:r>
+        <w:rPr>
+          <w:rFonts w:cstheme="minorHAnsi"/>
+          <w:b/>
+          <w:bCs/>
+          <w:color w:val="002060"/>
+          <w:sz w:val="28"/>
+          <w:szCs w:val="28"/>
+          <w:lang w:val="es-ES"/>
+        </w:rPr>
+        <w:t xml:space="preserve">Le </w:t>
       </w:r>
       <w:proofErr w:type="spellStart"/>
       <w:r>
@@ -770,7 +1561,7 @@
           <w:szCs w:val="28"/>
           <w:lang w:val="es-ES"/>
         </w:rPr>
-        <w:t>fantômes</w:t>
+        <w:t>dernier</w:t>
       </w:r>
       <w:proofErr w:type="spellEnd"/>
       <w:r>
@@ -783,7 +1574,7 @@
           <w:szCs w:val="28"/>
           <w:lang w:val="es-ES"/>
         </w:rPr>
-        <w:t xml:space="preserve"> de </w:t>
+        <w:t xml:space="preserve"> </w:t>
       </w:r>
       <w:proofErr w:type="spellStart"/>
       <w:r>
@@ -796,43 +1587,9 @@
           <w:szCs w:val="28"/>
           <w:lang w:val="es-ES"/>
         </w:rPr>
-        <w:t>Shearwater</w:t>
+        <w:t>combat</w:t>
       </w:r>
       <w:proofErr w:type="spellEnd"/>
-    </w:p>
-    <w:p>
-      <w:pPr>
-        <w:pBdr>
-          <w:top w:val="single" w:sz="4" w:space="1" w:color="auto"/>
-          <w:left w:val="single" w:sz="4" w:space="4" w:color="auto"/>
-          <w:bottom w:val="single" w:sz="4" w:space="1" w:color="auto"/>
-          <w:right w:val="single" w:sz="4" w:space="4" w:color="auto"/>
-          <w:between w:val="single" w:sz="4" w:space="1" w:color="auto"/>
-          <w:bar w:val="single" w:sz="4" w:color="auto"/>
-        </w:pBdr>
-        <w:shd w:val="clear" w:color="auto" w:fill="B4C6E7" w:themeFill="accent1" w:themeFillTint="66"/>
-        <w:rPr>
-          <w:rFonts w:cstheme="minorHAnsi"/>
-          <w:b/>
-          <w:bCs/>
-          <w:color w:val="002060"/>
-          <w:sz w:val="28"/>
-          <w:szCs w:val="28"/>
-          <w:lang w:val="es-ES"/>
-        </w:rPr>
-      </w:pPr>
-      <w:r>
-        <w:rPr>
-          <w:rFonts w:cstheme="minorHAnsi"/>
-          <w:b/>
-          <w:bCs/>
-          <w:color w:val="002060"/>
-          <w:sz w:val="28"/>
-          <w:szCs w:val="28"/>
-          <w:lang w:val="es-ES"/>
-        </w:rPr>
-        <w:t>BIOGRAPHIE</w:t>
-      </w:r>
     </w:p>
     <w:p>
       <w:pPr>
@@ -861,7 +1618,31 @@
           <w:szCs w:val="28"/>
           <w:lang w:val="es-ES"/>
         </w:rPr>
-        <w:t xml:space="preserve">CHANTAL Laure (de)                        Yourcenar </w:t>
+        <w:t xml:space="preserve">JONASSON Ragnar                                    </w:t>
+      </w:r>
+      <w:r>
+        <w:rPr>
+          <w:rFonts w:cstheme="minorHAnsi"/>
+          <w:b/>
+          <w:bCs/>
+          <w:color w:val="002060"/>
+          <w:sz w:val="28"/>
+          <w:szCs w:val="28"/>
+          <w:lang w:val="es-ES"/>
+        </w:rPr>
+        <w:t xml:space="preserve"> </w:t>
+      </w:r>
+      <w:r>
+        <w:rPr>
+          <w:rFonts w:cstheme="minorHAnsi"/>
+          <w:b/>
+          <w:bCs/>
+          <w:color w:val="002060"/>
+          <w:sz w:val="28"/>
+          <w:szCs w:val="28"/>
+          <w:lang w:val="es-ES"/>
+        </w:rPr>
+        <w:t xml:space="preserve">La </w:t>
       </w:r>
       <w:proofErr w:type="spellStart"/>
       <w:r>
@@ -874,19 +1655,7 @@
           <w:szCs w:val="28"/>
           <w:lang w:val="es-ES"/>
         </w:rPr>
-        <w:t>a</w:t>
-      </w:r>
-      <w:r>
-        <w:rPr>
-          <w:rFonts w:cstheme="minorHAnsi"/>
-          <w:b/>
-          <w:bCs/>
-          <w:color w:val="002060"/>
-          <w:sz w:val="28"/>
-          <w:szCs w:val="28"/>
-          <w:lang w:val="es-ES"/>
-        </w:rPr>
-        <w:t>vant</w:t>
+        <w:t>mort</w:t>
       </w:r>
       <w:proofErr w:type="spellEnd"/>
       <w:r>
@@ -899,7 +1668,7 @@
           <w:szCs w:val="28"/>
           <w:lang w:val="es-ES"/>
         </w:rPr>
-        <w:t xml:space="preserve"> les </w:t>
+        <w:t xml:space="preserve"> en </w:t>
       </w:r>
       <w:proofErr w:type="spellStart"/>
       <w:r>
@@ -912,7 +1681,7 @@
           <w:szCs w:val="28"/>
           <w:lang w:val="es-ES"/>
         </w:rPr>
-        <w:t>autres</w:t>
+        <w:t>blanc</w:t>
       </w:r>
       <w:proofErr w:type="spellEnd"/>
     </w:p>
@@ -943,8 +1712,36 @@
           <w:szCs w:val="28"/>
           <w:lang w:val="es-ES"/>
         </w:rPr>
-        <w:t>VUILLARD Eric                                   Les Orphelins, Billy The Kid</w:t>
-      </w:r>
+        <w:t>WOLKENSTEIN Julie                                   Chimère</w:t>
+      </w:r>
+    </w:p>
+    <w:p>
+      <w:pPr>
+        <w:rPr>
+          <w:rFonts w:cstheme="minorHAnsi"/>
+          <w:b/>
+          <w:bCs/>
+          <w:color w:val="002060"/>
+          <w:sz w:val="28"/>
+          <w:szCs w:val="28"/>
+          <w:lang w:val="es-ES"/>
+        </w:rPr>
+      </w:pPr>
+    </w:p>
+    <w:p>
+      <w:pPr>
+        <w:pStyle w:val="Paragraphedeliste"/>
+        <w:ind w:left="1080"/>
+        <w:rPr>
+          <w:rFonts w:cstheme="minorHAnsi"/>
+          <w:b/>
+          <w:bCs/>
+          <w:color w:val="002060"/>
+          <w:sz w:val="28"/>
+          <w:szCs w:val="28"/>
+          <w:lang w:val="es-ES"/>
+        </w:rPr>
+      </w:pPr>
     </w:p>
     <w:p>
       <w:pPr>
@@ -978,6 +1775,18 @@
           <w:szCs w:val="28"/>
           <w:lang w:val="es-ES"/>
         </w:rPr>
+        <w:t>BIOGRAPHIES /</w:t>
+      </w:r>
+      <w:r>
+        <w:rPr>
+          <w:rFonts w:cstheme="minorHAnsi"/>
+          <w:b/>
+          <w:bCs/>
+          <w:color w:val="002060"/>
+          <w:sz w:val="28"/>
+          <w:szCs w:val="28"/>
+          <w:lang w:val="es-ES"/>
+        </w:rPr>
         <w:t>ESSAI</w:t>
       </w:r>
       <w:r>
@@ -1031,72 +1840,8 @@
           <w:szCs w:val="28"/>
           <w:lang w:val="es-ES"/>
         </w:rPr>
-        <w:t xml:space="preserve">COLLARD Gilbert                  </w:t>
-      </w:r>
-      <w:r>
-        <w:rPr>
-          <w:rFonts w:cstheme="minorHAnsi"/>
-          <w:b/>
-          <w:bCs/>
-          <w:color w:val="002060"/>
-          <w:sz w:val="28"/>
-          <w:szCs w:val="28"/>
-          <w:lang w:val="es-ES"/>
-        </w:rPr>
-        <w:t xml:space="preserve"> </w:t>
-      </w:r>
-      <w:r>
-        <w:rPr>
-          <w:rFonts w:cstheme="minorHAnsi"/>
-          <w:b/>
-          <w:bCs/>
-          <w:color w:val="002060"/>
-          <w:sz w:val="28"/>
-          <w:szCs w:val="28"/>
-          <w:lang w:val="es-ES"/>
-        </w:rPr>
-        <w:t xml:space="preserve">         </w:t>
-      </w:r>
-      <w:proofErr w:type="spellStart"/>
-      <w:r>
-        <w:rPr>
-          <w:rFonts w:cstheme="minorHAnsi"/>
-          <w:b/>
-          <w:bCs/>
-          <w:color w:val="002060"/>
-          <w:sz w:val="28"/>
-          <w:szCs w:val="28"/>
-          <w:lang w:val="es-ES"/>
-        </w:rPr>
-        <w:t>Indéfendables</w:t>
-      </w:r>
-      <w:proofErr w:type="spellEnd"/>
-      <w:r>
-        <w:rPr>
-          <w:rFonts w:cstheme="minorHAnsi"/>
-          <w:b/>
-          <w:bCs/>
-          <w:color w:val="002060"/>
-          <w:sz w:val="28"/>
-          <w:szCs w:val="28"/>
-          <w:lang w:val="es-ES"/>
-        </w:rPr>
-        <w:t xml:space="preserve"> </w:t>
-      </w:r>
-      <w:proofErr w:type="spellStart"/>
-      <w:r>
-        <w:rPr>
-          <w:rFonts w:cstheme="minorHAnsi"/>
-          <w:b/>
-          <w:bCs/>
-          <w:color w:val="002060"/>
-          <w:sz w:val="28"/>
-          <w:szCs w:val="28"/>
-          <w:lang w:val="es-ES"/>
-        </w:rPr>
-        <w:t>mémoires</w:t>
-      </w:r>
-      <w:proofErr w:type="spellEnd"/>
+        <w:t xml:space="preserve">ASSOULINE Pierre                                      Tenez bon </w:t>
+      </w:r>
     </w:p>
     <w:p>
       <w:pPr>
@@ -1109,23 +1854,46 @@
           <w:rFonts w:cstheme="minorHAnsi"/>
           <w:b/>
           <w:bCs/>
-          <w:color w:val="002060"/>
-          <w:sz w:val="28"/>
-          <w:szCs w:val="28"/>
-          <w:lang w:val="es-ES"/>
-        </w:rPr>
-      </w:pPr>
-      <w:r>
-        <w:rPr>
-          <w:rFonts w:cstheme="minorHAnsi"/>
-          <w:b/>
-          <w:bCs/>
-          <w:color w:val="002060"/>
-          <w:sz w:val="28"/>
-          <w:szCs w:val="28"/>
-          <w:lang w:val="es-ES"/>
-        </w:rPr>
-        <w:t xml:space="preserve">DANIEL Lison                                   L’art </w:t>
+          <w:sz w:val="28"/>
+          <w:szCs w:val="28"/>
+          <w:lang w:val="es-ES"/>
+        </w:rPr>
+      </w:pPr>
+      <w:r>
+        <w:rPr>
+          <w:rFonts w:cstheme="minorHAnsi"/>
+          <w:b/>
+          <w:bCs/>
+          <w:color w:val="002060"/>
+          <w:sz w:val="28"/>
+          <w:szCs w:val="28"/>
+          <w:lang w:val="es-ES"/>
+        </w:rPr>
+        <w:t xml:space="preserve">BRUCKNER Pascal                                      </w:t>
+      </w:r>
+      <w:r>
+        <w:rPr>
+          <w:rFonts w:cstheme="minorHAnsi"/>
+          <w:b/>
+          <w:bCs/>
+          <w:color w:val="002060"/>
+          <w:sz w:val="28"/>
+          <w:szCs w:val="28"/>
+          <w:lang w:val="es-ES"/>
+        </w:rPr>
+        <w:t xml:space="preserve"> </w:t>
+      </w:r>
+      <w:r>
+        <w:rPr>
+          <w:rFonts w:cstheme="minorHAnsi"/>
+          <w:b/>
+          <w:bCs/>
+          <w:color w:val="002060"/>
+          <w:sz w:val="28"/>
+          <w:szCs w:val="28"/>
+          <w:lang w:val="es-ES"/>
+        </w:rPr>
+        <w:t xml:space="preserve">De </w:t>
       </w:r>
       <w:proofErr w:type="spellStart"/>
       <w:r>
@@ -1138,7 +1906,7 @@
           <w:szCs w:val="28"/>
           <w:lang w:val="es-ES"/>
         </w:rPr>
-        <w:t>d’avoir</w:t>
+        <w:t>mère</w:t>
       </w:r>
       <w:proofErr w:type="spellEnd"/>
       <w:r>
@@ -1164,111 +1932,7 @@
           <w:szCs w:val="28"/>
           <w:lang w:val="es-ES"/>
         </w:rPr>
-        <w:t>toujours</w:t>
-      </w:r>
-      <w:proofErr w:type="spellEnd"/>
-      <w:r>
-        <w:rPr>
-          <w:rFonts w:cstheme="minorHAnsi"/>
-          <w:b/>
-          <w:bCs/>
-          <w:color w:val="002060"/>
-          <w:sz w:val="28"/>
-          <w:szCs w:val="28"/>
-          <w:lang w:val="es-ES"/>
-        </w:rPr>
-        <w:t xml:space="preserve"> </w:t>
-      </w:r>
-      <w:proofErr w:type="spellStart"/>
-      <w:r>
-        <w:rPr>
-          <w:rFonts w:cstheme="minorHAnsi"/>
-          <w:b/>
-          <w:bCs/>
-          <w:color w:val="002060"/>
-          <w:sz w:val="28"/>
-          <w:szCs w:val="28"/>
-          <w:lang w:val="es-ES"/>
-        </w:rPr>
-        <w:t>raison</w:t>
-      </w:r>
-      <w:proofErr w:type="spellEnd"/>
-      <w:r>
-        <w:rPr>
-          <w:rFonts w:cstheme="minorHAnsi"/>
-          <w:b/>
-          <w:bCs/>
-          <w:color w:val="002060"/>
-          <w:sz w:val="28"/>
-          <w:szCs w:val="28"/>
-          <w:lang w:val="es-ES"/>
-        </w:rPr>
-        <w:t xml:space="preserve"> </w:t>
-      </w:r>
-      <w:proofErr w:type="spellStart"/>
-      <w:r>
-        <w:rPr>
-          <w:rFonts w:cstheme="minorHAnsi"/>
-          <w:b/>
-          <w:bCs/>
-          <w:color w:val="002060"/>
-          <w:sz w:val="28"/>
-          <w:szCs w:val="28"/>
-          <w:lang w:val="es-ES"/>
-        </w:rPr>
-        <w:t>avec</w:t>
-      </w:r>
-      <w:proofErr w:type="spellEnd"/>
-      <w:r>
-        <w:rPr>
-          <w:rFonts w:cstheme="minorHAnsi"/>
-          <w:b/>
-          <w:bCs/>
-          <w:color w:val="002060"/>
-          <w:sz w:val="28"/>
-          <w:szCs w:val="28"/>
-          <w:lang w:val="es-ES"/>
-        </w:rPr>
-        <w:t xml:space="preserve"> </w:t>
-      </w:r>
-      <w:proofErr w:type="spellStart"/>
-      <w:r>
-        <w:rPr>
-          <w:rFonts w:cstheme="minorHAnsi"/>
-          <w:b/>
-          <w:bCs/>
-          <w:color w:val="002060"/>
-          <w:sz w:val="28"/>
-          <w:szCs w:val="28"/>
-          <w:lang w:val="es-ES"/>
-        </w:rPr>
-        <w:t>ses</w:t>
-      </w:r>
-      <w:proofErr w:type="spellEnd"/>
-      <w:r>
-        <w:rPr>
-          <w:rFonts w:cstheme="minorHAnsi"/>
-          <w:b/>
-          <w:bCs/>
-          <w:color w:val="002060"/>
-          <w:sz w:val="28"/>
-          <w:szCs w:val="28"/>
-          <w:lang w:val="es-ES"/>
-        </w:rPr>
-        <w:t xml:space="preserve"> </w:t>
-      </w:r>
-      <w:proofErr w:type="spellStart"/>
-      <w:r>
-        <w:rPr>
-          <w:rFonts w:cstheme="minorHAnsi"/>
-          <w:b/>
-          <w:bCs/>
-          <w:color w:val="002060"/>
-          <w:sz w:val="28"/>
-          <w:szCs w:val="28"/>
-          <w:lang w:val="es-ES"/>
-        </w:rPr>
-        <w:t>enfants</w:t>
+        <w:t>inconnue</w:t>
       </w:r>
       <w:proofErr w:type="spellEnd"/>
     </w:p>
@@ -1283,23 +1947,22 @@
           <w:rFonts w:cstheme="minorHAnsi"/>
           <w:b/>
           <w:bCs/>
-          <w:color w:val="002060"/>
-          <w:sz w:val="28"/>
-          <w:szCs w:val="28"/>
-          <w:lang w:val="es-ES"/>
-        </w:rPr>
-      </w:pPr>
-      <w:r>
-        <w:rPr>
-          <w:rFonts w:cstheme="minorHAnsi"/>
-          <w:b/>
-          <w:bCs/>
-          <w:color w:val="002060"/>
-          <w:sz w:val="28"/>
-          <w:szCs w:val="28"/>
-          <w:lang w:val="es-ES"/>
-        </w:rPr>
-        <w:t xml:space="preserve">FINKIELKRAUT Alain                      Le </w:t>
+          <w:sz w:val="28"/>
+          <w:szCs w:val="28"/>
+          <w:lang w:val="es-ES"/>
+        </w:rPr>
+      </w:pPr>
+      <w:r>
+        <w:rPr>
+          <w:rFonts w:cstheme="minorHAnsi"/>
+          <w:b/>
+          <w:bCs/>
+          <w:color w:val="002060"/>
+          <w:sz w:val="28"/>
+          <w:szCs w:val="28"/>
+          <w:lang w:val="es-ES"/>
+        </w:rPr>
+        <w:t xml:space="preserve">CHOKRON Sylvie                                         </w:t>
       </w:r>
       <w:proofErr w:type="spellStart"/>
       <w:r>
@@ -1312,7 +1975,7 @@
           <w:szCs w:val="28"/>
           <w:lang w:val="es-ES"/>
         </w:rPr>
-        <w:t>coeur</w:t>
+        <w:t>Plongez</w:t>
       </w:r>
       <w:proofErr w:type="spellEnd"/>
       <w:r>
@@ -1338,7 +2001,59 @@
           <w:szCs w:val="28"/>
           <w:lang w:val="es-ES"/>
         </w:rPr>
-        <w:t>lourd</w:t>
+        <w:t>dans</w:t>
+      </w:r>
+      <w:proofErr w:type="spellEnd"/>
+      <w:r>
+        <w:rPr>
+          <w:rFonts w:cstheme="minorHAnsi"/>
+          <w:b/>
+          <w:bCs/>
+          <w:color w:val="002060"/>
+          <w:sz w:val="28"/>
+          <w:szCs w:val="28"/>
+          <w:lang w:val="es-ES"/>
+        </w:rPr>
+        <w:t xml:space="preserve"> </w:t>
+      </w:r>
+      <w:proofErr w:type="spellStart"/>
+      <w:r>
+        <w:rPr>
+          <w:rFonts w:cstheme="minorHAnsi"/>
+          <w:b/>
+          <w:bCs/>
+          <w:color w:val="002060"/>
+          <w:sz w:val="28"/>
+          <w:szCs w:val="28"/>
+          <w:lang w:val="es-ES"/>
+        </w:rPr>
+        <w:t>votre</w:t>
+      </w:r>
+      <w:proofErr w:type="spellEnd"/>
+      <w:r>
+        <w:rPr>
+          <w:rFonts w:cstheme="minorHAnsi"/>
+          <w:b/>
+          <w:bCs/>
+          <w:color w:val="002060"/>
+          <w:sz w:val="28"/>
+          <w:szCs w:val="28"/>
+          <w:lang w:val="es-ES"/>
+        </w:rPr>
+        <w:t xml:space="preserve"> </w:t>
+      </w:r>
+      <w:proofErr w:type="spellStart"/>
+      <w:r>
+        <w:rPr>
+          <w:rFonts w:cstheme="minorHAnsi"/>
+          <w:b/>
+          <w:bCs/>
+          <w:color w:val="002060"/>
+          <w:sz w:val="28"/>
+          <w:szCs w:val="28"/>
+          <w:lang w:val="es-ES"/>
+        </w:rPr>
+        <w:t>cerveau</w:t>
       </w:r>
       <w:proofErr w:type="spellEnd"/>
     </w:p>
@@ -1353,47 +2068,22 @@
           <w:rFonts w:cstheme="minorHAnsi"/>
           <w:b/>
           <w:bCs/>
-          <w:color w:val="002060"/>
-          <w:sz w:val="28"/>
-          <w:szCs w:val="28"/>
-          <w:lang w:val="es-ES"/>
-        </w:rPr>
-      </w:pPr>
-      <w:r>
-        <w:rPr>
-          <w:rFonts w:cstheme="minorHAnsi"/>
-          <w:b/>
-          <w:bCs/>
-          <w:color w:val="002060"/>
-          <w:sz w:val="28"/>
-          <w:szCs w:val="28"/>
-          <w:lang w:val="es-ES"/>
-        </w:rPr>
-        <w:t>SNEGAROFF Thomas                     Franc</w:t>
-      </w:r>
-      <w:r>
-        <w:rPr>
-          <w:rFonts w:cstheme="minorHAnsi"/>
-          <w:b/>
-          <w:bCs/>
-          <w:color w:val="002060"/>
-          <w:sz w:val="28"/>
-          <w:szCs w:val="28"/>
-          <w:lang w:val="es-ES"/>
-        </w:rPr>
-        <w:t>e</w:t>
-      </w:r>
-      <w:r>
-        <w:rPr>
-          <w:rFonts w:cstheme="minorHAnsi"/>
-          <w:b/>
-          <w:bCs/>
-          <w:color w:val="002060"/>
-          <w:sz w:val="28"/>
-          <w:szCs w:val="28"/>
-          <w:lang w:val="es-ES"/>
-        </w:rPr>
-        <w:t>/</w:t>
+          <w:sz w:val="28"/>
+          <w:szCs w:val="28"/>
+          <w:lang w:val="es-ES"/>
+        </w:rPr>
+      </w:pPr>
+      <w:r>
+        <w:rPr>
+          <w:rFonts w:cstheme="minorHAnsi"/>
+          <w:b/>
+          <w:bCs/>
+          <w:color w:val="002060"/>
+          <w:sz w:val="28"/>
+          <w:szCs w:val="28"/>
+          <w:lang w:val="es-ES"/>
+        </w:rPr>
+        <w:t xml:space="preserve">COMPAGNON Antoine                              1966, </w:t>
       </w:r>
       <w:proofErr w:type="spellStart"/>
       <w:r>
@@ -1406,7 +2096,7 @@
           <w:szCs w:val="28"/>
           <w:lang w:val="es-ES"/>
         </w:rPr>
-        <w:t>Algérie</w:t>
+        <w:t>année</w:t>
       </w:r>
       <w:proofErr w:type="spellEnd"/>
       <w:r>
@@ -1419,127 +2109,8 @@
           <w:szCs w:val="28"/>
           <w:lang w:val="es-ES"/>
         </w:rPr>
-        <w:t xml:space="preserve">, </w:t>
-      </w:r>
-      <w:proofErr w:type="spellStart"/>
-      <w:r>
-        <w:rPr>
-          <w:rFonts w:cstheme="minorHAnsi"/>
-          <w:b/>
-          <w:bCs/>
-          <w:color w:val="002060"/>
-          <w:sz w:val="28"/>
-          <w:szCs w:val="28"/>
-          <w:lang w:val="es-ES"/>
-        </w:rPr>
-        <w:t>Anatomie</w:t>
-      </w:r>
-      <w:proofErr w:type="spellEnd"/>
-      <w:r>
-        <w:rPr>
-          <w:rFonts w:cstheme="minorHAnsi"/>
-          <w:b/>
-          <w:bCs/>
-          <w:color w:val="002060"/>
-          <w:sz w:val="28"/>
-          <w:szCs w:val="28"/>
-          <w:lang w:val="es-ES"/>
-        </w:rPr>
-        <w:t xml:space="preserve"> </w:t>
-      </w:r>
-      <w:proofErr w:type="spellStart"/>
-      <w:r>
-        <w:rPr>
-          <w:rFonts w:cstheme="minorHAnsi"/>
-          <w:b/>
-          <w:bCs/>
-          <w:color w:val="002060"/>
-          <w:sz w:val="28"/>
-          <w:szCs w:val="28"/>
-          <w:lang w:val="es-ES"/>
-        </w:rPr>
-        <w:t>d’une</w:t>
-      </w:r>
-      <w:proofErr w:type="spellEnd"/>
-      <w:r>
-        <w:rPr>
-          <w:rFonts w:cstheme="minorHAnsi"/>
-          <w:b/>
-          <w:bCs/>
-          <w:color w:val="002060"/>
-          <w:sz w:val="28"/>
-          <w:szCs w:val="28"/>
-          <w:lang w:val="es-ES"/>
-        </w:rPr>
-        <w:t xml:space="preserve"> </w:t>
-      </w:r>
-    </w:p>
-    <w:p>
-      <w:pPr>
-        <w:pStyle w:val="Paragraphedeliste"/>
-        <w:ind w:left="1080"/>
-        <w:rPr>
-          <w:rFonts w:cstheme="minorHAnsi"/>
-          <w:b/>
-          <w:bCs/>
-          <w:color w:val="002060"/>
-          <w:sz w:val="28"/>
-          <w:szCs w:val="28"/>
-          <w:lang w:val="es-ES"/>
-        </w:rPr>
-      </w:pPr>
-      <w:r>
-        <w:rPr>
-          <w:rFonts w:cstheme="minorHAnsi"/>
-          <w:b/>
-          <w:bCs/>
-          <w:color w:val="002060"/>
-          <w:sz w:val="28"/>
-          <w:szCs w:val="28"/>
-          <w:lang w:val="es-ES"/>
-        </w:rPr>
-        <w:t xml:space="preserve">STORA </w:t>
-      </w:r>
-      <w:proofErr w:type="spellStart"/>
-      <w:r>
-        <w:rPr>
-          <w:rFonts w:cstheme="minorHAnsi"/>
-          <w:b/>
-          <w:bCs/>
-          <w:color w:val="002060"/>
-          <w:sz w:val="28"/>
-          <w:szCs w:val="28"/>
-          <w:lang w:val="es-ES"/>
-        </w:rPr>
-        <w:t>Benjamin</w:t>
-      </w:r>
-      <w:proofErr w:type="spellEnd"/>
-      <w:r>
-        <w:rPr>
-          <w:rFonts w:cstheme="minorHAnsi"/>
-          <w:b/>
-          <w:bCs/>
-          <w:color w:val="002060"/>
-          <w:sz w:val="28"/>
-          <w:szCs w:val="28"/>
-          <w:lang w:val="es-ES"/>
-        </w:rPr>
-        <w:t xml:space="preserve">                            </w:t>
-      </w:r>
-      <w:proofErr w:type="spellStart"/>
-      <w:r>
-        <w:rPr>
-          <w:rFonts w:cstheme="minorHAnsi"/>
-          <w:b/>
-          <w:bCs/>
-          <w:color w:val="002060"/>
-          <w:sz w:val="28"/>
-          <w:szCs w:val="28"/>
-          <w:lang w:val="es-ES"/>
-        </w:rPr>
-        <w:t>déchirure</w:t>
-      </w:r>
-      <w:proofErr w:type="spellEnd"/>
+        <w:t xml:space="preserve"> mirifique</w:t>
+      </w:r>
     </w:p>
     <w:p>
       <w:pPr>
@@ -1552,23 +2123,58 @@
           <w:rFonts w:cstheme="minorHAnsi"/>
           <w:b/>
           <w:bCs/>
-          <w:color w:val="002060"/>
-          <w:sz w:val="28"/>
-          <w:szCs w:val="28"/>
-          <w:lang w:val="es-ES"/>
-        </w:rPr>
-      </w:pPr>
-      <w:r>
-        <w:rPr>
-          <w:rFonts w:cstheme="minorHAnsi"/>
-          <w:b/>
-          <w:bCs/>
-          <w:color w:val="002060"/>
-          <w:sz w:val="28"/>
-          <w:szCs w:val="28"/>
-          <w:lang w:val="es-ES"/>
-        </w:rPr>
-        <w:t xml:space="preserve">VILLIERS Pierre (de)                       Pour le </w:t>
+          <w:sz w:val="28"/>
+          <w:szCs w:val="28"/>
+          <w:lang w:val="es-ES"/>
+        </w:rPr>
+      </w:pPr>
+      <w:r>
+        <w:rPr>
+          <w:rFonts w:cstheme="minorHAnsi"/>
+          <w:b/>
+          <w:bCs/>
+          <w:color w:val="002060"/>
+          <w:sz w:val="28"/>
+          <w:szCs w:val="28"/>
+          <w:lang w:val="es-ES"/>
+        </w:rPr>
+        <w:t xml:space="preserve">MIRANDA Arnaud                                     </w:t>
+      </w:r>
+      <w:r>
+        <w:rPr>
+          <w:rFonts w:cstheme="minorHAnsi"/>
+          <w:b/>
+          <w:bCs/>
+          <w:color w:val="002060"/>
+          <w:sz w:val="28"/>
+          <w:szCs w:val="28"/>
+          <w:lang w:val="es-ES"/>
+        </w:rPr>
+        <w:t xml:space="preserve"> </w:t>
+      </w:r>
+      <w:r>
+        <w:rPr>
+          <w:rFonts w:cstheme="minorHAnsi"/>
+          <w:b/>
+          <w:bCs/>
+          <w:color w:val="002060"/>
+          <w:sz w:val="28"/>
+          <w:szCs w:val="28"/>
+          <w:lang w:val="es-ES"/>
+        </w:rPr>
+        <w:t xml:space="preserve"> </w:t>
+      </w:r>
+      <w:r>
+        <w:rPr>
+          <w:rFonts w:cstheme="minorHAnsi"/>
+          <w:b/>
+          <w:bCs/>
+          <w:color w:val="002060"/>
+          <w:sz w:val="28"/>
+          <w:szCs w:val="28"/>
+          <w:lang w:val="es-ES"/>
+        </w:rPr>
+        <w:t xml:space="preserve">Les </w:t>
       </w:r>
       <w:proofErr w:type="spellStart"/>
       <w:r>
@@ -1581,7 +2187,7 @@
           <w:szCs w:val="28"/>
           <w:lang w:val="es-ES"/>
         </w:rPr>
-        <w:t>succès</w:t>
+        <w:t>Lumières</w:t>
       </w:r>
       <w:proofErr w:type="spellEnd"/>
       <w:r>
@@ -1594,8 +2200,77 @@
           <w:szCs w:val="28"/>
           <w:lang w:val="es-ES"/>
         </w:rPr>
-        <w:t xml:space="preserve"> des armes de la France</w:t>
-      </w:r>
+        <w:t xml:space="preserve"> sombres</w:t>
+      </w:r>
+    </w:p>
+    <w:p>
+      <w:pPr>
+        <w:pStyle w:val="Paragraphedeliste"/>
+        <w:numPr>
+          <w:ilvl w:val="0"/>
+          <w:numId w:val="43"/>
+        </w:numPr>
+        <w:rPr>
+          <w:rFonts w:cstheme="minorHAnsi"/>
+          <w:b/>
+          <w:bCs/>
+          <w:sz w:val="28"/>
+          <w:szCs w:val="28"/>
+          <w:lang w:val="es-ES"/>
+        </w:rPr>
+      </w:pPr>
+      <w:r>
+        <w:rPr>
+          <w:rFonts w:cstheme="minorHAnsi"/>
+          <w:b/>
+          <w:bCs/>
+          <w:color w:val="002060"/>
+          <w:sz w:val="28"/>
+          <w:szCs w:val="28"/>
+          <w:lang w:val="es-ES"/>
+        </w:rPr>
+        <w:t xml:space="preserve">PELICOT Gisèle                                            Et la </w:t>
+      </w:r>
+      <w:proofErr w:type="spellStart"/>
+      <w:r>
+        <w:rPr>
+          <w:rFonts w:cstheme="minorHAnsi"/>
+          <w:b/>
+          <w:bCs/>
+          <w:color w:val="002060"/>
+          <w:sz w:val="28"/>
+          <w:szCs w:val="28"/>
+          <w:lang w:val="es-ES"/>
+        </w:rPr>
+        <w:t>joie</w:t>
+      </w:r>
+      <w:proofErr w:type="spellEnd"/>
+      <w:r>
+        <w:rPr>
+          <w:rFonts w:cstheme="minorHAnsi"/>
+          <w:b/>
+          <w:bCs/>
+          <w:color w:val="002060"/>
+          <w:sz w:val="28"/>
+          <w:szCs w:val="28"/>
+          <w:lang w:val="es-ES"/>
+        </w:rPr>
+        <w:t xml:space="preserve"> de vivre</w:t>
+      </w:r>
+    </w:p>
+    <w:p>
+      <w:pPr>
+        <w:pStyle w:val="Paragraphedeliste"/>
+        <w:ind w:left="1080"/>
+        <w:rPr>
+          <w:rFonts w:cstheme="minorHAnsi"/>
+          <w:b/>
+          <w:bCs/>
+          <w:sz w:val="28"/>
+          <w:szCs w:val="28"/>
+          <w:lang w:val="es-ES"/>
+        </w:rPr>
+      </w:pPr>
     </w:p>
     <w:p>
       <w:pPr>
@@ -6317,6 +6992,118 @@
     </w:lvl>
   </w:abstractNum>
   <w:abstractNum w:abstractNumId="40" w15:restartNumberingAfterBreak="0">
+    <w:nsid w:val="7A100633"/>
+    <w:multiLevelType w:val="hybridMultilevel"/>
+    <w:tmpl w:val="B8AC2E80"/>
+    <w:lvl w:ilvl="0" w:tplc="5A6EB106">
+      <w:numFmt w:val="bullet"/>
+      <w:lvlText w:val=""/>
+      <w:lvlJc w:val="left"/>
+      <w:pPr>
+        <w:ind w:left="720" w:hanging="360"/>
+      </w:pPr>
+      <w:rPr>
+        <w:rFonts w:ascii="Symbol" w:eastAsiaTheme="minorHAnsi" w:hAnsi="Symbol" w:cstheme="minorHAnsi" w:hint="default"/>
+      </w:rPr>
+    </w:lvl>
+    <w:lvl w:ilvl="1" w:tplc="040C0003" w:tentative="1">
+      <w:start w:val="1"/>
+      <w:numFmt w:val="bullet"/>
+      <w:lvlText w:val="o"/>
+      <w:lvlJc w:val="left"/>
+      <w:pPr>
+        <w:ind w:left="1440" w:hanging="360"/>
+      </w:pPr>
+      <w:rPr>
+        <w:rFonts w:ascii="Courier New" w:hAnsi="Courier New" w:cs="Courier New" w:hint="default"/>
+      </w:rPr>
+    </w:lvl>
+    <w:lvl w:ilvl="2" w:tplc="040C0005" w:tentative="1">
+      <w:start w:val="1"/>
+      <w:numFmt w:val="bullet"/>
+      <w:lvlText w:val=""/>
+      <w:lvlJc w:val="left"/>
+      <w:pPr>
+        <w:ind w:left="2160" w:hanging="360"/>
+      </w:pPr>
+      <w:rPr>
+        <w:rFonts w:ascii="Wingdings" w:hAnsi="Wingdings" w:hint="default"/>
+      </w:rPr>
+    </w:lvl>
+    <w:lvl w:ilvl="3" w:tplc="040C0001" w:tentative="1">
+      <w:start w:val="1"/>
+      <w:numFmt w:val="bullet"/>
+      <w:lvlText w:val=""/>
+      <w:lvlJc w:val="left"/>
+      <w:pPr>
+        <w:ind w:left="2880" w:hanging="360"/>
+      </w:pPr>
+      <w:rPr>
+        <w:rFonts w:ascii="Symbol" w:hAnsi="Symbol" w:hint="default"/>
+      </w:rPr>
+    </w:lvl>
+    <w:lvl w:ilvl="4" w:tplc="040C0003" w:tentative="1">
+      <w:start w:val="1"/>
+      <w:numFmt w:val="bullet"/>
+      <w:lvlText w:val="o"/>
+      <w:lvlJc w:val="left"/>
+      <w:pPr>
+        <w:ind w:left="3600" w:hanging="360"/>
+      </w:pPr>
+      <w:rPr>
+        <w:rFonts w:ascii="Courier New" w:hAnsi="Courier New" w:cs="Courier New" w:hint="default"/>
+      </w:rPr>
+    </w:lvl>
+    <w:lvl w:ilvl="5" w:tplc="040C0005" w:tentative="1">
+      <w:start w:val="1"/>
+      <w:numFmt w:val="bullet"/>
+      <w:lvlText w:val=""/>
+      <w:lvlJc w:val="left"/>
+      <w:pPr>
+        <w:ind w:left="4320" w:hanging="360"/>
+      </w:pPr>
+      <w:rPr>
+        <w:rFonts w:ascii="Wingdings" w:hAnsi="Wingdings" w:hint="default"/>
+      </w:rPr>
+    </w:lvl>
+    <w:lvl w:ilvl="6" w:tplc="040C0001" w:tentative="1">
+      <w:start w:val="1"/>
+      <w:numFmt w:val="bullet"/>
+      <w:lvlText w:val=""/>
+      <w:lvlJc w:val="left"/>
+      <w:pPr>
+        <w:ind w:left="5040" w:hanging="360"/>
+      </w:pPr>
+      <w:rPr>
+        <w:rFonts w:ascii="Symbol" w:hAnsi="Symbol" w:hint="default"/>
+      </w:rPr>
+    </w:lvl>
+    <w:lvl w:ilvl="7" w:tplc="040C0003" w:tentative="1">
+      <w:start w:val="1"/>
+      <w:numFmt w:val="bullet"/>
+      <w:lvlText w:val="o"/>
+      <w:lvlJc w:val="left"/>
+      <w:pPr>
+        <w:ind w:left="5760" w:hanging="360"/>
+      </w:pPr>
+      <w:rPr>
+        <w:rFonts w:ascii="Courier New" w:hAnsi="Courier New" w:cs="Courier New" w:hint="default"/>
+      </w:rPr>
+    </w:lvl>
+    <w:lvl w:ilvl="8" w:tplc="040C0005" w:tentative="1">
+      <w:start w:val="1"/>
+      <w:numFmt w:val="bullet"/>
+      <w:lvlText w:val=""/>
+      <w:lvlJc w:val="left"/>
+      <w:pPr>
+        <w:ind w:left="6480" w:hanging="360"/>
+      </w:pPr>
+      <w:rPr>
+        <w:rFonts w:ascii="Wingdings" w:hAnsi="Wingdings" w:hint="default"/>
+      </w:rPr>
+    </w:lvl>
+  </w:abstractNum>
+  <w:abstractNum w:abstractNumId="41" w15:restartNumberingAfterBreak="0">
     <w:nsid w:val="7DAB55C3"/>
     <w:multiLevelType w:val="hybridMultilevel"/>
     <w:tmpl w:val="78A00B20"/>
@@ -6428,7 +7215,7 @@
       </w:rPr>
     </w:lvl>
   </w:abstractNum>
-  <w:abstractNum w:abstractNumId="41" w15:restartNumberingAfterBreak="0">
+  <w:abstractNum w:abstractNumId="42" w15:restartNumberingAfterBreak="0">
     <w:nsid w:val="7DFB55DB"/>
     <w:multiLevelType w:val="hybridMultilevel"/>
     <w:tmpl w:val="DE889CA0"/>
@@ -6540,7 +7327,7 @@
       </w:rPr>
     </w:lvl>
   </w:abstractNum>
-  <w:abstractNum w:abstractNumId="42" w15:restartNumberingAfterBreak="0">
+  <w:abstractNum w:abstractNumId="43" w15:restartNumberingAfterBreak="0">
     <w:nsid w:val="7FCF70F3"/>
     <w:multiLevelType w:val="hybridMultilevel"/>
     <w:tmpl w:val="C2BC4316"/>
@@ -6665,7 +7452,7 @@
     <w:abstractNumId w:val="12"/>
   </w:num>
   <w:num w:numId="5" w16cid:durableId="1486314032">
-    <w:abstractNumId w:val="41"/>
+    <w:abstractNumId w:val="42"/>
   </w:num>
   <w:num w:numId="6" w16cid:durableId="151600847">
     <w:abstractNumId w:val="32"/>
@@ -6704,7 +7491,7 @@
     <w:abstractNumId w:val="28"/>
   </w:num>
   <w:num w:numId="18" w16cid:durableId="1666980762">
-    <w:abstractNumId w:val="40"/>
+    <w:abstractNumId w:val="41"/>
   </w:num>
   <w:num w:numId="19" w16cid:durableId="1563439552">
     <w:abstractNumId w:val="21"/>
@@ -6731,7 +7518,7 @@
     <w:abstractNumId w:val="29"/>
   </w:num>
   <w:num w:numId="27" w16cid:durableId="515922192">
-    <w:abstractNumId w:val="42"/>
+    <w:abstractNumId w:val="43"/>
   </w:num>
   <w:num w:numId="28" w16cid:durableId="2099786491">
     <w:abstractNumId w:val="0"/>
@@ -6780,6 +7567,9 @@
   </w:num>
   <w:num w:numId="43" w16cid:durableId="383141948">
     <w:abstractNumId w:val="26"/>
+  </w:num>
+  <w:num w:numId="44" w16cid:durableId="298847576">
+    <w:abstractNumId w:val="40"/>
   </w:num>
 </w:numbering>
 </file>

--- a/current/ACQUISITIONS.docx
+++ b/current/ACQUISITIONS.docx
@@ -56,7 +56,7 @@
           <w:sz w:val="40"/>
           <w:szCs w:val="40"/>
         </w:rPr>
-        <w:t>E</w:t>
+        <w:t>’AVRIL</w:t>
       </w:r>
       <w:r>
         <w:rPr>
@@ -66,77 +66,8 @@
           <w:sz w:val="40"/>
           <w:szCs w:val="40"/>
         </w:rPr>
-        <w:t xml:space="preserve"> </w:t>
-      </w:r>
-      <w:r>
-        <w:rPr>
-          <w:rFonts w:cstheme="minorHAnsi"/>
-          <w:b/>
-          <w:bCs/>
-          <w:sz w:val="40"/>
-          <w:szCs w:val="40"/>
-        </w:rPr>
-        <w:t>MARS</w:t>
-      </w:r>
-      <w:r>
-        <w:rPr>
-          <w:rFonts w:cstheme="minorHAnsi"/>
-          <w:b/>
-          <w:bCs/>
-          <w:sz w:val="40"/>
-          <w:szCs w:val="40"/>
-        </w:rPr>
         <w:t xml:space="preserve"> 2026</w:t>
       </w:r>
-    </w:p>
-    <w:p>
-      <w:pPr>
-        <w:spacing w:before="240" w:after="120" w:line="240" w:lineRule="auto"/>
-        <w:jc w:val="center"/>
-        <w:rPr>
-          <w:rFonts w:cstheme="minorHAnsi"/>
-          <w:b/>
-          <w:bCs/>
-          <w:sz w:val="40"/>
-          <w:szCs w:val="40"/>
-        </w:rPr>
-      </w:pPr>
-      <w:r>
-        <w:rPr>
-          <w:rFonts w:cstheme="minorHAnsi"/>
-          <w:b/>
-          <w:bCs/>
-          <w:sz w:val="40"/>
-          <w:szCs w:val="40"/>
-        </w:rPr>
-        <w:t>En bleu les livres très récents</w:t>
-      </w:r>
-    </w:p>
-    <w:p>
-      <w:pPr>
-        <w:spacing w:before="240" w:after="120" w:line="240" w:lineRule="auto"/>
-        <w:jc w:val="center"/>
-        <w:rPr>
-          <w:rFonts w:cstheme="minorHAnsi"/>
-          <w:b/>
-          <w:bCs/>
-          <w:sz w:val="40"/>
-          <w:szCs w:val="40"/>
-        </w:rPr>
-      </w:pPr>
-    </w:p>
-    <w:p>
-      <w:pPr>
-        <w:spacing w:before="240" w:after="120" w:line="240" w:lineRule="auto"/>
-        <w:jc w:val="center"/>
-        <w:rPr>
-          <w:rFonts w:cstheme="minorHAnsi"/>
-          <w:b/>
-          <w:bCs/>
-          <w:sz w:val="40"/>
-          <w:szCs w:val="40"/>
-        </w:rPr>
-      </w:pPr>
     </w:p>
     <w:p>
       <w:pPr>
@@ -201,29 +132,7 @@
           <w:sz w:val="28"/>
           <w:szCs w:val="28"/>
         </w:rPr>
-        <w:t xml:space="preserve">ALTAN Ahmet                                                  </w:t>
-      </w:r>
-      <w:r>
-        <w:rPr>
-          <w:rFonts w:cstheme="minorHAnsi"/>
-          <w:b/>
-          <w:bCs/>
-          <w:color w:val="002060"/>
-          <w:sz w:val="28"/>
-          <w:szCs w:val="28"/>
-        </w:rPr>
-        <w:t xml:space="preserve"> </w:t>
-      </w:r>
-      <w:r>
-        <w:rPr>
-          <w:rFonts w:cstheme="minorHAnsi"/>
-          <w:b/>
-          <w:bCs/>
-          <w:color w:val="002060"/>
-          <w:sz w:val="28"/>
-          <w:szCs w:val="28"/>
-        </w:rPr>
-        <w:t>Boléro</w:t>
+        <w:t>ABDALLAH Dima                      D’une rive l’autre</w:t>
       </w:r>
     </w:p>
     <w:p>
@@ -249,9 +158,14 @@
           <w:sz w:val="28"/>
           <w:szCs w:val="28"/>
         </w:rPr>
-        <w:t xml:space="preserve">BAJANI Andrea                                                </w:t>
+        <w:t xml:space="preserve">ANDRUKHOVYCH Sofia          Amadoca, L’histoire de Romana et   </w:t>
       </w:r>
-      <w:r>
+    </w:p>
+    <w:p>
+      <w:pPr>
+        <w:pStyle w:val="Paragraphedeliste"/>
+        <w:spacing w:after="0" w:line="240" w:lineRule="auto"/>
+        <w:ind w:left="1440"/>
         <w:rPr>
           <w:rFonts w:cstheme="minorHAnsi"/>
           <w:b/>
@@ -260,8 +174,7 @@
           <w:sz w:val="28"/>
           <w:szCs w:val="28"/>
         </w:rPr>
-        <w:t xml:space="preserve"> </w:t>
-      </w:r>
+      </w:pPr>
       <w:r>
         <w:rPr>
           <w:rFonts w:cstheme="minorHAnsi"/>
@@ -271,7 +184,29 @@
           <w:sz w:val="28"/>
           <w:szCs w:val="28"/>
         </w:rPr>
-        <w:t>L’anniversaire (Prix Strega 2025)</w:t>
+        <w:t xml:space="preserve">                                                    </w:t>
+      </w:r>
+      <w:r>
+        <w:rPr>
+          <w:rFonts w:cstheme="minorHAnsi"/>
+          <w:b/>
+          <w:bCs/>
+          <w:color w:val="002060"/>
+          <w:sz w:val="28"/>
+          <w:szCs w:val="28"/>
+        </w:rPr>
+        <w:t>d</w:t>
+      </w:r>
+      <w:r>
+        <w:rPr>
+          <w:rFonts w:cstheme="minorHAnsi"/>
+          <w:b/>
+          <w:bCs/>
+          <w:color w:val="002060"/>
+          <w:sz w:val="28"/>
+          <w:szCs w:val="28"/>
+        </w:rPr>
+        <w:t>’Ouliana</w:t>
       </w:r>
     </w:p>
     <w:p>
@@ -284,21 +219,13 @@
         <w:spacing w:after="0" w:line="240" w:lineRule="auto"/>
         <w:rPr>
           <w:rFonts w:cstheme="minorHAnsi"/>
-          <w:sz w:val="28"/>
-          <w:szCs w:val="28"/>
-        </w:rPr>
-      </w:pPr>
-      <w:r>
-        <w:rPr>
-          <w:rFonts w:cstheme="minorHAnsi"/>
           <w:b/>
           <w:bCs/>
           <w:color w:val="002060"/>
           <w:sz w:val="28"/>
           <w:szCs w:val="28"/>
         </w:rPr>
-        <w:t xml:space="preserve">BARBIER Anne                                                 </w:t>
-      </w:r>
+      </w:pPr>
       <w:r>
         <w:rPr>
           <w:rFonts w:cstheme="minorHAnsi"/>
@@ -308,18 +235,7 @@
           <w:sz w:val="28"/>
           <w:szCs w:val="28"/>
         </w:rPr>
-        <w:t xml:space="preserve"> </w:t>
-      </w:r>
-      <w:r>
-        <w:rPr>
-          <w:rFonts w:cstheme="minorHAnsi"/>
-          <w:b/>
-          <w:bCs/>
-          <w:color w:val="002060"/>
-          <w:sz w:val="28"/>
-          <w:szCs w:val="28"/>
-        </w:rPr>
-        <w:t xml:space="preserve">Les Tickets d’or </w:t>
+        <w:t>BRODESSER-AKNER Taffy      Le Compromis de Long Island</w:t>
       </w:r>
     </w:p>
     <w:p>
@@ -332,53 +248,20 @@
         <w:spacing w:after="0" w:line="240" w:lineRule="auto"/>
         <w:rPr>
           <w:rFonts w:cstheme="minorHAnsi"/>
-          <w:sz w:val="28"/>
-          <w:szCs w:val="28"/>
-        </w:rPr>
-      </w:pPr>
-      <w:r>
-        <w:rPr>
-          <w:rFonts w:cstheme="minorHAnsi"/>
           <w:b/>
           <w:bCs/>
           <w:color w:val="002060"/>
           <w:sz w:val="28"/>
           <w:szCs w:val="28"/>
         </w:rPr>
-        <w:t xml:space="preserve">BARNES Julian                                                 </w:t>
-      </w:r>
+      </w:pPr>
       <w:r>
         <w:rPr>
           <w:rFonts w:cstheme="minorHAnsi"/>
-          <w:b/>
-          <w:bCs/>
-          <w:color w:val="002060"/>
-          <w:sz w:val="28"/>
-          <w:szCs w:val="28"/>
-        </w:rPr>
-        <w:t xml:space="preserve"> </w:t>
-      </w:r>
-      <w:r>
-        <w:rPr>
-          <w:rFonts w:cstheme="minorHAnsi"/>
-          <w:b/>
-          <w:bCs/>
-          <w:color w:val="002060"/>
-          <w:sz w:val="28"/>
-          <w:szCs w:val="28"/>
-        </w:rPr>
-        <w:t xml:space="preserve"> </w:t>
-      </w:r>
-      <w:r>
-        <w:rPr>
-          <w:rFonts w:cstheme="minorHAnsi"/>
-          <w:b/>
-          <w:bCs/>
-          <w:color w:val="002060"/>
-          <w:sz w:val="28"/>
-          <w:szCs w:val="28"/>
-        </w:rPr>
-        <w:t>Départ(s)</w:t>
+          <w:sz w:val="28"/>
+          <w:szCs w:val="28"/>
+        </w:rPr>
+        <w:t>ELKIN Laurent                           Une année à Venise</w:t>
       </w:r>
     </w:p>
     <w:p>
@@ -391,6 +274,9 @@
         <w:spacing w:after="0" w:line="240" w:lineRule="auto"/>
         <w:rPr>
           <w:rFonts w:cstheme="minorHAnsi"/>
+          <w:b/>
+          <w:bCs/>
+          <w:color w:val="002060"/>
           <w:sz w:val="28"/>
           <w:szCs w:val="28"/>
         </w:rPr>
@@ -398,10 +284,13 @@
       <w:r>
         <w:rPr>
           <w:rFonts w:cstheme="minorHAnsi"/>
-          <w:sz w:val="28"/>
-          <w:szCs w:val="28"/>
-        </w:rPr>
-        <w:t>BRONTË Charlotte                                            Jane Eyre (poche)</w:t>
+          <w:b/>
+          <w:bCs/>
+          <w:color w:val="002060"/>
+          <w:sz w:val="28"/>
+          <w:szCs w:val="28"/>
+        </w:rPr>
+        <w:t>FOENKINOS David                   Je suis drôle</w:t>
       </w:r>
     </w:p>
     <w:p>
@@ -414,21 +303,13 @@
         <w:spacing w:after="0" w:line="240" w:lineRule="auto"/>
         <w:rPr>
           <w:rFonts w:cstheme="minorHAnsi"/>
-          <w:sz w:val="28"/>
-          <w:szCs w:val="28"/>
-        </w:rPr>
-      </w:pPr>
-      <w:r>
-        <w:rPr>
-          <w:rFonts w:cstheme="minorHAnsi"/>
           <w:b/>
           <w:bCs/>
           <w:color w:val="002060"/>
           <w:sz w:val="28"/>
           <w:szCs w:val="28"/>
         </w:rPr>
-        <w:t xml:space="preserve">DEBRE Constance                                            </w:t>
-      </w:r>
+      </w:pPr>
       <w:r>
         <w:rPr>
           <w:rFonts w:cstheme="minorHAnsi"/>
@@ -438,18 +319,7 @@
           <w:sz w:val="28"/>
           <w:szCs w:val="28"/>
         </w:rPr>
-        <w:t xml:space="preserve"> </w:t>
-      </w:r>
-      <w:r>
-        <w:rPr>
-          <w:rFonts w:cstheme="minorHAnsi"/>
-          <w:b/>
-          <w:bCs/>
-          <w:color w:val="002060"/>
-          <w:sz w:val="28"/>
-          <w:szCs w:val="28"/>
-        </w:rPr>
-        <w:t>Protocoles</w:t>
+        <w:t>HALFON Eduardo                     Tarentule</w:t>
       </w:r>
     </w:p>
     <w:p>
@@ -462,20 +332,23 @@
         <w:spacing w:after="0" w:line="240" w:lineRule="auto"/>
         <w:rPr>
           <w:rFonts w:cstheme="minorHAnsi"/>
-          <w:sz w:val="28"/>
-          <w:szCs w:val="28"/>
-        </w:rPr>
-      </w:pPr>
-      <w:r>
-        <w:rPr>
-          <w:rFonts w:cstheme="minorHAnsi"/>
           <w:b/>
           <w:bCs/>
           <w:color w:val="002060"/>
           <w:sz w:val="28"/>
           <w:szCs w:val="28"/>
         </w:rPr>
-        <w:t>DESARTHE Agnès                                              qui se ressemble</w:t>
+      </w:pPr>
+      <w:r>
+        <w:rPr>
+          <w:rFonts w:cstheme="minorHAnsi"/>
+          <w:b/>
+          <w:bCs/>
+          <w:color w:val="002060"/>
+          <w:sz w:val="28"/>
+          <w:szCs w:val="28"/>
+        </w:rPr>
+        <w:t>MATHIS Ayana                         Les égarés</w:t>
       </w:r>
     </w:p>
     <w:p>
@@ -488,21 +361,13 @@
         <w:spacing w:after="0" w:line="240" w:lineRule="auto"/>
         <w:rPr>
           <w:rFonts w:cstheme="minorHAnsi"/>
-          <w:sz w:val="28"/>
-          <w:szCs w:val="28"/>
-        </w:rPr>
-      </w:pPr>
-      <w:r>
-        <w:rPr>
-          <w:rFonts w:cstheme="minorHAnsi"/>
           <w:b/>
           <w:bCs/>
           <w:color w:val="002060"/>
           <w:sz w:val="28"/>
           <w:szCs w:val="28"/>
         </w:rPr>
-        <w:t xml:space="preserve">HIGASHINO Keigo                                           </w:t>
-      </w:r>
+      </w:pPr>
       <w:r>
         <w:rPr>
           <w:rFonts w:cstheme="minorHAnsi"/>
@@ -512,29 +377,7 @@
           <w:sz w:val="28"/>
           <w:szCs w:val="28"/>
         </w:rPr>
-        <w:t xml:space="preserve"> </w:t>
-      </w:r>
-      <w:r>
-        <w:rPr>
-          <w:rFonts w:cstheme="minorHAnsi"/>
-          <w:b/>
-          <w:bCs/>
-          <w:color w:val="002060"/>
-          <w:sz w:val="28"/>
-          <w:szCs w:val="28"/>
-        </w:rPr>
-        <w:t xml:space="preserve"> </w:t>
-      </w:r>
-      <w:r>
-        <w:rPr>
-          <w:rFonts w:cstheme="minorHAnsi"/>
-          <w:b/>
-          <w:bCs/>
-          <w:color w:val="002060"/>
-          <w:sz w:val="28"/>
-          <w:szCs w:val="28"/>
-        </w:rPr>
-        <w:t>Le gardien du camphrier</w:t>
+        <w:t>MÜLLER Herta                          La convocation</w:t>
       </w:r>
     </w:p>
     <w:p>
@@ -547,20 +390,23 @@
         <w:spacing w:after="0" w:line="240" w:lineRule="auto"/>
         <w:rPr>
           <w:rFonts w:cstheme="minorHAnsi"/>
-          <w:sz w:val="28"/>
-          <w:szCs w:val="28"/>
-        </w:rPr>
-      </w:pPr>
-      <w:r>
-        <w:rPr>
-          <w:rFonts w:cstheme="minorHAnsi"/>
           <w:b/>
           <w:bCs/>
           <w:color w:val="002060"/>
           <w:sz w:val="28"/>
           <w:szCs w:val="28"/>
         </w:rPr>
-        <w:t>JOYCE Rachel                                                     La villa du lac</w:t>
+      </w:pPr>
+      <w:r>
+        <w:rPr>
+          <w:rFonts w:cstheme="minorHAnsi"/>
+          <w:b/>
+          <w:bCs/>
+          <w:color w:val="002060"/>
+          <w:sz w:val="28"/>
+          <w:szCs w:val="28"/>
+        </w:rPr>
+        <w:t>MURUGAN Perumal               Femme pour moitié</w:t>
       </w:r>
     </w:p>
     <w:p>
@@ -573,42 +419,21 @@
         <w:spacing w:after="0" w:line="240" w:lineRule="auto"/>
         <w:rPr>
           <w:rFonts w:cstheme="minorHAnsi"/>
-          <w:sz w:val="28"/>
-          <w:szCs w:val="28"/>
-        </w:rPr>
-      </w:pPr>
-      <w:r>
-        <w:rPr>
-          <w:rFonts w:cstheme="minorHAnsi"/>
           <w:b/>
           <w:bCs/>
           <w:color w:val="002060"/>
           <w:sz w:val="28"/>
           <w:szCs w:val="28"/>
         </w:rPr>
-        <w:t>KHADRA Yasmina                                             Le prieur de B</w:t>
-      </w:r>
+      </w:pPr>
       <w:r>
         <w:rPr>
           <w:rFonts w:cstheme="minorHAnsi"/>
-          <w:b/>
-          <w:bCs/>
           <w:color w:val="002060"/>
           <w:sz w:val="28"/>
           <w:szCs w:val="28"/>
         </w:rPr>
-        <w:t>e</w:t>
-      </w:r>
-      <w:r>
-        <w:rPr>
-          <w:rFonts w:cstheme="minorHAnsi"/>
-          <w:b/>
-          <w:bCs/>
-          <w:color w:val="002060"/>
-          <w:sz w:val="28"/>
-          <w:szCs w:val="28"/>
-        </w:rPr>
-        <w:t>thléem</w:t>
+        <w:t>PLATH Sylvia                             La cloche de détresse</w:t>
       </w:r>
     </w:p>
     <w:p>
@@ -621,39 +446,23 @@
         <w:spacing w:after="0" w:line="240" w:lineRule="auto"/>
         <w:rPr>
           <w:rFonts w:cstheme="minorHAnsi"/>
-          <w:sz w:val="28"/>
-          <w:szCs w:val="28"/>
-        </w:rPr>
-      </w:pPr>
-      <w:r>
-        <w:rPr>
-          <w:rFonts w:cstheme="minorHAnsi"/>
           <w:b/>
           <w:bCs/>
-          <w:sz w:val="28"/>
-          <w:szCs w:val="28"/>
-        </w:rPr>
-        <w:t xml:space="preserve">LESSING Doris                                                  </w:t>
-      </w:r>
+          <w:color w:val="002060"/>
+          <w:sz w:val="28"/>
+          <w:szCs w:val="28"/>
+        </w:rPr>
+      </w:pPr>
       <w:r>
         <w:rPr>
           <w:rFonts w:cstheme="minorHAnsi"/>
           <w:b/>
           <w:bCs/>
-          <w:sz w:val="28"/>
-          <w:szCs w:val="28"/>
-        </w:rPr>
-        <w:t xml:space="preserve"> </w:t>
-      </w:r>
-      <w:r>
-        <w:rPr>
-          <w:rFonts w:cstheme="minorHAnsi"/>
-          <w:b/>
-          <w:bCs/>
-          <w:sz w:val="28"/>
-          <w:szCs w:val="28"/>
-        </w:rPr>
-        <w:t xml:space="preserve"> Le carnet d’or (poche)</w:t>
+          <w:color w:val="002060"/>
+          <w:sz w:val="28"/>
+          <w:szCs w:val="28"/>
+        </w:rPr>
+        <w:t>RODIER Renaud                       Les Echappés</w:t>
       </w:r>
     </w:p>
     <w:p>
@@ -666,20 +475,20 @@
         <w:spacing w:after="0" w:line="240" w:lineRule="auto"/>
         <w:rPr>
           <w:rFonts w:cstheme="minorHAnsi"/>
-          <w:sz w:val="28"/>
-          <w:szCs w:val="28"/>
-        </w:rPr>
-      </w:pPr>
-      <w:r>
-        <w:rPr>
-          <w:rFonts w:cstheme="minorHAnsi"/>
           <w:b/>
           <w:bCs/>
           <w:color w:val="002060"/>
           <w:sz w:val="28"/>
           <w:szCs w:val="28"/>
         </w:rPr>
-        <w:t>MUSSO Guillaume                                            Le crime du paradis</w:t>
+      </w:pPr>
+      <w:r>
+        <w:rPr>
+          <w:rFonts w:cstheme="minorHAnsi"/>
+          <w:sz w:val="28"/>
+          <w:szCs w:val="28"/>
+        </w:rPr>
+        <w:t xml:space="preserve">SANSAL Boualem                     Le Serment des barbares </w:t>
       </w:r>
     </w:p>
     <w:p>
@@ -699,13 +508,10 @@
       <w:r>
         <w:rPr>
           <w:rFonts w:cstheme="minorHAnsi"/>
-          <w:b/>
-          <w:bCs/>
-          <w:color w:val="002060"/>
-          <w:sz w:val="28"/>
-          <w:szCs w:val="28"/>
-        </w:rPr>
-        <w:t>PADURA Leonardo                                           Aller à La Havane</w:t>
+          <w:sz w:val="28"/>
+          <w:szCs w:val="28"/>
+        </w:rPr>
+        <w:t>SERBERG Amélie                      Première dame</w:t>
       </w:r>
     </w:p>
     <w:p>
@@ -725,116 +531,28 @@
       <w:r>
         <w:rPr>
           <w:rFonts w:cstheme="minorHAnsi"/>
+          <w:sz w:val="28"/>
+          <w:szCs w:val="28"/>
+        </w:rPr>
+        <w:t xml:space="preserve">WHARTON Edith                      Le Temps de l’innocence </w:t>
+      </w:r>
+      <w:r>
+        <w:rPr>
+          <w:rFonts w:cstheme="minorHAnsi"/>
           <w:b/>
           <w:bCs/>
-          <w:color w:val="002060"/>
-          <w:sz w:val="28"/>
-          <w:szCs w:val="28"/>
-        </w:rPr>
-        <w:t>ROSNAY Tatiana (</w:t>
-      </w:r>
-      <w:proofErr w:type="gramStart"/>
-      <w:r>
-        <w:rPr>
-          <w:rFonts w:cstheme="minorHAnsi"/>
-          <w:b/>
-          <w:bCs/>
-          <w:color w:val="002060"/>
-          <w:sz w:val="28"/>
-          <w:szCs w:val="28"/>
-        </w:rPr>
-        <w:t xml:space="preserve">de)   </w:t>
-      </w:r>
-      <w:proofErr w:type="gramEnd"/>
-      <w:r>
-        <w:rPr>
-          <w:rFonts w:cstheme="minorHAnsi"/>
-          <w:b/>
-          <w:bCs/>
-          <w:color w:val="002060"/>
-          <w:sz w:val="28"/>
-          <w:szCs w:val="28"/>
-        </w:rPr>
-        <w:t xml:space="preserve">                                    Les cœurs sont faits pour ê</w:t>
+          <w:sz w:val="28"/>
+          <w:szCs w:val="28"/>
+        </w:rPr>
+        <w:t>(</w:t>
       </w:r>
       <w:r>
         <w:rPr>
           <w:rFonts w:cstheme="minorHAnsi"/>
-          <w:b/>
-          <w:bCs/>
-          <w:color w:val="002060"/>
-          <w:sz w:val="28"/>
-          <w:szCs w:val="28"/>
-        </w:rPr>
-        <w:t>t</w:t>
-      </w:r>
-      <w:r>
-        <w:rPr>
-          <w:rFonts w:cstheme="minorHAnsi"/>
-          <w:b/>
-          <w:bCs/>
-          <w:color w:val="002060"/>
-          <w:sz w:val="28"/>
-          <w:szCs w:val="28"/>
-        </w:rPr>
-        <w:t xml:space="preserve">re </w:t>
-      </w:r>
-      <w:r>
-        <w:rPr>
-          <w:rFonts w:cstheme="minorHAnsi"/>
-          <w:b/>
-          <w:bCs/>
-          <w:color w:val="002060"/>
-          <w:sz w:val="28"/>
-          <w:szCs w:val="28"/>
-        </w:rPr>
-        <w:t xml:space="preserve">   </w:t>
-      </w:r>
-    </w:p>
-    <w:p>
-      <w:pPr>
-        <w:pStyle w:val="Paragraphedeliste"/>
-        <w:spacing w:after="0" w:line="240" w:lineRule="auto"/>
-        <w:rPr>
-          <w:rFonts w:cstheme="minorHAnsi"/>
-          <w:sz w:val="28"/>
-          <w:szCs w:val="28"/>
-        </w:rPr>
-      </w:pPr>
-      <w:r>
-        <w:rPr>
-          <w:rFonts w:cstheme="minorHAnsi"/>
-          <w:b/>
-          <w:bCs/>
-          <w:color w:val="002060"/>
-          <w:sz w:val="28"/>
-          <w:szCs w:val="28"/>
-        </w:rPr>
-        <w:t xml:space="preserve">                                                                              </w:t>
-      </w:r>
-      <w:proofErr w:type="gramStart"/>
-      <w:r>
-        <w:rPr>
-          <w:rFonts w:cstheme="minorHAnsi"/>
-          <w:b/>
-          <w:bCs/>
-          <w:color w:val="002060"/>
-          <w:sz w:val="28"/>
-          <w:szCs w:val="28"/>
-        </w:rPr>
-        <w:t>brisés</w:t>
-      </w:r>
-      <w:proofErr w:type="gramEnd"/>
-      <w:r>
-        <w:rPr>
-          <w:rFonts w:cstheme="minorHAnsi"/>
-          <w:b/>
-          <w:bCs/>
-          <w:color w:val="002060"/>
-          <w:sz w:val="28"/>
-          <w:szCs w:val="28"/>
-        </w:rPr>
-        <w:t xml:space="preserve">                                                                       </w:t>
+          <w:sz w:val="28"/>
+          <w:szCs w:val="28"/>
+        </w:rPr>
+        <w:t>poche)</w:t>
       </w:r>
     </w:p>
     <w:p>
@@ -857,7 +575,7 @@
           <w:sz w:val="28"/>
           <w:szCs w:val="28"/>
         </w:rPr>
-        <w:t xml:space="preserve">ROTH Philip                                                        Le complot contre l’Amérique </w:t>
+        <w:t>WERBER Jonathan                   La Meilleure écrivaine du monde</w:t>
       </w:r>
     </w:p>
     <w:p>
@@ -877,15 +595,31 @@
       <w:r>
         <w:rPr>
           <w:rFonts w:cstheme="minorHAnsi"/>
+          <w:sz w:val="28"/>
+          <w:szCs w:val="28"/>
+        </w:rPr>
+        <w:t>WILDE Oscar                             Le Portrait de Dorian Gray</w:t>
+      </w:r>
+      <w:r>
+        <w:rPr>
+          <w:rFonts w:cstheme="minorHAnsi"/>
           <w:b/>
           <w:bCs/>
           <w:color w:val="002060"/>
           <w:sz w:val="28"/>
           <w:szCs w:val="28"/>
         </w:rPr>
-        <w:t xml:space="preserve">SCHMITT </w:t>
+        <w:t xml:space="preserve"> </w:t>
       </w:r>
-      <w:proofErr w:type="spellStart"/>
+      <w:r>
+        <w:rPr>
+          <w:rFonts w:cstheme="minorHAnsi"/>
+          <w:color w:val="002060"/>
+          <w:sz w:val="28"/>
+          <w:szCs w:val="28"/>
+        </w:rPr>
+        <w:t>(poche)</w:t>
+      </w:r>
       <w:r>
         <w:rPr>
           <w:rFonts w:cstheme="minorHAnsi"/>
@@ -895,294 +629,8 @@
           <w:sz w:val="28"/>
           <w:szCs w:val="28"/>
         </w:rPr>
-        <w:t>Eric</w:t>
+        <w:t xml:space="preserve">   </w:t>
       </w:r>
-      <w:proofErr w:type="spellEnd"/>
-      <w:r>
-        <w:rPr>
-          <w:rFonts w:cstheme="minorHAnsi"/>
-          <w:b/>
-          <w:bCs/>
-          <w:color w:val="002060"/>
-          <w:sz w:val="28"/>
-          <w:szCs w:val="28"/>
-        </w:rPr>
-        <w:t>-Emmanuel                                Juste après Dieu, il y a papa</w:t>
-      </w:r>
-    </w:p>
-    <w:p>
-      <w:pPr>
-        <w:pStyle w:val="Paragraphedeliste"/>
-        <w:numPr>
-          <w:ilvl w:val="0"/>
-          <w:numId w:val="44"/>
-        </w:numPr>
-        <w:spacing w:after="0" w:line="240" w:lineRule="auto"/>
-        <w:rPr>
-          <w:rFonts w:cstheme="minorHAnsi"/>
-          <w:sz w:val="28"/>
-          <w:szCs w:val="28"/>
-        </w:rPr>
-      </w:pPr>
-      <w:r>
-        <w:rPr>
-          <w:rFonts w:cstheme="minorHAnsi"/>
-          <w:b/>
-          <w:bCs/>
-          <w:color w:val="002060"/>
-          <w:sz w:val="28"/>
-          <w:szCs w:val="28"/>
-        </w:rPr>
-        <w:t xml:space="preserve">SHRIVER Lionel                                               </w:t>
-      </w:r>
-      <w:r>
-        <w:rPr>
-          <w:rFonts w:cstheme="minorHAnsi"/>
-          <w:b/>
-          <w:bCs/>
-          <w:color w:val="002060"/>
-          <w:sz w:val="28"/>
-          <w:szCs w:val="28"/>
-        </w:rPr>
-        <w:t xml:space="preserve"> </w:t>
-      </w:r>
-      <w:r>
-        <w:rPr>
-          <w:rFonts w:cstheme="minorHAnsi"/>
-          <w:b/>
-          <w:bCs/>
-          <w:color w:val="002060"/>
-          <w:sz w:val="28"/>
-          <w:szCs w:val="28"/>
-        </w:rPr>
-        <w:t xml:space="preserve">  Il faut qu’on parle de Kevin (poche)</w:t>
-      </w:r>
-    </w:p>
-    <w:p>
-      <w:pPr>
-        <w:pStyle w:val="Paragraphedeliste"/>
-        <w:numPr>
-          <w:ilvl w:val="0"/>
-          <w:numId w:val="44"/>
-        </w:numPr>
-        <w:spacing w:after="0" w:line="240" w:lineRule="auto"/>
-        <w:rPr>
-          <w:rFonts w:cstheme="minorHAnsi"/>
-          <w:sz w:val="28"/>
-          <w:szCs w:val="28"/>
-        </w:rPr>
-      </w:pPr>
-      <w:r>
-        <w:rPr>
-          <w:rFonts w:cstheme="minorHAnsi"/>
-          <w:b/>
-          <w:bCs/>
-          <w:color w:val="002060"/>
-          <w:sz w:val="28"/>
-          <w:szCs w:val="28"/>
-        </w:rPr>
-        <w:t>SZALAY David                                                    Chair</w:t>
-      </w:r>
-    </w:p>
-    <w:p>
-      <w:pPr>
-        <w:pStyle w:val="Paragraphedeliste"/>
-        <w:numPr>
-          <w:ilvl w:val="0"/>
-          <w:numId w:val="44"/>
-        </w:numPr>
-        <w:spacing w:after="0" w:line="240" w:lineRule="auto"/>
-        <w:rPr>
-          <w:rFonts w:cstheme="minorHAnsi"/>
-          <w:sz w:val="28"/>
-          <w:szCs w:val="28"/>
-        </w:rPr>
-      </w:pPr>
-      <w:r>
-        <w:rPr>
-          <w:rFonts w:cstheme="minorHAnsi"/>
-          <w:b/>
-          <w:bCs/>
-          <w:color w:val="002060"/>
-          <w:sz w:val="28"/>
-          <w:szCs w:val="28"/>
-        </w:rPr>
-        <w:t>TALLENT Gabriel                                               La Voie</w:t>
-      </w:r>
-    </w:p>
-    <w:p>
-      <w:pPr>
-        <w:pStyle w:val="Paragraphedeliste"/>
-        <w:numPr>
-          <w:ilvl w:val="0"/>
-          <w:numId w:val="44"/>
-        </w:numPr>
-        <w:spacing w:after="0" w:line="240" w:lineRule="auto"/>
-        <w:rPr>
-          <w:rFonts w:cstheme="minorHAnsi"/>
-          <w:sz w:val="28"/>
-          <w:szCs w:val="28"/>
-        </w:rPr>
-      </w:pPr>
-      <w:r>
-        <w:rPr>
-          <w:rFonts w:cstheme="minorHAnsi"/>
-          <w:sz w:val="28"/>
-          <w:szCs w:val="28"/>
-        </w:rPr>
-        <w:t>TARDIEU Christophe                                         Le déjeuner de Colombey</w:t>
-      </w:r>
-    </w:p>
-    <w:p>
-      <w:pPr>
-        <w:pStyle w:val="Paragraphedeliste"/>
-        <w:numPr>
-          <w:ilvl w:val="0"/>
-          <w:numId w:val="44"/>
-        </w:numPr>
-        <w:spacing w:after="0" w:line="240" w:lineRule="auto"/>
-        <w:rPr>
-          <w:rFonts w:cstheme="minorHAnsi"/>
-          <w:sz w:val="28"/>
-          <w:szCs w:val="28"/>
-        </w:rPr>
-      </w:pPr>
-      <w:r>
-        <w:rPr>
-          <w:rFonts w:cstheme="minorHAnsi"/>
-          <w:b/>
-          <w:bCs/>
-          <w:color w:val="002060"/>
-          <w:sz w:val="28"/>
-          <w:szCs w:val="28"/>
-        </w:rPr>
-        <w:t>TOIBIN Colm                                                      Long Island</w:t>
-      </w:r>
-    </w:p>
-    <w:p>
-      <w:pPr>
-        <w:pStyle w:val="Paragraphedeliste"/>
-        <w:numPr>
-          <w:ilvl w:val="0"/>
-          <w:numId w:val="44"/>
-        </w:numPr>
-        <w:spacing w:after="0" w:line="240" w:lineRule="auto"/>
-        <w:rPr>
-          <w:rFonts w:cstheme="minorHAnsi"/>
-          <w:sz w:val="28"/>
-          <w:szCs w:val="28"/>
-        </w:rPr>
-      </w:pPr>
-      <w:r>
-        <w:rPr>
-          <w:rFonts w:cstheme="minorHAnsi"/>
-          <w:b/>
-          <w:bCs/>
-          <w:color w:val="002060"/>
-          <w:sz w:val="28"/>
-          <w:szCs w:val="28"/>
-        </w:rPr>
-        <w:t>VALLEJO Irène                                                   Carthage</w:t>
-      </w:r>
-    </w:p>
-    <w:p>
-      <w:pPr>
-        <w:spacing w:after="0" w:line="240" w:lineRule="auto"/>
-        <w:ind w:left="360"/>
-        <w:rPr>
-          <w:rFonts w:cstheme="minorHAnsi"/>
-          <w:sz w:val="28"/>
-          <w:szCs w:val="28"/>
-        </w:rPr>
-      </w:pPr>
-    </w:p>
-    <w:p>
-      <w:pPr>
-        <w:spacing w:after="0" w:line="240" w:lineRule="auto"/>
-        <w:ind w:left="360"/>
-        <w:rPr>
-          <w:rFonts w:cstheme="minorHAnsi"/>
-          <w:sz w:val="28"/>
-          <w:szCs w:val="28"/>
-        </w:rPr>
-      </w:pPr>
-    </w:p>
-    <w:p>
-      <w:pPr>
-        <w:spacing w:after="0" w:line="240" w:lineRule="auto"/>
-        <w:ind w:left="360"/>
-        <w:rPr>
-          <w:rFonts w:cstheme="minorHAnsi"/>
-          <w:sz w:val="28"/>
-          <w:szCs w:val="28"/>
-        </w:rPr>
-      </w:pPr>
-    </w:p>
-    <w:p>
-      <w:pPr>
-        <w:spacing w:after="0" w:line="240" w:lineRule="auto"/>
-        <w:ind w:left="360"/>
-        <w:rPr>
-          <w:rFonts w:cstheme="minorHAnsi"/>
-          <w:sz w:val="28"/>
-          <w:szCs w:val="28"/>
-        </w:rPr>
-      </w:pPr>
-    </w:p>
-    <w:p>
-      <w:pPr>
-        <w:spacing w:after="0" w:line="240" w:lineRule="auto"/>
-        <w:ind w:left="360"/>
-        <w:rPr>
-          <w:rFonts w:cstheme="minorHAnsi"/>
-          <w:sz w:val="28"/>
-          <w:szCs w:val="28"/>
-        </w:rPr>
-      </w:pPr>
-    </w:p>
-    <w:p>
-      <w:pPr>
-        <w:spacing w:after="0" w:line="240" w:lineRule="auto"/>
-        <w:ind w:left="360"/>
-        <w:rPr>
-          <w:rFonts w:cstheme="minorHAnsi"/>
-          <w:sz w:val="28"/>
-          <w:szCs w:val="28"/>
-        </w:rPr>
-      </w:pPr>
-    </w:p>
-    <w:p>
-      <w:pPr>
-        <w:spacing w:after="0" w:line="240" w:lineRule="auto"/>
-        <w:ind w:left="360"/>
-        <w:rPr>
-          <w:rFonts w:cstheme="minorHAnsi"/>
-          <w:sz w:val="28"/>
-          <w:szCs w:val="28"/>
-        </w:rPr>
-      </w:pPr>
-    </w:p>
-    <w:p>
-      <w:pPr>
-        <w:spacing w:after="0" w:line="240" w:lineRule="auto"/>
-        <w:ind w:left="360"/>
-        <w:rPr>
-          <w:rFonts w:cstheme="minorHAnsi"/>
-          <w:sz w:val="28"/>
-          <w:szCs w:val="28"/>
-        </w:rPr>
-      </w:pPr>
-    </w:p>
-    <w:p>
-      <w:pPr>
-        <w:pStyle w:val="Paragraphedeliste"/>
-        <w:spacing w:after="0" w:line="240" w:lineRule="auto"/>
-        <w:rPr>
-          <w:rFonts w:cstheme="minorHAnsi"/>
-          <w:sz w:val="28"/>
-          <w:szCs w:val="28"/>
-        </w:rPr>
-      </w:pPr>
     </w:p>
     <w:p>
       <w:pPr>
@@ -1221,8 +669,44 @@
         <w:pStyle w:val="Paragraphedeliste"/>
         <w:numPr>
           <w:ilvl w:val="0"/>
-          <w:numId w:val="43"/>
+          <w:numId w:val="44"/>
         </w:numPr>
+        <w:rPr>
+          <w:rFonts w:cstheme="minorHAnsi"/>
+          <w:b/>
+          <w:bCs/>
+          <w:sz w:val="28"/>
+          <w:szCs w:val="28"/>
+          <w:lang w:val="es-ES"/>
+        </w:rPr>
+      </w:pPr>
+      <w:r>
+        <w:rPr>
+          <w:rFonts w:cstheme="minorHAnsi"/>
+          <w:sz w:val="28"/>
+          <w:szCs w:val="28"/>
+          <w:lang w:val="es-ES"/>
+        </w:rPr>
+        <w:t>GODDARD Robert                   18 Barnfield Hill</w:t>
+      </w:r>
+    </w:p>
+    <w:p>
+      <w:pPr>
+        <w:pStyle w:val="Paragraphedeliste"/>
+        <w:numPr>
+          <w:ilvl w:val="0"/>
+          <w:numId w:val="44"/>
+        </w:numPr>
+        <w:rPr>
+          <w:rFonts w:cstheme="minorHAnsi"/>
+          <w:b/>
+          <w:bCs/>
+          <w:sz w:val="28"/>
+          <w:szCs w:val="28"/>
+          <w:lang w:val="es-ES"/>
+        </w:rPr>
+      </w:pPr>
+      <w:r>
         <w:rPr>
           <w:rFonts w:cstheme="minorHAnsi"/>
           <w:b/>
@@ -1232,6 +716,24 @@
           <w:szCs w:val="28"/>
           <w:lang w:val="es-ES"/>
         </w:rPr>
+        <w:t>JONASSON Ragnar                  La Mort en blanc (poche)</w:t>
+      </w:r>
+    </w:p>
+    <w:p>
+      <w:pPr>
+        <w:pStyle w:val="Paragraphedeliste"/>
+        <w:numPr>
+          <w:ilvl w:val="0"/>
+          <w:numId w:val="44"/>
+        </w:numPr>
+        <w:rPr>
+          <w:rFonts w:cstheme="minorHAnsi"/>
+          <w:b/>
+          <w:bCs/>
+          <w:sz w:val="28"/>
+          <w:szCs w:val="28"/>
+          <w:lang w:val="es-ES"/>
+        </w:rPr>
       </w:pPr>
       <w:r>
         <w:rPr>
@@ -1243,7 +745,7 @@
           <w:szCs w:val="28"/>
           <w:lang w:val="es-ES"/>
         </w:rPr>
-        <w:t>BEAUSSAULT Mathilde                              La Colline</w:t>
+        <w:t>LEON Donna                             L’Epreuve du feu</w:t>
       </w:r>
     </w:p>
     <w:p>
@@ -1251,8 +753,18 @@
         <w:pStyle w:val="Paragraphedeliste"/>
         <w:numPr>
           <w:ilvl w:val="0"/>
-          <w:numId w:val="43"/>
+          <w:numId w:val="44"/>
         </w:numPr>
+        <w:rPr>
+          <w:rFonts w:cstheme="minorHAnsi"/>
+          <w:b/>
+          <w:bCs/>
+          <w:sz w:val="28"/>
+          <w:szCs w:val="28"/>
+          <w:lang w:val="es-ES"/>
+        </w:rPr>
+      </w:pPr>
+      <w:r>
         <w:rPr>
           <w:rFonts w:cstheme="minorHAnsi"/>
           <w:b/>
@@ -1262,7 +774,8 @@
           <w:szCs w:val="28"/>
           <w:lang w:val="es-ES"/>
         </w:rPr>
-      </w:pPr>
+        <w:t>REDONDO Dolores                  Celles qui ne dorment pa</w:t>
+      </w:r>
       <w:r>
         <w:rPr>
           <w:rFonts w:cstheme="minorHAnsi"/>
@@ -1273,10 +786,20 @@
           <w:szCs w:val="28"/>
           <w:lang w:val="es-ES"/>
         </w:rPr>
-        <w:t xml:space="preserve">DEL ARBOL </w:t>
+        <w:t>s</w:t>
       </w:r>
-      <w:proofErr w:type="spellStart"/>
-      <w:r>
+    </w:p>
+    <w:p>
+      <w:pPr>
+        <w:pBdr>
+          <w:top w:val="single" w:sz="4" w:space="1" w:color="auto"/>
+          <w:left w:val="single" w:sz="4" w:space="4" w:color="auto"/>
+          <w:bottom w:val="single" w:sz="4" w:space="1" w:color="auto"/>
+          <w:right w:val="single" w:sz="4" w:space="4" w:color="auto"/>
+          <w:between w:val="single" w:sz="4" w:space="1" w:color="auto"/>
+          <w:bar w:val="single" w:sz="4" w:color="auto"/>
+        </w:pBdr>
+        <w:shd w:val="clear" w:color="auto" w:fill="B4C6E7" w:themeFill="accent1" w:themeFillTint="66"/>
         <w:rPr>
           <w:rFonts w:cstheme="minorHAnsi"/>
           <w:b/>
@@ -1286,9 +809,7 @@
           <w:szCs w:val="28"/>
           <w:lang w:val="es-ES"/>
         </w:rPr>
-        <w:t>Victor</w:t>
-      </w:r>
-      <w:proofErr w:type="spellEnd"/>
+      </w:pPr>
       <w:r>
         <w:rPr>
           <w:rFonts w:cstheme="minorHAnsi"/>
@@ -1299,9 +820,16 @@
           <w:szCs w:val="28"/>
           <w:lang w:val="es-ES"/>
         </w:rPr>
-        <w:t xml:space="preserve">                                    </w:t>
+        <w:t>BIOGRAPHIE</w:t>
       </w:r>
-      <w:r>
+    </w:p>
+    <w:p>
+      <w:pPr>
+        <w:pStyle w:val="Paragraphedeliste"/>
+        <w:numPr>
+          <w:ilvl w:val="0"/>
+          <w:numId w:val="44"/>
+        </w:numPr>
         <w:rPr>
           <w:rFonts w:cstheme="minorHAnsi"/>
           <w:b/>
@@ -1311,8 +839,7 @@
           <w:szCs w:val="28"/>
           <w:lang w:val="es-ES"/>
         </w:rPr>
-        <w:t xml:space="preserve">   </w:t>
-      </w:r>
+      </w:pPr>
       <w:r>
         <w:rPr>
           <w:rFonts w:cstheme="minorHAnsi"/>
@@ -1323,10 +850,16 @@
           <w:szCs w:val="28"/>
           <w:lang w:val="es-ES"/>
         </w:rPr>
-        <w:t xml:space="preserve">Le Temps des </w:t>
+        <w:t>GIRARD Catherine                   In violentia veritas</w:t>
       </w:r>
-      <w:proofErr w:type="spellStart"/>
-      <w:r>
+    </w:p>
+    <w:p>
+      <w:pPr>
+        <w:pStyle w:val="Paragraphedeliste"/>
+        <w:numPr>
+          <w:ilvl w:val="0"/>
+          <w:numId w:val="44"/>
+        </w:numPr>
         <w:rPr>
           <w:rFonts w:cstheme="minorHAnsi"/>
           <w:b/>
@@ -1336,9 +869,7 @@
           <w:szCs w:val="28"/>
           <w:lang w:val="es-ES"/>
         </w:rPr>
-        <w:t>bêtes</w:t>
-      </w:r>
-      <w:proofErr w:type="spellEnd"/>
+      </w:pPr>
       <w:r>
         <w:rPr>
           <w:rFonts w:cstheme="minorHAnsi"/>
@@ -1349,399 +880,8 @@
           <w:szCs w:val="28"/>
           <w:lang w:val="es-ES"/>
         </w:rPr>
-        <w:t xml:space="preserve"> </w:t>
+        <w:t>BOTUL Jean-Baptiste               Freud et le cigare fatal</w:t>
       </w:r>
-      <w:proofErr w:type="spellStart"/>
-      <w:r>
-        <w:rPr>
-          <w:rFonts w:cstheme="minorHAnsi"/>
-          <w:b/>
-          <w:bCs/>
-          <w:color w:val="002060"/>
-          <w:sz w:val="28"/>
-          <w:szCs w:val="28"/>
-          <w:lang w:val="es-ES"/>
-        </w:rPr>
-        <w:t>féroces</w:t>
-      </w:r>
-      <w:proofErr w:type="spellEnd"/>
-    </w:p>
-    <w:p>
-      <w:pPr>
-        <w:pStyle w:val="Paragraphedeliste"/>
-        <w:numPr>
-          <w:ilvl w:val="0"/>
-          <w:numId w:val="43"/>
-        </w:numPr>
-        <w:rPr>
-          <w:rFonts w:cstheme="minorHAnsi"/>
-          <w:b/>
-          <w:bCs/>
-          <w:color w:val="002060"/>
-          <w:sz w:val="28"/>
-          <w:szCs w:val="28"/>
-          <w:lang w:val="es-ES"/>
-        </w:rPr>
-      </w:pPr>
-      <w:r>
-        <w:rPr>
-          <w:rFonts w:cstheme="minorHAnsi"/>
-          <w:sz w:val="28"/>
-          <w:szCs w:val="28"/>
-          <w:lang w:val="es-ES"/>
-        </w:rPr>
-        <w:t>GARDNER Lisa</w:t>
-      </w:r>
-      <w:r>
-        <w:rPr>
-          <w:rFonts w:cstheme="minorHAnsi"/>
-          <w:b/>
-          <w:bCs/>
-          <w:sz w:val="28"/>
-          <w:szCs w:val="28"/>
-          <w:lang w:val="es-ES"/>
-        </w:rPr>
-        <w:t xml:space="preserve">                                         </w:t>
-      </w:r>
-      <w:r>
-        <w:rPr>
-          <w:rFonts w:cstheme="minorHAnsi"/>
-          <w:b/>
-          <w:bCs/>
-          <w:sz w:val="28"/>
-          <w:szCs w:val="28"/>
-          <w:lang w:val="es-ES"/>
-        </w:rPr>
-        <w:t xml:space="preserve">  </w:t>
-      </w:r>
-      <w:r>
-        <w:rPr>
-          <w:rFonts w:cstheme="minorHAnsi"/>
-          <w:b/>
-          <w:bCs/>
-          <w:sz w:val="28"/>
-          <w:szCs w:val="28"/>
-          <w:lang w:val="es-ES"/>
-        </w:rPr>
-        <w:t xml:space="preserve"> </w:t>
-      </w:r>
-      <w:r>
-        <w:rPr>
-          <w:rFonts w:cstheme="minorHAnsi"/>
-          <w:b/>
-          <w:bCs/>
-          <w:sz w:val="28"/>
-          <w:szCs w:val="28"/>
-          <w:lang w:val="es-ES"/>
-        </w:rPr>
-        <w:t xml:space="preserve"> </w:t>
-      </w:r>
-      <w:r>
-        <w:rPr>
-          <w:rFonts w:cstheme="minorHAnsi"/>
-          <w:b/>
-          <w:bCs/>
-          <w:sz w:val="28"/>
-          <w:szCs w:val="28"/>
-          <w:lang w:val="es-ES"/>
-        </w:rPr>
-        <w:t xml:space="preserve"> </w:t>
-      </w:r>
-      <w:r>
-        <w:rPr>
-          <w:rFonts w:cstheme="minorHAnsi"/>
-          <w:sz w:val="28"/>
-          <w:szCs w:val="28"/>
-          <w:lang w:val="es-ES"/>
-        </w:rPr>
-        <w:t xml:space="preserve">Juste </w:t>
-      </w:r>
-      <w:proofErr w:type="spellStart"/>
-      <w:r>
-        <w:rPr>
-          <w:rFonts w:cstheme="minorHAnsi"/>
-          <w:sz w:val="28"/>
-          <w:szCs w:val="28"/>
-          <w:lang w:val="es-ES"/>
-        </w:rPr>
-        <w:t>derrière</w:t>
-      </w:r>
-      <w:proofErr w:type="spellEnd"/>
-      <w:r>
-        <w:rPr>
-          <w:rFonts w:cstheme="minorHAnsi"/>
-          <w:sz w:val="28"/>
-          <w:szCs w:val="28"/>
-          <w:lang w:val="es-ES"/>
-        </w:rPr>
-        <w:t xml:space="preserve"> </w:t>
-      </w:r>
-      <w:proofErr w:type="spellStart"/>
-      <w:r>
-        <w:rPr>
-          <w:rFonts w:cstheme="minorHAnsi"/>
-          <w:sz w:val="28"/>
-          <w:szCs w:val="28"/>
-          <w:lang w:val="es-ES"/>
-        </w:rPr>
-        <w:t>moi</w:t>
-      </w:r>
-      <w:proofErr w:type="spellEnd"/>
-      <w:r>
-        <w:rPr>
-          <w:rFonts w:cstheme="minorHAnsi"/>
-          <w:sz w:val="28"/>
-          <w:szCs w:val="28"/>
-          <w:lang w:val="es-ES"/>
-        </w:rPr>
-        <w:t xml:space="preserve"> (poche)</w:t>
-      </w:r>
-    </w:p>
-    <w:p>
-      <w:pPr>
-        <w:pStyle w:val="Paragraphedeliste"/>
-        <w:numPr>
-          <w:ilvl w:val="0"/>
-          <w:numId w:val="43"/>
-        </w:numPr>
-        <w:rPr>
-          <w:rFonts w:cstheme="minorHAnsi"/>
-          <w:b/>
-          <w:bCs/>
-          <w:color w:val="002060"/>
-          <w:sz w:val="28"/>
-          <w:szCs w:val="28"/>
-          <w:lang w:val="es-ES"/>
-        </w:rPr>
-      </w:pPr>
-      <w:r>
-        <w:rPr>
-          <w:rFonts w:cstheme="minorHAnsi"/>
-          <w:b/>
-          <w:bCs/>
-          <w:color w:val="002060"/>
-          <w:sz w:val="28"/>
-          <w:szCs w:val="28"/>
-          <w:lang w:val="es-ES"/>
-        </w:rPr>
-        <w:t xml:space="preserve">JOHNSON Craig                                          </w:t>
-      </w:r>
-      <w:r>
-        <w:rPr>
-          <w:rFonts w:cstheme="minorHAnsi"/>
-          <w:b/>
-          <w:bCs/>
-          <w:color w:val="002060"/>
-          <w:sz w:val="28"/>
-          <w:szCs w:val="28"/>
-          <w:lang w:val="es-ES"/>
-        </w:rPr>
-        <w:t xml:space="preserve"> </w:t>
-      </w:r>
-      <w:r>
-        <w:rPr>
-          <w:rFonts w:cstheme="minorHAnsi"/>
-          <w:b/>
-          <w:bCs/>
-          <w:color w:val="002060"/>
-          <w:sz w:val="28"/>
-          <w:szCs w:val="28"/>
-          <w:lang w:val="es-ES"/>
-        </w:rPr>
-        <w:t xml:space="preserve">Le </w:t>
-      </w:r>
-      <w:proofErr w:type="spellStart"/>
-      <w:r>
-        <w:rPr>
-          <w:rFonts w:cstheme="minorHAnsi"/>
-          <w:b/>
-          <w:bCs/>
-          <w:color w:val="002060"/>
-          <w:sz w:val="28"/>
-          <w:szCs w:val="28"/>
-          <w:lang w:val="es-ES"/>
-        </w:rPr>
-        <w:t>dernier</w:t>
-      </w:r>
-      <w:proofErr w:type="spellEnd"/>
-      <w:r>
-        <w:rPr>
-          <w:rFonts w:cstheme="minorHAnsi"/>
-          <w:b/>
-          <w:bCs/>
-          <w:color w:val="002060"/>
-          <w:sz w:val="28"/>
-          <w:szCs w:val="28"/>
-          <w:lang w:val="es-ES"/>
-        </w:rPr>
-        <w:t xml:space="preserve"> </w:t>
-      </w:r>
-      <w:proofErr w:type="spellStart"/>
-      <w:r>
-        <w:rPr>
-          <w:rFonts w:cstheme="minorHAnsi"/>
-          <w:b/>
-          <w:bCs/>
-          <w:color w:val="002060"/>
-          <w:sz w:val="28"/>
-          <w:szCs w:val="28"/>
-          <w:lang w:val="es-ES"/>
-        </w:rPr>
-        <w:t>combat</w:t>
-      </w:r>
-      <w:proofErr w:type="spellEnd"/>
-    </w:p>
-    <w:p>
-      <w:pPr>
-        <w:pStyle w:val="Paragraphedeliste"/>
-        <w:numPr>
-          <w:ilvl w:val="0"/>
-          <w:numId w:val="43"/>
-        </w:numPr>
-        <w:rPr>
-          <w:rFonts w:cstheme="minorHAnsi"/>
-          <w:b/>
-          <w:bCs/>
-          <w:color w:val="002060"/>
-          <w:sz w:val="28"/>
-          <w:szCs w:val="28"/>
-          <w:lang w:val="es-ES"/>
-        </w:rPr>
-      </w:pPr>
-      <w:r>
-        <w:rPr>
-          <w:rFonts w:cstheme="minorHAnsi"/>
-          <w:b/>
-          <w:bCs/>
-          <w:color w:val="002060"/>
-          <w:sz w:val="28"/>
-          <w:szCs w:val="28"/>
-          <w:lang w:val="es-ES"/>
-        </w:rPr>
-        <w:t xml:space="preserve">JONASSON Ragnar                                    </w:t>
-      </w:r>
-      <w:r>
-        <w:rPr>
-          <w:rFonts w:cstheme="minorHAnsi"/>
-          <w:b/>
-          <w:bCs/>
-          <w:color w:val="002060"/>
-          <w:sz w:val="28"/>
-          <w:szCs w:val="28"/>
-          <w:lang w:val="es-ES"/>
-        </w:rPr>
-        <w:t xml:space="preserve"> </w:t>
-      </w:r>
-      <w:r>
-        <w:rPr>
-          <w:rFonts w:cstheme="minorHAnsi"/>
-          <w:b/>
-          <w:bCs/>
-          <w:color w:val="002060"/>
-          <w:sz w:val="28"/>
-          <w:szCs w:val="28"/>
-          <w:lang w:val="es-ES"/>
-        </w:rPr>
-        <w:t xml:space="preserve">La </w:t>
-      </w:r>
-      <w:proofErr w:type="spellStart"/>
-      <w:r>
-        <w:rPr>
-          <w:rFonts w:cstheme="minorHAnsi"/>
-          <w:b/>
-          <w:bCs/>
-          <w:color w:val="002060"/>
-          <w:sz w:val="28"/>
-          <w:szCs w:val="28"/>
-          <w:lang w:val="es-ES"/>
-        </w:rPr>
-        <w:t>mort</w:t>
-      </w:r>
-      <w:proofErr w:type="spellEnd"/>
-      <w:r>
-        <w:rPr>
-          <w:rFonts w:cstheme="minorHAnsi"/>
-          <w:b/>
-          <w:bCs/>
-          <w:color w:val="002060"/>
-          <w:sz w:val="28"/>
-          <w:szCs w:val="28"/>
-          <w:lang w:val="es-ES"/>
-        </w:rPr>
-        <w:t xml:space="preserve"> en </w:t>
-      </w:r>
-      <w:proofErr w:type="spellStart"/>
-      <w:r>
-        <w:rPr>
-          <w:rFonts w:cstheme="minorHAnsi"/>
-          <w:b/>
-          <w:bCs/>
-          <w:color w:val="002060"/>
-          <w:sz w:val="28"/>
-          <w:szCs w:val="28"/>
-          <w:lang w:val="es-ES"/>
-        </w:rPr>
-        <w:t>blanc</w:t>
-      </w:r>
-      <w:proofErr w:type="spellEnd"/>
-    </w:p>
-    <w:p>
-      <w:pPr>
-        <w:pStyle w:val="Paragraphedeliste"/>
-        <w:numPr>
-          <w:ilvl w:val="0"/>
-          <w:numId w:val="43"/>
-        </w:numPr>
-        <w:rPr>
-          <w:rFonts w:cstheme="minorHAnsi"/>
-          <w:b/>
-          <w:bCs/>
-          <w:color w:val="002060"/>
-          <w:sz w:val="28"/>
-          <w:szCs w:val="28"/>
-          <w:lang w:val="es-ES"/>
-        </w:rPr>
-      </w:pPr>
-      <w:r>
-        <w:rPr>
-          <w:rFonts w:cstheme="minorHAnsi"/>
-          <w:b/>
-          <w:bCs/>
-          <w:color w:val="002060"/>
-          <w:sz w:val="28"/>
-          <w:szCs w:val="28"/>
-          <w:lang w:val="es-ES"/>
-        </w:rPr>
-        <w:t>WOLKENSTEIN Julie                                   Chimère</w:t>
-      </w:r>
-    </w:p>
-    <w:p>
-      <w:pPr>
-        <w:rPr>
-          <w:rFonts w:cstheme="minorHAnsi"/>
-          <w:b/>
-          <w:bCs/>
-          <w:color w:val="002060"/>
-          <w:sz w:val="28"/>
-          <w:szCs w:val="28"/>
-          <w:lang w:val="es-ES"/>
-        </w:rPr>
-      </w:pPr>
-    </w:p>
-    <w:p>
-      <w:pPr>
-        <w:pStyle w:val="Paragraphedeliste"/>
-        <w:ind w:left="1080"/>
-        <w:rPr>
-          <w:rFonts w:cstheme="minorHAnsi"/>
-          <w:b/>
-          <w:bCs/>
-          <w:color w:val="002060"/>
-          <w:sz w:val="28"/>
-          <w:szCs w:val="28"/>
-          <w:lang w:val="es-ES"/>
-        </w:rPr>
-      </w:pPr>
     </w:p>
     <w:p>
       <w:pPr>
@@ -1775,18 +915,6 @@
           <w:szCs w:val="28"/>
           <w:lang w:val="es-ES"/>
         </w:rPr>
-        <w:t>BIOGRAPHIES /</w:t>
-      </w:r>
-      <w:r>
-        <w:rPr>
-          <w:rFonts w:cstheme="minorHAnsi"/>
-          <w:b/>
-          <w:bCs/>
-          <w:color w:val="002060"/>
-          <w:sz w:val="28"/>
-          <w:szCs w:val="28"/>
-          <w:lang w:val="es-ES"/>
-        </w:rPr>
         <w:t>ESSAI</w:t>
       </w:r>
       <w:r>
@@ -1819,7 +947,7 @@
         <w:pStyle w:val="Paragraphedeliste"/>
         <w:numPr>
           <w:ilvl w:val="0"/>
-          <w:numId w:val="43"/>
+          <w:numId w:val="44"/>
         </w:numPr>
         <w:rPr>
           <w:rFonts w:cstheme="minorHAnsi"/>
@@ -1840,7 +968,55 @@
           <w:szCs w:val="28"/>
           <w:lang w:val="es-ES"/>
         </w:rPr>
-        <w:t xml:space="preserve">ASSOULINE Pierre                                      Tenez bon </w:t>
+        <w:t xml:space="preserve">DIVINO                             </w:t>
+      </w:r>
+      <w:r>
+        <w:rPr>
+          <w:rFonts w:cstheme="minorHAnsi"/>
+          <w:b/>
+          <w:bCs/>
+          <w:color w:val="002060"/>
+          <w:sz w:val="28"/>
+          <w:szCs w:val="28"/>
+          <w:lang w:val="es-ES"/>
+        </w:rPr>
+        <w:t xml:space="preserve">         </w:t>
+      </w:r>
+      <w:r>
+        <w:rPr>
+          <w:rFonts w:cstheme="minorHAnsi"/>
+          <w:b/>
+          <w:bCs/>
+          <w:color w:val="002060"/>
+          <w:sz w:val="28"/>
+          <w:szCs w:val="28"/>
+          <w:lang w:val="es-ES"/>
+        </w:rPr>
+        <w:t xml:space="preserve"> Le temps de l’obsolescen</w:t>
+      </w:r>
+      <w:r>
+        <w:rPr>
+          <w:rFonts w:cstheme="minorHAnsi"/>
+          <w:b/>
+          <w:bCs/>
+          <w:color w:val="002060"/>
+          <w:sz w:val="28"/>
+          <w:szCs w:val="28"/>
+          <w:lang w:val="es-ES"/>
+        </w:rPr>
+        <w:t>ce</w:t>
+      </w:r>
+      <w:r>
+        <w:rPr>
+          <w:rFonts w:cstheme="minorHAnsi"/>
+          <w:b/>
+          <w:bCs/>
+          <w:color w:val="002060"/>
+          <w:sz w:val="28"/>
+          <w:szCs w:val="28"/>
+          <w:lang w:val="es-ES"/>
+        </w:rPr>
+        <w:t xml:space="preserve"> humaine</w:t>
       </w:r>
     </w:p>
     <w:p>
@@ -1848,7 +1024,33 @@
         <w:pStyle w:val="Paragraphedeliste"/>
         <w:numPr>
           <w:ilvl w:val="0"/>
-          <w:numId w:val="43"/>
+          <w:numId w:val="44"/>
+        </w:numPr>
+        <w:rPr>
+          <w:rFonts w:cstheme="minorHAnsi"/>
+          <w:b/>
+          <w:bCs/>
+          <w:sz w:val="28"/>
+          <w:szCs w:val="28"/>
+          <w:lang w:val="es-ES"/>
+        </w:rPr>
+      </w:pPr>
+      <w:r>
+        <w:rPr>
+          <w:rFonts w:cstheme="minorHAnsi"/>
+          <w:sz w:val="28"/>
+          <w:szCs w:val="28"/>
+          <w:lang w:val="es-ES"/>
+        </w:rPr>
+        <w:t>SCHIFFER Daniel Salvatore      Critique de la déraison antisémite</w:t>
+      </w:r>
+    </w:p>
+    <w:p>
+      <w:pPr>
+        <w:pStyle w:val="Paragraphedeliste"/>
+        <w:numPr>
+          <w:ilvl w:val="0"/>
+          <w:numId w:val="44"/>
         </w:numPr>
         <w:rPr>
           <w:rFonts w:cstheme="minorHAnsi"/>
@@ -1869,7 +1071,7 @@
           <w:szCs w:val="28"/>
           <w:lang w:val="es-ES"/>
         </w:rPr>
-        <w:t xml:space="preserve">BRUCKNER Pascal                                      </w:t>
+        <w:t xml:space="preserve">SLIMANI Leïla                           </w:t>
       </w:r>
       <w:r>
         <w:rPr>
@@ -1893,10 +1095,12 @@
           <w:szCs w:val="28"/>
           <w:lang w:val="es-ES"/>
         </w:rPr>
-        <w:t xml:space="preserve">De </w:t>
+        <w:t>Assaut contre la frontière</w:t>
       </w:r>
-      <w:proofErr w:type="spellStart"/>
-      <w:r>
+    </w:p>
+    <w:p>
+      <w:pPr>
+        <w:pStyle w:val="Paragraphedeliste"/>
         <w:rPr>
           <w:rFonts w:cstheme="minorHAnsi"/>
           <w:b/>
@@ -1906,9 +1110,7 @@
           <w:szCs w:val="28"/>
           <w:lang w:val="es-ES"/>
         </w:rPr>
-        <w:t>mère</w:t>
-      </w:r>
-      <w:proofErr w:type="spellEnd"/>
+      </w:pPr>
       <w:r>
         <w:rPr>
           <w:rFonts w:cstheme="minorHAnsi"/>
@@ -1919,382 +1121,7 @@
           <w:szCs w:val="28"/>
           <w:lang w:val="es-ES"/>
         </w:rPr>
-        <w:t xml:space="preserve"> </w:t>
-      </w:r>
-      <w:proofErr w:type="spellStart"/>
-      <w:r>
-        <w:rPr>
-          <w:rFonts w:cstheme="minorHAnsi"/>
-          <w:b/>
-          <w:bCs/>
-          <w:color w:val="002060"/>
-          <w:sz w:val="28"/>
-          <w:szCs w:val="28"/>
-          <w:lang w:val="es-ES"/>
-        </w:rPr>
-        <w:t>inconnue</w:t>
-      </w:r>
-      <w:proofErr w:type="spellEnd"/>
-    </w:p>
-    <w:p>
-      <w:pPr>
-        <w:pStyle w:val="Paragraphedeliste"/>
-        <w:numPr>
-          <w:ilvl w:val="0"/>
-          <w:numId w:val="43"/>
-        </w:numPr>
-        <w:rPr>
-          <w:rFonts w:cstheme="minorHAnsi"/>
-          <w:b/>
-          <w:bCs/>
-          <w:sz w:val="28"/>
-          <w:szCs w:val="28"/>
-          <w:lang w:val="es-ES"/>
-        </w:rPr>
-      </w:pPr>
-      <w:r>
-        <w:rPr>
-          <w:rFonts w:cstheme="minorHAnsi"/>
-          <w:b/>
-          <w:bCs/>
-          <w:color w:val="002060"/>
-          <w:sz w:val="28"/>
-          <w:szCs w:val="28"/>
-          <w:lang w:val="es-ES"/>
-        </w:rPr>
-        <w:t xml:space="preserve">CHOKRON Sylvie                                         </w:t>
-      </w:r>
-      <w:proofErr w:type="spellStart"/>
-      <w:r>
-        <w:rPr>
-          <w:rFonts w:cstheme="minorHAnsi"/>
-          <w:b/>
-          <w:bCs/>
-          <w:color w:val="002060"/>
-          <w:sz w:val="28"/>
-          <w:szCs w:val="28"/>
-          <w:lang w:val="es-ES"/>
-        </w:rPr>
-        <w:t>Plongez</w:t>
-      </w:r>
-      <w:proofErr w:type="spellEnd"/>
-      <w:r>
-        <w:rPr>
-          <w:rFonts w:cstheme="minorHAnsi"/>
-          <w:b/>
-          <w:bCs/>
-          <w:color w:val="002060"/>
-          <w:sz w:val="28"/>
-          <w:szCs w:val="28"/>
-          <w:lang w:val="es-ES"/>
-        </w:rPr>
-        <w:t xml:space="preserve"> </w:t>
-      </w:r>
-      <w:proofErr w:type="spellStart"/>
-      <w:r>
-        <w:rPr>
-          <w:rFonts w:cstheme="minorHAnsi"/>
-          <w:b/>
-          <w:bCs/>
-          <w:color w:val="002060"/>
-          <w:sz w:val="28"/>
-          <w:szCs w:val="28"/>
-          <w:lang w:val="es-ES"/>
-        </w:rPr>
-        <w:t>dans</w:t>
-      </w:r>
-      <w:proofErr w:type="spellEnd"/>
-      <w:r>
-        <w:rPr>
-          <w:rFonts w:cstheme="minorHAnsi"/>
-          <w:b/>
-          <w:bCs/>
-          <w:color w:val="002060"/>
-          <w:sz w:val="28"/>
-          <w:szCs w:val="28"/>
-          <w:lang w:val="es-ES"/>
-        </w:rPr>
-        <w:t xml:space="preserve"> </w:t>
-      </w:r>
-      <w:proofErr w:type="spellStart"/>
-      <w:r>
-        <w:rPr>
-          <w:rFonts w:cstheme="minorHAnsi"/>
-          <w:b/>
-          <w:bCs/>
-          <w:color w:val="002060"/>
-          <w:sz w:val="28"/>
-          <w:szCs w:val="28"/>
-          <w:lang w:val="es-ES"/>
-        </w:rPr>
-        <w:t>votre</w:t>
-      </w:r>
-      <w:proofErr w:type="spellEnd"/>
-      <w:r>
-        <w:rPr>
-          <w:rFonts w:cstheme="minorHAnsi"/>
-          <w:b/>
-          <w:bCs/>
-          <w:color w:val="002060"/>
-          <w:sz w:val="28"/>
-          <w:szCs w:val="28"/>
-          <w:lang w:val="es-ES"/>
-        </w:rPr>
-        <w:t xml:space="preserve"> </w:t>
-      </w:r>
-      <w:proofErr w:type="spellStart"/>
-      <w:r>
-        <w:rPr>
-          <w:rFonts w:cstheme="minorHAnsi"/>
-          <w:b/>
-          <w:bCs/>
-          <w:color w:val="002060"/>
-          <w:sz w:val="28"/>
-          <w:szCs w:val="28"/>
-          <w:lang w:val="es-ES"/>
-        </w:rPr>
-        <w:t>cerveau</w:t>
-      </w:r>
-      <w:proofErr w:type="spellEnd"/>
-    </w:p>
-    <w:p>
-      <w:pPr>
-        <w:pStyle w:val="Paragraphedeliste"/>
-        <w:numPr>
-          <w:ilvl w:val="0"/>
-          <w:numId w:val="43"/>
-        </w:numPr>
-        <w:rPr>
-          <w:rFonts w:cstheme="minorHAnsi"/>
-          <w:b/>
-          <w:bCs/>
-          <w:sz w:val="28"/>
-          <w:szCs w:val="28"/>
-          <w:lang w:val="es-ES"/>
-        </w:rPr>
-      </w:pPr>
-      <w:r>
-        <w:rPr>
-          <w:rFonts w:cstheme="minorHAnsi"/>
-          <w:b/>
-          <w:bCs/>
-          <w:color w:val="002060"/>
-          <w:sz w:val="28"/>
-          <w:szCs w:val="28"/>
-          <w:lang w:val="es-ES"/>
-        </w:rPr>
-        <w:t xml:space="preserve">COMPAGNON Antoine                              1966, </w:t>
-      </w:r>
-      <w:proofErr w:type="spellStart"/>
-      <w:r>
-        <w:rPr>
-          <w:rFonts w:cstheme="minorHAnsi"/>
-          <w:b/>
-          <w:bCs/>
-          <w:color w:val="002060"/>
-          <w:sz w:val="28"/>
-          <w:szCs w:val="28"/>
-          <w:lang w:val="es-ES"/>
-        </w:rPr>
-        <w:t>année</w:t>
-      </w:r>
-      <w:proofErr w:type="spellEnd"/>
-      <w:r>
-        <w:rPr>
-          <w:rFonts w:cstheme="minorHAnsi"/>
-          <w:b/>
-          <w:bCs/>
-          <w:color w:val="002060"/>
-          <w:sz w:val="28"/>
-          <w:szCs w:val="28"/>
-          <w:lang w:val="es-ES"/>
-        </w:rPr>
-        <w:t xml:space="preserve"> mirifique</w:t>
-      </w:r>
-    </w:p>
-    <w:p>
-      <w:pPr>
-        <w:pStyle w:val="Paragraphedeliste"/>
-        <w:numPr>
-          <w:ilvl w:val="0"/>
-          <w:numId w:val="43"/>
-        </w:numPr>
-        <w:rPr>
-          <w:rFonts w:cstheme="minorHAnsi"/>
-          <w:b/>
-          <w:bCs/>
-          <w:sz w:val="28"/>
-          <w:szCs w:val="28"/>
-          <w:lang w:val="es-ES"/>
-        </w:rPr>
-      </w:pPr>
-      <w:r>
-        <w:rPr>
-          <w:rFonts w:cstheme="minorHAnsi"/>
-          <w:b/>
-          <w:bCs/>
-          <w:color w:val="002060"/>
-          <w:sz w:val="28"/>
-          <w:szCs w:val="28"/>
-          <w:lang w:val="es-ES"/>
-        </w:rPr>
-        <w:t xml:space="preserve">MIRANDA Arnaud                                     </w:t>
-      </w:r>
-      <w:r>
-        <w:rPr>
-          <w:rFonts w:cstheme="minorHAnsi"/>
-          <w:b/>
-          <w:bCs/>
-          <w:color w:val="002060"/>
-          <w:sz w:val="28"/>
-          <w:szCs w:val="28"/>
-          <w:lang w:val="es-ES"/>
-        </w:rPr>
-        <w:t xml:space="preserve"> </w:t>
-      </w:r>
-      <w:r>
-        <w:rPr>
-          <w:rFonts w:cstheme="minorHAnsi"/>
-          <w:b/>
-          <w:bCs/>
-          <w:color w:val="002060"/>
-          <w:sz w:val="28"/>
-          <w:szCs w:val="28"/>
-          <w:lang w:val="es-ES"/>
-        </w:rPr>
-        <w:t xml:space="preserve"> </w:t>
-      </w:r>
-      <w:r>
-        <w:rPr>
-          <w:rFonts w:cstheme="minorHAnsi"/>
-          <w:b/>
-          <w:bCs/>
-          <w:color w:val="002060"/>
-          <w:sz w:val="28"/>
-          <w:szCs w:val="28"/>
-          <w:lang w:val="es-ES"/>
-        </w:rPr>
-        <w:t xml:space="preserve">Les </w:t>
-      </w:r>
-      <w:proofErr w:type="spellStart"/>
-      <w:r>
-        <w:rPr>
-          <w:rFonts w:cstheme="minorHAnsi"/>
-          <w:b/>
-          <w:bCs/>
-          <w:color w:val="002060"/>
-          <w:sz w:val="28"/>
-          <w:szCs w:val="28"/>
-          <w:lang w:val="es-ES"/>
-        </w:rPr>
-        <w:t>Lumières</w:t>
-      </w:r>
-      <w:proofErr w:type="spellEnd"/>
-      <w:r>
-        <w:rPr>
-          <w:rFonts w:cstheme="minorHAnsi"/>
-          <w:b/>
-          <w:bCs/>
-          <w:color w:val="002060"/>
-          <w:sz w:val="28"/>
-          <w:szCs w:val="28"/>
-          <w:lang w:val="es-ES"/>
-        </w:rPr>
-        <w:t xml:space="preserve"> sombres</w:t>
-      </w:r>
-    </w:p>
-    <w:p>
-      <w:pPr>
-        <w:pStyle w:val="Paragraphedeliste"/>
-        <w:numPr>
-          <w:ilvl w:val="0"/>
-          <w:numId w:val="43"/>
-        </w:numPr>
-        <w:rPr>
-          <w:rFonts w:cstheme="minorHAnsi"/>
-          <w:b/>
-          <w:bCs/>
-          <w:sz w:val="28"/>
-          <w:szCs w:val="28"/>
-          <w:lang w:val="es-ES"/>
-        </w:rPr>
-      </w:pPr>
-      <w:r>
-        <w:rPr>
-          <w:rFonts w:cstheme="minorHAnsi"/>
-          <w:b/>
-          <w:bCs/>
-          <w:color w:val="002060"/>
-          <w:sz w:val="28"/>
-          <w:szCs w:val="28"/>
-          <w:lang w:val="es-ES"/>
-        </w:rPr>
-        <w:t xml:space="preserve">PELICOT Gisèle                                            Et la </w:t>
-      </w:r>
-      <w:proofErr w:type="spellStart"/>
-      <w:r>
-        <w:rPr>
-          <w:rFonts w:cstheme="minorHAnsi"/>
-          <w:b/>
-          <w:bCs/>
-          <w:color w:val="002060"/>
-          <w:sz w:val="28"/>
-          <w:szCs w:val="28"/>
-          <w:lang w:val="es-ES"/>
-        </w:rPr>
-        <w:t>joie</w:t>
-      </w:r>
-      <w:proofErr w:type="spellEnd"/>
-      <w:r>
-        <w:rPr>
-          <w:rFonts w:cstheme="minorHAnsi"/>
-          <w:b/>
-          <w:bCs/>
-          <w:color w:val="002060"/>
-          <w:sz w:val="28"/>
-          <w:szCs w:val="28"/>
-          <w:lang w:val="es-ES"/>
-        </w:rPr>
-        <w:t xml:space="preserve"> de vivre</w:t>
-      </w:r>
-    </w:p>
-    <w:p>
-      <w:pPr>
-        <w:pStyle w:val="Paragraphedeliste"/>
-        <w:ind w:left="1080"/>
-        <w:rPr>
-          <w:rFonts w:cstheme="minorHAnsi"/>
-          <w:b/>
-          <w:bCs/>
-          <w:sz w:val="28"/>
-          <w:szCs w:val="28"/>
-          <w:lang w:val="es-ES"/>
-        </w:rPr>
-      </w:pPr>
-    </w:p>
-    <w:p>
-      <w:pPr>
-        <w:pStyle w:val="Paragraphedeliste"/>
-        <w:rPr>
-          <w:rFonts w:cstheme="minorHAnsi"/>
-          <w:b/>
-          <w:bCs/>
-          <w:color w:val="002060"/>
-          <w:sz w:val="28"/>
-          <w:szCs w:val="28"/>
-          <w:lang w:val="es-ES"/>
-        </w:rPr>
-      </w:pPr>
-      <w:r>
-        <w:rPr>
-          <w:rFonts w:cstheme="minorHAnsi"/>
-          <w:b/>
-          <w:bCs/>
-          <w:color w:val="002060"/>
-          <w:sz w:val="28"/>
-          <w:szCs w:val="28"/>
-          <w:lang w:val="es-ES"/>
-        </w:rPr>
+        <w:lastRenderedPageBreak/>
         <w:t xml:space="preserve">                                                </w:t>
       </w:r>
     </w:p>
@@ -2842,6 +1669,118 @@
     </w:lvl>
   </w:abstractNum>
   <w:abstractNum w:abstractNumId="3" w15:restartNumberingAfterBreak="0">
+    <w:nsid w:val="0F206F81"/>
+    <w:multiLevelType w:val="hybridMultilevel"/>
+    <w:tmpl w:val="A5BC9520"/>
+    <w:lvl w:ilvl="0" w:tplc="58681082">
+      <w:numFmt w:val="bullet"/>
+      <w:lvlText w:val=""/>
+      <w:lvlJc w:val="left"/>
+      <w:pPr>
+        <w:ind w:left="1440" w:hanging="360"/>
+      </w:pPr>
+      <w:rPr>
+        <w:rFonts w:ascii="Symbol" w:eastAsiaTheme="minorHAnsi" w:hAnsi="Symbol" w:cstheme="minorHAnsi" w:hint="default"/>
+      </w:rPr>
+    </w:lvl>
+    <w:lvl w:ilvl="1" w:tplc="040C0003" w:tentative="1">
+      <w:start w:val="1"/>
+      <w:numFmt w:val="bullet"/>
+      <w:lvlText w:val="o"/>
+      <w:lvlJc w:val="left"/>
+      <w:pPr>
+        <w:ind w:left="2160" w:hanging="360"/>
+      </w:pPr>
+      <w:rPr>
+        <w:rFonts w:ascii="Courier New" w:hAnsi="Courier New" w:cs="Courier New" w:hint="default"/>
+      </w:rPr>
+    </w:lvl>
+    <w:lvl w:ilvl="2" w:tplc="040C0005" w:tentative="1">
+      <w:start w:val="1"/>
+      <w:numFmt w:val="bullet"/>
+      <w:lvlText w:val=""/>
+      <w:lvlJc w:val="left"/>
+      <w:pPr>
+        <w:ind w:left="2880" w:hanging="360"/>
+      </w:pPr>
+      <w:rPr>
+        <w:rFonts w:ascii="Wingdings" w:hAnsi="Wingdings" w:hint="default"/>
+      </w:rPr>
+    </w:lvl>
+    <w:lvl w:ilvl="3" w:tplc="040C0001" w:tentative="1">
+      <w:start w:val="1"/>
+      <w:numFmt w:val="bullet"/>
+      <w:lvlText w:val=""/>
+      <w:lvlJc w:val="left"/>
+      <w:pPr>
+        <w:ind w:left="3600" w:hanging="360"/>
+      </w:pPr>
+      <w:rPr>
+        <w:rFonts w:ascii="Symbol" w:hAnsi="Symbol" w:hint="default"/>
+      </w:rPr>
+    </w:lvl>
+    <w:lvl w:ilvl="4" w:tplc="040C0003" w:tentative="1">
+      <w:start w:val="1"/>
+      <w:numFmt w:val="bullet"/>
+      <w:lvlText w:val="o"/>
+      <w:lvlJc w:val="left"/>
+      <w:pPr>
+        <w:ind w:left="4320" w:hanging="360"/>
+      </w:pPr>
+      <w:rPr>
+        <w:rFonts w:ascii="Courier New" w:hAnsi="Courier New" w:cs="Courier New" w:hint="default"/>
+      </w:rPr>
+    </w:lvl>
+    <w:lvl w:ilvl="5" w:tplc="040C0005" w:tentative="1">
+      <w:start w:val="1"/>
+      <w:numFmt w:val="bullet"/>
+      <w:lvlText w:val=""/>
+      <w:lvlJc w:val="left"/>
+      <w:pPr>
+        <w:ind w:left="5040" w:hanging="360"/>
+      </w:pPr>
+      <w:rPr>
+        <w:rFonts w:ascii="Wingdings" w:hAnsi="Wingdings" w:hint="default"/>
+      </w:rPr>
+    </w:lvl>
+    <w:lvl w:ilvl="6" w:tplc="040C0001" w:tentative="1">
+      <w:start w:val="1"/>
+      <w:numFmt w:val="bullet"/>
+      <w:lvlText w:val=""/>
+      <w:lvlJc w:val="left"/>
+      <w:pPr>
+        <w:ind w:left="5760" w:hanging="360"/>
+      </w:pPr>
+      <w:rPr>
+        <w:rFonts w:ascii="Symbol" w:hAnsi="Symbol" w:hint="default"/>
+      </w:rPr>
+    </w:lvl>
+    <w:lvl w:ilvl="7" w:tplc="040C0003" w:tentative="1">
+      <w:start w:val="1"/>
+      <w:numFmt w:val="bullet"/>
+      <w:lvlText w:val="o"/>
+      <w:lvlJc w:val="left"/>
+      <w:pPr>
+        <w:ind w:left="6480" w:hanging="360"/>
+      </w:pPr>
+      <w:rPr>
+        <w:rFonts w:ascii="Courier New" w:hAnsi="Courier New" w:cs="Courier New" w:hint="default"/>
+      </w:rPr>
+    </w:lvl>
+    <w:lvl w:ilvl="8" w:tplc="040C0005" w:tentative="1">
+      <w:start w:val="1"/>
+      <w:numFmt w:val="bullet"/>
+      <w:lvlText w:val=""/>
+      <w:lvlJc w:val="left"/>
+      <w:pPr>
+        <w:ind w:left="7200" w:hanging="360"/>
+      </w:pPr>
+      <w:rPr>
+        <w:rFonts w:ascii="Wingdings" w:hAnsi="Wingdings" w:hint="default"/>
+      </w:rPr>
+    </w:lvl>
+  </w:abstractNum>
+  <w:abstractNum w:abstractNumId="4" w15:restartNumberingAfterBreak="0">
     <w:nsid w:val="18470F3F"/>
     <w:multiLevelType w:val="hybridMultilevel"/>
     <w:tmpl w:val="5400DC40"/>
@@ -2953,7 +1892,7 @@
       </w:rPr>
     </w:lvl>
   </w:abstractNum>
-  <w:abstractNum w:abstractNumId="4" w15:restartNumberingAfterBreak="0">
+  <w:abstractNum w:abstractNumId="5" w15:restartNumberingAfterBreak="0">
     <w:nsid w:val="1C3F4A3F"/>
     <w:multiLevelType w:val="hybridMultilevel"/>
     <w:tmpl w:val="1E2498BA"/>
@@ -3065,7 +2004,7 @@
       </w:rPr>
     </w:lvl>
   </w:abstractNum>
-  <w:abstractNum w:abstractNumId="5" w15:restartNumberingAfterBreak="0">
+  <w:abstractNum w:abstractNumId="6" w15:restartNumberingAfterBreak="0">
     <w:nsid w:val="1C575E19"/>
     <w:multiLevelType w:val="hybridMultilevel"/>
     <w:tmpl w:val="069260C8"/>
@@ -3177,7 +2116,7 @@
       </w:rPr>
     </w:lvl>
   </w:abstractNum>
-  <w:abstractNum w:abstractNumId="6" w15:restartNumberingAfterBreak="0">
+  <w:abstractNum w:abstractNumId="7" w15:restartNumberingAfterBreak="0">
     <w:nsid w:val="1C633AFA"/>
     <w:multiLevelType w:val="hybridMultilevel"/>
     <w:tmpl w:val="37787528"/>
@@ -3289,7 +2228,7 @@
       </w:rPr>
     </w:lvl>
   </w:abstractNum>
-  <w:abstractNum w:abstractNumId="7" w15:restartNumberingAfterBreak="0">
+  <w:abstractNum w:abstractNumId="8" w15:restartNumberingAfterBreak="0">
     <w:nsid w:val="1C983667"/>
     <w:multiLevelType w:val="hybridMultilevel"/>
     <w:tmpl w:val="EFC29518"/>
@@ -3401,7 +2340,7 @@
       </w:rPr>
     </w:lvl>
   </w:abstractNum>
-  <w:abstractNum w:abstractNumId="8" w15:restartNumberingAfterBreak="0">
+  <w:abstractNum w:abstractNumId="9" w15:restartNumberingAfterBreak="0">
     <w:nsid w:val="1C9B1159"/>
     <w:multiLevelType w:val="hybridMultilevel"/>
     <w:tmpl w:val="951E184A"/>
@@ -3513,7 +2452,7 @@
       </w:rPr>
     </w:lvl>
   </w:abstractNum>
-  <w:abstractNum w:abstractNumId="9" w15:restartNumberingAfterBreak="0">
+  <w:abstractNum w:abstractNumId="10" w15:restartNumberingAfterBreak="0">
     <w:nsid w:val="213A5584"/>
     <w:multiLevelType w:val="hybridMultilevel"/>
     <w:tmpl w:val="87763014"/>
@@ -3625,7 +2564,7 @@
       </w:rPr>
     </w:lvl>
   </w:abstractNum>
-  <w:abstractNum w:abstractNumId="10" w15:restartNumberingAfterBreak="0">
+  <w:abstractNum w:abstractNumId="11" w15:restartNumberingAfterBreak="0">
     <w:nsid w:val="25377A79"/>
     <w:multiLevelType w:val="hybridMultilevel"/>
     <w:tmpl w:val="505EAE46"/>
@@ -3737,7 +2676,7 @@
       </w:rPr>
     </w:lvl>
   </w:abstractNum>
-  <w:abstractNum w:abstractNumId="11" w15:restartNumberingAfterBreak="0">
+  <w:abstractNum w:abstractNumId="12" w15:restartNumberingAfterBreak="0">
     <w:nsid w:val="275D5C13"/>
     <w:multiLevelType w:val="hybridMultilevel"/>
     <w:tmpl w:val="3D9284D8"/>
@@ -3849,7 +2788,7 @@
       </w:rPr>
     </w:lvl>
   </w:abstractNum>
-  <w:abstractNum w:abstractNumId="12" w15:restartNumberingAfterBreak="0">
+  <w:abstractNum w:abstractNumId="13" w15:restartNumberingAfterBreak="0">
     <w:nsid w:val="2E871FFE"/>
     <w:multiLevelType w:val="hybridMultilevel"/>
     <w:tmpl w:val="A860DE72"/>
@@ -3962,7 +2901,7 @@
       </w:rPr>
     </w:lvl>
   </w:abstractNum>
-  <w:abstractNum w:abstractNumId="13" w15:restartNumberingAfterBreak="0">
+  <w:abstractNum w:abstractNumId="14" w15:restartNumberingAfterBreak="0">
     <w:nsid w:val="336F61B4"/>
     <w:multiLevelType w:val="hybridMultilevel"/>
     <w:tmpl w:val="E07A36C4"/>
@@ -4074,7 +3013,7 @@
       </w:rPr>
     </w:lvl>
   </w:abstractNum>
-  <w:abstractNum w:abstractNumId="14" w15:restartNumberingAfterBreak="0">
+  <w:abstractNum w:abstractNumId="15" w15:restartNumberingAfterBreak="0">
     <w:nsid w:val="35E67E8F"/>
     <w:multiLevelType w:val="hybridMultilevel"/>
     <w:tmpl w:val="C3646090"/>
@@ -4186,7 +3125,7 @@
       </w:rPr>
     </w:lvl>
   </w:abstractNum>
-  <w:abstractNum w:abstractNumId="15" w15:restartNumberingAfterBreak="0">
+  <w:abstractNum w:abstractNumId="16" w15:restartNumberingAfterBreak="0">
     <w:nsid w:val="399B31F9"/>
     <w:multiLevelType w:val="hybridMultilevel"/>
     <w:tmpl w:val="43ACAFD6"/>
@@ -4298,7 +3237,7 @@
       </w:rPr>
     </w:lvl>
   </w:abstractNum>
-  <w:abstractNum w:abstractNumId="16" w15:restartNumberingAfterBreak="0">
+  <w:abstractNum w:abstractNumId="17" w15:restartNumberingAfterBreak="0">
     <w:nsid w:val="3DD66951"/>
     <w:multiLevelType w:val="hybridMultilevel"/>
     <w:tmpl w:val="5B7E7670"/>
@@ -4410,7 +3349,7 @@
       </w:rPr>
     </w:lvl>
   </w:abstractNum>
-  <w:abstractNum w:abstractNumId="17" w15:restartNumberingAfterBreak="0">
+  <w:abstractNum w:abstractNumId="18" w15:restartNumberingAfterBreak="0">
     <w:nsid w:val="3E213532"/>
     <w:multiLevelType w:val="hybridMultilevel"/>
     <w:tmpl w:val="8CDEB8FE"/>
@@ -4522,7 +3461,7 @@
       </w:rPr>
     </w:lvl>
   </w:abstractNum>
-  <w:abstractNum w:abstractNumId="18" w15:restartNumberingAfterBreak="0">
+  <w:abstractNum w:abstractNumId="19" w15:restartNumberingAfterBreak="0">
     <w:nsid w:val="3F061AF7"/>
     <w:multiLevelType w:val="hybridMultilevel"/>
     <w:tmpl w:val="E4E6D8E0"/>
@@ -4635,7 +3574,7 @@
       </w:rPr>
     </w:lvl>
   </w:abstractNum>
-  <w:abstractNum w:abstractNumId="19" w15:restartNumberingAfterBreak="0">
+  <w:abstractNum w:abstractNumId="20" w15:restartNumberingAfterBreak="0">
     <w:nsid w:val="42FE3E71"/>
     <w:multiLevelType w:val="hybridMultilevel"/>
     <w:tmpl w:val="0A98CC8A"/>
@@ -4747,7 +3686,7 @@
       </w:rPr>
     </w:lvl>
   </w:abstractNum>
-  <w:abstractNum w:abstractNumId="20" w15:restartNumberingAfterBreak="0">
+  <w:abstractNum w:abstractNumId="21" w15:restartNumberingAfterBreak="0">
     <w:nsid w:val="438F0694"/>
     <w:multiLevelType w:val="hybridMultilevel"/>
     <w:tmpl w:val="918E6ED0"/>
@@ -4859,7 +3798,7 @@
       </w:rPr>
     </w:lvl>
   </w:abstractNum>
-  <w:abstractNum w:abstractNumId="21" w15:restartNumberingAfterBreak="0">
+  <w:abstractNum w:abstractNumId="22" w15:restartNumberingAfterBreak="0">
     <w:nsid w:val="43D90E81"/>
     <w:multiLevelType w:val="hybridMultilevel"/>
     <w:tmpl w:val="3560037C"/>
@@ -4971,7 +3910,7 @@
       </w:rPr>
     </w:lvl>
   </w:abstractNum>
-  <w:abstractNum w:abstractNumId="22" w15:restartNumberingAfterBreak="0">
+  <w:abstractNum w:abstractNumId="23" w15:restartNumberingAfterBreak="0">
     <w:nsid w:val="44A405E7"/>
     <w:multiLevelType w:val="hybridMultilevel"/>
     <w:tmpl w:val="B67EA0E6"/>
@@ -5083,7 +4022,7 @@
       </w:rPr>
     </w:lvl>
   </w:abstractNum>
-  <w:abstractNum w:abstractNumId="23" w15:restartNumberingAfterBreak="0">
+  <w:abstractNum w:abstractNumId="24" w15:restartNumberingAfterBreak="0">
     <w:nsid w:val="475305FF"/>
     <w:multiLevelType w:val="hybridMultilevel"/>
     <w:tmpl w:val="6D4C709A"/>
@@ -5195,7 +4134,7 @@
       </w:rPr>
     </w:lvl>
   </w:abstractNum>
-  <w:abstractNum w:abstractNumId="24" w15:restartNumberingAfterBreak="0">
+  <w:abstractNum w:abstractNumId="25" w15:restartNumberingAfterBreak="0">
     <w:nsid w:val="4A7368A2"/>
     <w:multiLevelType w:val="hybridMultilevel"/>
     <w:tmpl w:val="D204847A"/>
@@ -5309,7 +4248,7 @@
       </w:rPr>
     </w:lvl>
   </w:abstractNum>
-  <w:abstractNum w:abstractNumId="25" w15:restartNumberingAfterBreak="0">
+  <w:abstractNum w:abstractNumId="26" w15:restartNumberingAfterBreak="0">
     <w:nsid w:val="4C506055"/>
     <w:multiLevelType w:val="hybridMultilevel"/>
     <w:tmpl w:val="9E86F1C6"/>
@@ -5421,7 +4360,7 @@
       </w:rPr>
     </w:lvl>
   </w:abstractNum>
-  <w:abstractNum w:abstractNumId="26" w15:restartNumberingAfterBreak="0">
+  <w:abstractNum w:abstractNumId="27" w15:restartNumberingAfterBreak="0">
     <w:nsid w:val="4D377354"/>
     <w:multiLevelType w:val="hybridMultilevel"/>
     <w:tmpl w:val="090EB448"/>
@@ -5533,7 +4472,7 @@
       </w:rPr>
     </w:lvl>
   </w:abstractNum>
-  <w:abstractNum w:abstractNumId="27" w15:restartNumberingAfterBreak="0">
+  <w:abstractNum w:abstractNumId="28" w15:restartNumberingAfterBreak="0">
     <w:nsid w:val="4EFD165E"/>
     <w:multiLevelType w:val="hybridMultilevel"/>
     <w:tmpl w:val="4ACE4C40"/>
@@ -5645,7 +4584,7 @@
       </w:rPr>
     </w:lvl>
   </w:abstractNum>
-  <w:abstractNum w:abstractNumId="28" w15:restartNumberingAfterBreak="0">
+  <w:abstractNum w:abstractNumId="29" w15:restartNumberingAfterBreak="0">
     <w:nsid w:val="4FD02DD9"/>
     <w:multiLevelType w:val="hybridMultilevel"/>
     <w:tmpl w:val="7C7AF244"/>
@@ -5757,7 +4696,7 @@
       </w:rPr>
     </w:lvl>
   </w:abstractNum>
-  <w:abstractNum w:abstractNumId="29" w15:restartNumberingAfterBreak="0">
+  <w:abstractNum w:abstractNumId="30" w15:restartNumberingAfterBreak="0">
     <w:nsid w:val="5A92506B"/>
     <w:multiLevelType w:val="hybridMultilevel"/>
     <w:tmpl w:val="55063E8E"/>
@@ -5869,7 +4808,7 @@
       </w:rPr>
     </w:lvl>
   </w:abstractNum>
-  <w:abstractNum w:abstractNumId="30" w15:restartNumberingAfterBreak="0">
+  <w:abstractNum w:abstractNumId="31" w15:restartNumberingAfterBreak="0">
     <w:nsid w:val="5EED04CE"/>
     <w:multiLevelType w:val="hybridMultilevel"/>
     <w:tmpl w:val="54F224B2"/>
@@ -5982,7 +4921,7 @@
       </w:rPr>
     </w:lvl>
   </w:abstractNum>
-  <w:abstractNum w:abstractNumId="31" w15:restartNumberingAfterBreak="0">
+  <w:abstractNum w:abstractNumId="32" w15:restartNumberingAfterBreak="0">
     <w:nsid w:val="65942401"/>
     <w:multiLevelType w:val="hybridMultilevel"/>
     <w:tmpl w:val="53C4002A"/>
@@ -6094,7 +5033,7 @@
       </w:rPr>
     </w:lvl>
   </w:abstractNum>
-  <w:abstractNum w:abstractNumId="32" w15:restartNumberingAfterBreak="0">
+  <w:abstractNum w:abstractNumId="33" w15:restartNumberingAfterBreak="0">
     <w:nsid w:val="65D55EC9"/>
     <w:multiLevelType w:val="hybridMultilevel"/>
     <w:tmpl w:val="3886F7C6"/>
@@ -6206,7 +5145,7 @@
       </w:rPr>
     </w:lvl>
   </w:abstractNum>
-  <w:abstractNum w:abstractNumId="33" w15:restartNumberingAfterBreak="0">
+  <w:abstractNum w:abstractNumId="34" w15:restartNumberingAfterBreak="0">
     <w:nsid w:val="6AAE663D"/>
     <w:multiLevelType w:val="hybridMultilevel"/>
     <w:tmpl w:val="B9D4B14A"/>
@@ -6319,7 +5258,7 @@
       </w:rPr>
     </w:lvl>
   </w:abstractNum>
-  <w:abstractNum w:abstractNumId="34" w15:restartNumberingAfterBreak="0">
+  <w:abstractNum w:abstractNumId="35" w15:restartNumberingAfterBreak="0">
     <w:nsid w:val="6B475459"/>
     <w:multiLevelType w:val="hybridMultilevel"/>
     <w:tmpl w:val="DC203ED4"/>
@@ -6431,7 +5370,7 @@
       </w:rPr>
     </w:lvl>
   </w:abstractNum>
-  <w:abstractNum w:abstractNumId="35" w15:restartNumberingAfterBreak="0">
+  <w:abstractNum w:abstractNumId="36" w15:restartNumberingAfterBreak="0">
     <w:nsid w:val="6DEB19B9"/>
     <w:multiLevelType w:val="hybridMultilevel"/>
     <w:tmpl w:val="C8806D54"/>
@@ -6543,7 +5482,7 @@
       </w:rPr>
     </w:lvl>
   </w:abstractNum>
-  <w:abstractNum w:abstractNumId="36" w15:restartNumberingAfterBreak="0">
+  <w:abstractNum w:abstractNumId="37" w15:restartNumberingAfterBreak="0">
     <w:nsid w:val="70B80CF4"/>
     <w:multiLevelType w:val="hybridMultilevel"/>
     <w:tmpl w:val="93B29E8C"/>
@@ -6655,7 +5594,7 @@
       </w:rPr>
     </w:lvl>
   </w:abstractNum>
-  <w:abstractNum w:abstractNumId="37" w15:restartNumberingAfterBreak="0">
+  <w:abstractNum w:abstractNumId="38" w15:restartNumberingAfterBreak="0">
     <w:nsid w:val="71C1517B"/>
     <w:multiLevelType w:val="hybridMultilevel"/>
     <w:tmpl w:val="551A3ACA"/>
@@ -6767,7 +5706,7 @@
       </w:rPr>
     </w:lvl>
   </w:abstractNum>
-  <w:abstractNum w:abstractNumId="38" w15:restartNumberingAfterBreak="0">
+  <w:abstractNum w:abstractNumId="39" w15:restartNumberingAfterBreak="0">
     <w:nsid w:val="74C61BE7"/>
     <w:multiLevelType w:val="hybridMultilevel"/>
     <w:tmpl w:val="E2C0A64C"/>
@@ -6879,123 +5818,11 @@
       </w:rPr>
     </w:lvl>
   </w:abstractNum>
-  <w:abstractNum w:abstractNumId="39" w15:restartNumberingAfterBreak="0">
+  <w:abstractNum w:abstractNumId="40" w15:restartNumberingAfterBreak="0">
     <w:nsid w:val="781F1685"/>
     <w:multiLevelType w:val="hybridMultilevel"/>
     <w:tmpl w:val="C2D06126"/>
     <w:lvl w:ilvl="0" w:tplc="D5F6C0AA">
-      <w:numFmt w:val="bullet"/>
-      <w:lvlText w:val=""/>
-      <w:lvlJc w:val="left"/>
-      <w:pPr>
-        <w:ind w:left="720" w:hanging="360"/>
-      </w:pPr>
-      <w:rPr>
-        <w:rFonts w:ascii="Symbol" w:eastAsiaTheme="minorHAnsi" w:hAnsi="Symbol" w:cstheme="minorHAnsi" w:hint="default"/>
-      </w:rPr>
-    </w:lvl>
-    <w:lvl w:ilvl="1" w:tplc="040C0003" w:tentative="1">
-      <w:start w:val="1"/>
-      <w:numFmt w:val="bullet"/>
-      <w:lvlText w:val="o"/>
-      <w:lvlJc w:val="left"/>
-      <w:pPr>
-        <w:ind w:left="1440" w:hanging="360"/>
-      </w:pPr>
-      <w:rPr>
-        <w:rFonts w:ascii="Courier New" w:hAnsi="Courier New" w:cs="Courier New" w:hint="default"/>
-      </w:rPr>
-    </w:lvl>
-    <w:lvl w:ilvl="2" w:tplc="040C0005" w:tentative="1">
-      <w:start w:val="1"/>
-      <w:numFmt w:val="bullet"/>
-      <w:lvlText w:val=""/>
-      <w:lvlJc w:val="left"/>
-      <w:pPr>
-        <w:ind w:left="2160" w:hanging="360"/>
-      </w:pPr>
-      <w:rPr>
-        <w:rFonts w:ascii="Wingdings" w:hAnsi="Wingdings" w:hint="default"/>
-      </w:rPr>
-    </w:lvl>
-    <w:lvl w:ilvl="3" w:tplc="040C0001" w:tentative="1">
-      <w:start w:val="1"/>
-      <w:numFmt w:val="bullet"/>
-      <w:lvlText w:val=""/>
-      <w:lvlJc w:val="left"/>
-      <w:pPr>
-        <w:ind w:left="2880" w:hanging="360"/>
-      </w:pPr>
-      <w:rPr>
-        <w:rFonts w:ascii="Symbol" w:hAnsi="Symbol" w:hint="default"/>
-      </w:rPr>
-    </w:lvl>
-    <w:lvl w:ilvl="4" w:tplc="040C0003" w:tentative="1">
-      <w:start w:val="1"/>
-      <w:numFmt w:val="bullet"/>
-      <w:lvlText w:val="o"/>
-      <w:lvlJc w:val="left"/>
-      <w:pPr>
-        <w:ind w:left="3600" w:hanging="360"/>
-      </w:pPr>
-      <w:rPr>
-        <w:rFonts w:ascii="Courier New" w:hAnsi="Courier New" w:cs="Courier New" w:hint="default"/>
-      </w:rPr>
-    </w:lvl>
-    <w:lvl w:ilvl="5" w:tplc="040C0005" w:tentative="1">
-      <w:start w:val="1"/>
-      <w:numFmt w:val="bullet"/>
-      <w:lvlText w:val=""/>
-      <w:lvlJc w:val="left"/>
-      <w:pPr>
-        <w:ind w:left="4320" w:hanging="360"/>
-      </w:pPr>
-      <w:rPr>
-        <w:rFonts w:ascii="Wingdings" w:hAnsi="Wingdings" w:hint="default"/>
-      </w:rPr>
-    </w:lvl>
-    <w:lvl w:ilvl="6" w:tplc="040C0001" w:tentative="1">
-      <w:start w:val="1"/>
-      <w:numFmt w:val="bullet"/>
-      <w:lvlText w:val=""/>
-      <w:lvlJc w:val="left"/>
-      <w:pPr>
-        <w:ind w:left="5040" w:hanging="360"/>
-      </w:pPr>
-      <w:rPr>
-        <w:rFonts w:ascii="Symbol" w:hAnsi="Symbol" w:hint="default"/>
-      </w:rPr>
-    </w:lvl>
-    <w:lvl w:ilvl="7" w:tplc="040C0003" w:tentative="1">
-      <w:start w:val="1"/>
-      <w:numFmt w:val="bullet"/>
-      <w:lvlText w:val="o"/>
-      <w:lvlJc w:val="left"/>
-      <w:pPr>
-        <w:ind w:left="5760" w:hanging="360"/>
-      </w:pPr>
-      <w:rPr>
-        <w:rFonts w:ascii="Courier New" w:hAnsi="Courier New" w:cs="Courier New" w:hint="default"/>
-      </w:rPr>
-    </w:lvl>
-    <w:lvl w:ilvl="8" w:tplc="040C0005" w:tentative="1">
-      <w:start w:val="1"/>
-      <w:numFmt w:val="bullet"/>
-      <w:lvlText w:val=""/>
-      <w:lvlJc w:val="left"/>
-      <w:pPr>
-        <w:ind w:left="6480" w:hanging="360"/>
-      </w:pPr>
-      <w:rPr>
-        <w:rFonts w:ascii="Wingdings" w:hAnsi="Wingdings" w:hint="default"/>
-      </w:rPr>
-    </w:lvl>
-  </w:abstractNum>
-  <w:abstractNum w:abstractNumId="40" w15:restartNumberingAfterBreak="0">
-    <w:nsid w:val="7A100633"/>
-    <w:multiLevelType w:val="hybridMultilevel"/>
-    <w:tmpl w:val="B8AC2E80"/>
-    <w:lvl w:ilvl="0" w:tplc="5A6EB106">
       <w:numFmt w:val="bullet"/>
       <w:lvlText w:val=""/>
       <w:lvlJc w:val="left"/>
@@ -7440,82 +6267,82 @@
     </w:lvl>
   </w:abstractNum>
   <w:num w:numId="1" w16cid:durableId="537426667">
-    <w:abstractNumId w:val="16"/>
+    <w:abstractNumId w:val="17"/>
   </w:num>
   <w:num w:numId="2" w16cid:durableId="1001658859">
-    <w:abstractNumId w:val="31"/>
+    <w:abstractNumId w:val="32"/>
   </w:num>
   <w:num w:numId="3" w16cid:durableId="2115443582">
-    <w:abstractNumId w:val="18"/>
+    <w:abstractNumId w:val="19"/>
   </w:num>
   <w:num w:numId="4" w16cid:durableId="1093665854">
-    <w:abstractNumId w:val="12"/>
+    <w:abstractNumId w:val="13"/>
   </w:num>
   <w:num w:numId="5" w16cid:durableId="1486314032">
     <w:abstractNumId w:val="42"/>
   </w:num>
   <w:num w:numId="6" w16cid:durableId="151600847">
-    <w:abstractNumId w:val="32"/>
+    <w:abstractNumId w:val="33"/>
   </w:num>
   <w:num w:numId="7" w16cid:durableId="105198850">
-    <w:abstractNumId w:val="33"/>
+    <w:abstractNumId w:val="34"/>
   </w:num>
   <w:num w:numId="8" w16cid:durableId="1779449397">
-    <w:abstractNumId w:val="19"/>
+    <w:abstractNumId w:val="20"/>
   </w:num>
   <w:num w:numId="9" w16cid:durableId="520510540">
-    <w:abstractNumId w:val="5"/>
+    <w:abstractNumId w:val="6"/>
   </w:num>
   <w:num w:numId="10" w16cid:durableId="557596477">
-    <w:abstractNumId w:val="23"/>
+    <w:abstractNumId w:val="24"/>
   </w:num>
   <w:num w:numId="11" w16cid:durableId="136996592">
-    <w:abstractNumId w:val="13"/>
+    <w:abstractNumId w:val="14"/>
   </w:num>
   <w:num w:numId="12" w16cid:durableId="2114591668">
     <w:abstractNumId w:val="1"/>
   </w:num>
   <w:num w:numId="13" w16cid:durableId="55934262">
-    <w:abstractNumId w:val="37"/>
+    <w:abstractNumId w:val="38"/>
   </w:num>
   <w:num w:numId="14" w16cid:durableId="1243639405">
-    <w:abstractNumId w:val="27"/>
+    <w:abstractNumId w:val="28"/>
   </w:num>
   <w:num w:numId="15" w16cid:durableId="1304696146">
-    <w:abstractNumId w:val="7"/>
+    <w:abstractNumId w:val="8"/>
   </w:num>
   <w:num w:numId="16" w16cid:durableId="1791700197">
-    <w:abstractNumId w:val="22"/>
+    <w:abstractNumId w:val="23"/>
   </w:num>
   <w:num w:numId="17" w16cid:durableId="1730416689">
-    <w:abstractNumId w:val="28"/>
+    <w:abstractNumId w:val="29"/>
   </w:num>
   <w:num w:numId="18" w16cid:durableId="1666980762">
     <w:abstractNumId w:val="41"/>
   </w:num>
   <w:num w:numId="19" w16cid:durableId="1563439552">
-    <w:abstractNumId w:val="21"/>
+    <w:abstractNumId w:val="22"/>
   </w:num>
   <w:num w:numId="20" w16cid:durableId="823161175">
-    <w:abstractNumId w:val="3"/>
+    <w:abstractNumId w:val="4"/>
   </w:num>
   <w:num w:numId="21" w16cid:durableId="1597253372">
+    <w:abstractNumId w:val="16"/>
+  </w:num>
+  <w:num w:numId="22" w16cid:durableId="352923377">
+    <w:abstractNumId w:val="35"/>
+  </w:num>
+  <w:num w:numId="23" w16cid:durableId="1464537793">
+    <w:abstractNumId w:val="37"/>
+  </w:num>
+  <w:num w:numId="24" w16cid:durableId="560530328">
     <w:abstractNumId w:val="15"/>
   </w:num>
-  <w:num w:numId="22" w16cid:durableId="352923377">
-    <w:abstractNumId w:val="34"/>
-  </w:num>
-  <w:num w:numId="23" w16cid:durableId="1464537793">
-    <w:abstractNumId w:val="36"/>
-  </w:num>
-  <w:num w:numId="24" w16cid:durableId="560530328">
-    <w:abstractNumId w:val="14"/>
-  </w:num>
   <w:num w:numId="25" w16cid:durableId="574704222">
-    <w:abstractNumId w:val="9"/>
+    <w:abstractNumId w:val="10"/>
   </w:num>
   <w:num w:numId="26" w16cid:durableId="598954975">
-    <w:abstractNumId w:val="29"/>
+    <w:abstractNumId w:val="30"/>
   </w:num>
   <w:num w:numId="27" w16cid:durableId="515922192">
     <w:abstractNumId w:val="43"/>
@@ -7524,52 +6351,52 @@
     <w:abstractNumId w:val="0"/>
   </w:num>
   <w:num w:numId="29" w16cid:durableId="346559307">
-    <w:abstractNumId w:val="30"/>
+    <w:abstractNumId w:val="31"/>
   </w:num>
   <w:num w:numId="30" w16cid:durableId="1013259244">
-    <w:abstractNumId w:val="20"/>
+    <w:abstractNumId w:val="21"/>
   </w:num>
   <w:num w:numId="31" w16cid:durableId="50228449">
-    <w:abstractNumId w:val="39"/>
+    <w:abstractNumId w:val="40"/>
   </w:num>
   <w:num w:numId="32" w16cid:durableId="1692996914">
-    <w:abstractNumId w:val="4"/>
+    <w:abstractNumId w:val="5"/>
   </w:num>
   <w:num w:numId="33" w16cid:durableId="65956886">
-    <w:abstractNumId w:val="35"/>
+    <w:abstractNumId w:val="36"/>
   </w:num>
   <w:num w:numId="34" w16cid:durableId="1153058637">
-    <w:abstractNumId w:val="17"/>
+    <w:abstractNumId w:val="18"/>
   </w:num>
   <w:num w:numId="35" w16cid:durableId="1185900041">
     <w:abstractNumId w:val="2"/>
   </w:num>
   <w:num w:numId="36" w16cid:durableId="514270345">
-    <w:abstractNumId w:val="24"/>
+    <w:abstractNumId w:val="25"/>
   </w:num>
   <w:num w:numId="37" w16cid:durableId="1349599059">
-    <w:abstractNumId w:val="10"/>
+    <w:abstractNumId w:val="11"/>
   </w:num>
   <w:num w:numId="38" w16cid:durableId="1758986502">
-    <w:abstractNumId w:val="25"/>
+    <w:abstractNumId w:val="26"/>
   </w:num>
   <w:num w:numId="39" w16cid:durableId="120730137">
-    <w:abstractNumId w:val="8"/>
+    <w:abstractNumId w:val="9"/>
   </w:num>
   <w:num w:numId="40" w16cid:durableId="700281659">
-    <w:abstractNumId w:val="38"/>
+    <w:abstractNumId w:val="39"/>
   </w:num>
   <w:num w:numId="41" w16cid:durableId="1199976705">
-    <w:abstractNumId w:val="6"/>
+    <w:abstractNumId w:val="7"/>
   </w:num>
   <w:num w:numId="42" w16cid:durableId="1455516464">
-    <w:abstractNumId w:val="11"/>
+    <w:abstractNumId w:val="12"/>
   </w:num>
   <w:num w:numId="43" w16cid:durableId="383141948">
-    <w:abstractNumId w:val="26"/>
+    <w:abstractNumId w:val="27"/>
   </w:num>
-  <w:num w:numId="44" w16cid:durableId="298847576">
-    <w:abstractNumId w:val="40"/>
+  <w:num w:numId="44" w16cid:durableId="529607576">
+    <w:abstractNumId w:val="3"/>
   </w:num>
 </w:numbering>
 </file>

--- a/current/ACQUISITIONS.docx
+++ b/current/ACQUISITIONS.docx
@@ -56,7 +56,7 @@
           <w:sz w:val="40"/>
           <w:szCs w:val="40"/>
         </w:rPr>
-        <w:t>’AVRIL</w:t>
+        <w:t>E MAI</w:t>
       </w:r>
       <w:r>
         <w:rPr>
@@ -114,7 +114,7 @@
         <w:pStyle w:val="Paragraphedeliste"/>
         <w:numPr>
           <w:ilvl w:val="0"/>
-          <w:numId w:val="44"/>
+          <w:numId w:val="45"/>
         </w:numPr>
         <w:spacing w:after="0" w:line="240" w:lineRule="auto"/>
         <w:rPr>
@@ -132,7 +132,7 @@
           <w:sz w:val="28"/>
           <w:szCs w:val="28"/>
         </w:rPr>
-        <w:t>ABDALLAH Dima                      D’une rive l’autre</w:t>
+        <w:t>ADICHIE Chimamanda Ngozi          L’Inventaire des rêves</w:t>
       </w:r>
     </w:p>
     <w:p>
@@ -140,7 +140,7 @@
         <w:pStyle w:val="Paragraphedeliste"/>
         <w:numPr>
           <w:ilvl w:val="0"/>
-          <w:numId w:val="44"/>
+          <w:numId w:val="45"/>
         </w:numPr>
         <w:spacing w:after="0" w:line="240" w:lineRule="auto"/>
         <w:rPr>
@@ -158,14 +158,24 @@
           <w:sz w:val="28"/>
           <w:szCs w:val="28"/>
         </w:rPr>
-        <w:t xml:space="preserve">ANDRUKHOVYCH Sofia          Amadoca, L’histoire de Romana et   </w:t>
+        <w:t>DUROY Lionel                                    Une journée dans la vie de Maria Ivanova</w:t>
       </w:r>
     </w:p>
     <w:p>
       <w:pPr>
         <w:pStyle w:val="Paragraphedeliste"/>
+        <w:numPr>
+          <w:ilvl w:val="0"/>
+          <w:numId w:val="45"/>
+        </w:numPr>
         <w:spacing w:after="0" w:line="240" w:lineRule="auto"/>
-        <w:ind w:left="1440"/>
+        <w:rPr>
+          <w:rFonts w:cstheme="minorHAnsi"/>
+          <w:sz w:val="28"/>
+          <w:szCs w:val="28"/>
+        </w:rPr>
+      </w:pPr>
+      <w:r>
         <w:rPr>
           <w:rFonts w:cstheme="minorHAnsi"/>
           <w:b/>
@@ -174,39 +184,7 @@
           <w:sz w:val="28"/>
           <w:szCs w:val="28"/>
         </w:rPr>
-      </w:pPr>
-      <w:r>
-        <w:rPr>
-          <w:rFonts w:cstheme="minorHAnsi"/>
-          <w:b/>
-          <w:bCs/>
-          <w:color w:val="002060"/>
-          <w:sz w:val="28"/>
-          <w:szCs w:val="28"/>
-        </w:rPr>
-        <w:t xml:space="preserve">                                                    </w:t>
-      </w:r>
-      <w:r>
-        <w:rPr>
-          <w:rFonts w:cstheme="minorHAnsi"/>
-          <w:b/>
-          <w:bCs/>
-          <w:color w:val="002060"/>
-          <w:sz w:val="28"/>
-          <w:szCs w:val="28"/>
-        </w:rPr>
-        <w:t>d</w:t>
-      </w:r>
-      <w:r>
-        <w:rPr>
-          <w:rFonts w:cstheme="minorHAnsi"/>
-          <w:b/>
-          <w:bCs/>
-          <w:color w:val="002060"/>
-          <w:sz w:val="28"/>
-          <w:szCs w:val="28"/>
-        </w:rPr>
-        <w:t>’Ouliana</w:t>
+        <w:t>FERRARI Jérôme                                Très brève théorie de l’enfer</w:t>
       </w:r>
     </w:p>
     <w:p>
@@ -214,28 +192,25 @@
         <w:pStyle w:val="Paragraphedeliste"/>
         <w:numPr>
           <w:ilvl w:val="0"/>
-          <w:numId w:val="44"/>
+          <w:numId w:val="45"/>
         </w:numPr>
         <w:spacing w:after="0" w:line="240" w:lineRule="auto"/>
         <w:rPr>
           <w:rFonts w:cstheme="minorHAnsi"/>
+          <w:sz w:val="28"/>
+          <w:szCs w:val="28"/>
+        </w:rPr>
+      </w:pPr>
+      <w:r>
+        <w:rPr>
+          <w:rFonts w:cstheme="minorHAnsi"/>
           <w:b/>
           <w:bCs/>
           <w:color w:val="002060"/>
           <w:sz w:val="28"/>
           <w:szCs w:val="28"/>
         </w:rPr>
-      </w:pPr>
-      <w:r>
-        <w:rPr>
-          <w:rFonts w:cstheme="minorHAnsi"/>
-          <w:b/>
-          <w:bCs/>
-          <w:color w:val="002060"/>
-          <w:sz w:val="28"/>
-          <w:szCs w:val="28"/>
-        </w:rPr>
-        <w:t>BRODESSER-AKNER Taffy      Le Compromis de Long Island</w:t>
+        <w:t>GAUTHERIE Aurélien                        L’enfant du vent des Féroé</w:t>
       </w:r>
     </w:p>
     <w:p>
@@ -243,7 +218,7 @@
         <w:pStyle w:val="Paragraphedeliste"/>
         <w:numPr>
           <w:ilvl w:val="0"/>
-          <w:numId w:val="44"/>
+          <w:numId w:val="45"/>
         </w:numPr>
         <w:spacing w:after="0" w:line="240" w:lineRule="auto"/>
         <w:rPr>
@@ -258,10 +233,13 @@
       <w:r>
         <w:rPr>
           <w:rFonts w:cstheme="minorHAnsi"/>
-          <w:sz w:val="28"/>
-          <w:szCs w:val="28"/>
-        </w:rPr>
-        <w:t>ELKIN Laurent                           Une année à Venise</w:t>
+          <w:b/>
+          <w:bCs/>
+          <w:color w:val="002060"/>
+          <w:sz w:val="28"/>
+          <w:szCs w:val="28"/>
+        </w:rPr>
+        <w:t>LLOYD Toby                                        La famille Rosenthal</w:t>
       </w:r>
     </w:p>
     <w:p>
@@ -269,7 +247,7 @@
         <w:pStyle w:val="Paragraphedeliste"/>
         <w:numPr>
           <w:ilvl w:val="0"/>
-          <w:numId w:val="44"/>
+          <w:numId w:val="45"/>
         </w:numPr>
         <w:spacing w:after="0" w:line="240" w:lineRule="auto"/>
         <w:rPr>
@@ -284,13 +262,10 @@
       <w:r>
         <w:rPr>
           <w:rFonts w:cstheme="minorHAnsi"/>
-          <w:b/>
-          <w:bCs/>
-          <w:color w:val="002060"/>
-          <w:sz w:val="28"/>
-          <w:szCs w:val="28"/>
-        </w:rPr>
-        <w:t>FOENKINOS David                   Je suis drôle</w:t>
+          <w:sz w:val="28"/>
+          <w:szCs w:val="28"/>
+        </w:rPr>
+        <w:t>MODIANO Patrick                              Dora Bruder</w:t>
       </w:r>
     </w:p>
     <w:p>
@@ -298,7 +273,7 @@
         <w:pStyle w:val="Paragraphedeliste"/>
         <w:numPr>
           <w:ilvl w:val="0"/>
-          <w:numId w:val="44"/>
+          <w:numId w:val="45"/>
         </w:numPr>
         <w:spacing w:after="0" w:line="240" w:lineRule="auto"/>
         <w:rPr>
@@ -319,7 +294,7 @@
           <w:sz w:val="28"/>
           <w:szCs w:val="28"/>
         </w:rPr>
-        <w:t>HALFON Eduardo                     Tarentule</w:t>
+        <w:t>NOBECOURT Laurence                     La Petite sauvage</w:t>
       </w:r>
     </w:p>
     <w:p>
@@ -327,7 +302,7 @@
         <w:pStyle w:val="Paragraphedeliste"/>
         <w:numPr>
           <w:ilvl w:val="0"/>
-          <w:numId w:val="44"/>
+          <w:numId w:val="45"/>
         </w:numPr>
         <w:spacing w:after="0" w:line="240" w:lineRule="auto"/>
         <w:rPr>
@@ -348,7 +323,7 @@
           <w:sz w:val="28"/>
           <w:szCs w:val="28"/>
         </w:rPr>
-        <w:t>MATHIS Ayana                         Les égarés</w:t>
+        <w:t xml:space="preserve">PEREZ Stéphanie                               Le Berger d’Alep </w:t>
       </w:r>
     </w:p>
     <w:p>
@@ -356,7 +331,7 @@
         <w:pStyle w:val="Paragraphedeliste"/>
         <w:numPr>
           <w:ilvl w:val="0"/>
-          <w:numId w:val="44"/>
+          <w:numId w:val="45"/>
         </w:numPr>
         <w:spacing w:after="0" w:line="240" w:lineRule="auto"/>
         <w:rPr>
@@ -377,7 +352,7 @@
           <w:sz w:val="28"/>
           <w:szCs w:val="28"/>
         </w:rPr>
-        <w:t>MÜLLER Herta                          La convocation</w:t>
+        <w:t>STEFANSSON Jon Kalman                Corps célestes à la lisière du monde</w:t>
       </w:r>
     </w:p>
     <w:p>
@@ -385,7 +360,7 @@
         <w:pStyle w:val="Paragraphedeliste"/>
         <w:numPr>
           <w:ilvl w:val="0"/>
-          <w:numId w:val="44"/>
+          <w:numId w:val="45"/>
         </w:numPr>
         <w:spacing w:after="0" w:line="240" w:lineRule="auto"/>
         <w:rPr>
@@ -406,7 +381,7 @@
           <w:sz w:val="28"/>
           <w:szCs w:val="28"/>
         </w:rPr>
-        <w:t>MURUGAN Perumal               Femme pour moitié</w:t>
+        <w:t>TOIBIN Colm                                       Brooklyn (10/18)</w:t>
       </w:r>
     </w:p>
     <w:p>
@@ -414,7 +389,7 @@
         <w:pStyle w:val="Paragraphedeliste"/>
         <w:numPr>
           <w:ilvl w:val="0"/>
-          <w:numId w:val="44"/>
+          <w:numId w:val="45"/>
         </w:numPr>
         <w:spacing w:after="0" w:line="240" w:lineRule="auto"/>
         <w:rPr>
@@ -429,11 +404,35 @@
       <w:r>
         <w:rPr>
           <w:rFonts w:cstheme="minorHAnsi"/>
+          <w:b/>
+          <w:bCs/>
           <w:color w:val="002060"/>
           <w:sz w:val="28"/>
           <w:szCs w:val="28"/>
         </w:rPr>
-        <w:t>PLATH Sylvia                             La cloche de détresse</w:t>
+        <w:t xml:space="preserve">VAREILLE Marie                                </w:t>
+      </w:r>
+      <w:r>
+        <w:rPr>
+          <w:rFonts w:cstheme="minorHAnsi"/>
+          <w:b/>
+          <w:bCs/>
+          <w:color w:val="002060"/>
+          <w:sz w:val="28"/>
+          <w:szCs w:val="28"/>
+        </w:rPr>
+        <w:t xml:space="preserve"> </w:t>
+      </w:r>
+      <w:r>
+        <w:rPr>
+          <w:rFonts w:cstheme="minorHAnsi"/>
+          <w:b/>
+          <w:bCs/>
+          <w:color w:val="002060"/>
+          <w:sz w:val="28"/>
+          <w:szCs w:val="28"/>
+        </w:rPr>
+        <w:t>Nous qui avons connu Solange</w:t>
       </w:r>
     </w:p>
     <w:p>
@@ -441,7 +440,7 @@
         <w:pStyle w:val="Paragraphedeliste"/>
         <w:numPr>
           <w:ilvl w:val="0"/>
-          <w:numId w:val="44"/>
+          <w:numId w:val="45"/>
         </w:numPr>
         <w:spacing w:after="0" w:line="240" w:lineRule="auto"/>
         <w:rPr>
@@ -462,16 +461,58 @@
           <w:sz w:val="28"/>
           <w:szCs w:val="28"/>
         </w:rPr>
-        <w:t>RODIER Renaud                       Les Echappés</w:t>
+        <w:t xml:space="preserve">VUONG </w:t>
+      </w:r>
+      <w:proofErr w:type="spellStart"/>
+      <w:r>
+        <w:rPr>
+          <w:rFonts w:cstheme="minorHAnsi"/>
+          <w:b/>
+          <w:bCs/>
+          <w:color w:val="002060"/>
+          <w:sz w:val="28"/>
+          <w:szCs w:val="28"/>
+        </w:rPr>
+        <w:t>Ocean</w:t>
+      </w:r>
+      <w:proofErr w:type="spellEnd"/>
+      <w:r>
+        <w:rPr>
+          <w:rFonts w:cstheme="minorHAnsi"/>
+          <w:b/>
+          <w:bCs/>
+          <w:color w:val="002060"/>
+          <w:sz w:val="28"/>
+          <w:szCs w:val="28"/>
+        </w:rPr>
+        <w:t xml:space="preserve">                                  </w:t>
+      </w:r>
+      <w:r>
+        <w:rPr>
+          <w:rFonts w:cstheme="minorHAnsi"/>
+          <w:b/>
+          <w:bCs/>
+          <w:color w:val="002060"/>
+          <w:sz w:val="28"/>
+          <w:szCs w:val="28"/>
+        </w:rPr>
+        <w:t xml:space="preserve"> </w:t>
+      </w:r>
+      <w:r>
+        <w:rPr>
+          <w:rFonts w:cstheme="minorHAnsi"/>
+          <w:b/>
+          <w:bCs/>
+          <w:color w:val="002060"/>
+          <w:sz w:val="28"/>
+          <w:szCs w:val="28"/>
+        </w:rPr>
+        <w:t>L’Empereur de la joie</w:t>
       </w:r>
     </w:p>
     <w:p>
       <w:pPr>
         <w:pStyle w:val="Paragraphedeliste"/>
-        <w:numPr>
-          <w:ilvl w:val="0"/>
-          <w:numId w:val="44"/>
-        </w:numPr>
         <w:spacing w:after="0" w:line="240" w:lineRule="auto"/>
         <w:rPr>
           <w:rFonts w:cstheme="minorHAnsi"/>
@@ -482,155 +523,6 @@
           <w:szCs w:val="28"/>
         </w:rPr>
       </w:pPr>
-      <w:r>
-        <w:rPr>
-          <w:rFonts w:cstheme="minorHAnsi"/>
-          <w:sz w:val="28"/>
-          <w:szCs w:val="28"/>
-        </w:rPr>
-        <w:t xml:space="preserve">SANSAL Boualem                     Le Serment des barbares </w:t>
-      </w:r>
-    </w:p>
-    <w:p>
-      <w:pPr>
-        <w:pStyle w:val="Paragraphedeliste"/>
-        <w:numPr>
-          <w:ilvl w:val="0"/>
-          <w:numId w:val="44"/>
-        </w:numPr>
-        <w:spacing w:after="0" w:line="240" w:lineRule="auto"/>
-        <w:rPr>
-          <w:rFonts w:cstheme="minorHAnsi"/>
-          <w:sz w:val="28"/>
-          <w:szCs w:val="28"/>
-        </w:rPr>
-      </w:pPr>
-      <w:r>
-        <w:rPr>
-          <w:rFonts w:cstheme="minorHAnsi"/>
-          <w:sz w:val="28"/>
-          <w:szCs w:val="28"/>
-        </w:rPr>
-        <w:t>SERBERG Amélie                      Première dame</w:t>
-      </w:r>
-    </w:p>
-    <w:p>
-      <w:pPr>
-        <w:pStyle w:val="Paragraphedeliste"/>
-        <w:numPr>
-          <w:ilvl w:val="0"/>
-          <w:numId w:val="44"/>
-        </w:numPr>
-        <w:spacing w:after="0" w:line="240" w:lineRule="auto"/>
-        <w:rPr>
-          <w:rFonts w:cstheme="minorHAnsi"/>
-          <w:sz w:val="28"/>
-          <w:szCs w:val="28"/>
-        </w:rPr>
-      </w:pPr>
-      <w:r>
-        <w:rPr>
-          <w:rFonts w:cstheme="minorHAnsi"/>
-          <w:sz w:val="28"/>
-          <w:szCs w:val="28"/>
-        </w:rPr>
-        <w:t xml:space="preserve">WHARTON Edith                      Le Temps de l’innocence </w:t>
-      </w:r>
-      <w:r>
-        <w:rPr>
-          <w:rFonts w:cstheme="minorHAnsi"/>
-          <w:b/>
-          <w:bCs/>
-          <w:sz w:val="28"/>
-          <w:szCs w:val="28"/>
-        </w:rPr>
-        <w:t>(</w:t>
-      </w:r>
-      <w:r>
-        <w:rPr>
-          <w:rFonts w:cstheme="minorHAnsi"/>
-          <w:sz w:val="28"/>
-          <w:szCs w:val="28"/>
-        </w:rPr>
-        <w:t>poche)</w:t>
-      </w:r>
-    </w:p>
-    <w:p>
-      <w:pPr>
-        <w:pStyle w:val="Paragraphedeliste"/>
-        <w:numPr>
-          <w:ilvl w:val="0"/>
-          <w:numId w:val="44"/>
-        </w:numPr>
-        <w:spacing w:after="0" w:line="240" w:lineRule="auto"/>
-        <w:rPr>
-          <w:rFonts w:cstheme="minorHAnsi"/>
-          <w:sz w:val="28"/>
-          <w:szCs w:val="28"/>
-        </w:rPr>
-      </w:pPr>
-      <w:r>
-        <w:rPr>
-          <w:rFonts w:cstheme="minorHAnsi"/>
-          <w:sz w:val="28"/>
-          <w:szCs w:val="28"/>
-        </w:rPr>
-        <w:t>WERBER Jonathan                   La Meilleure écrivaine du monde</w:t>
-      </w:r>
-    </w:p>
-    <w:p>
-      <w:pPr>
-        <w:pStyle w:val="Paragraphedeliste"/>
-        <w:numPr>
-          <w:ilvl w:val="0"/>
-          <w:numId w:val="44"/>
-        </w:numPr>
-        <w:spacing w:after="0" w:line="240" w:lineRule="auto"/>
-        <w:rPr>
-          <w:rFonts w:cstheme="minorHAnsi"/>
-          <w:sz w:val="28"/>
-          <w:szCs w:val="28"/>
-        </w:rPr>
-      </w:pPr>
-      <w:r>
-        <w:rPr>
-          <w:rFonts w:cstheme="minorHAnsi"/>
-          <w:sz w:val="28"/>
-          <w:szCs w:val="28"/>
-        </w:rPr>
-        <w:t>WILDE Oscar                             Le Portrait de Dorian Gray</w:t>
-      </w:r>
-      <w:r>
-        <w:rPr>
-          <w:rFonts w:cstheme="minorHAnsi"/>
-          <w:b/>
-          <w:bCs/>
-          <w:color w:val="002060"/>
-          <w:sz w:val="28"/>
-          <w:szCs w:val="28"/>
-        </w:rPr>
-        <w:t xml:space="preserve"> </w:t>
-      </w:r>
-      <w:r>
-        <w:rPr>
-          <w:rFonts w:cstheme="minorHAnsi"/>
-          <w:color w:val="002060"/>
-          <w:sz w:val="28"/>
-          <w:szCs w:val="28"/>
-        </w:rPr>
-        <w:t>(poche)</w:t>
-      </w:r>
-      <w:r>
-        <w:rPr>
-          <w:rFonts w:cstheme="minorHAnsi"/>
-          <w:b/>
-          <w:bCs/>
-          <w:color w:val="002060"/>
-          <w:sz w:val="28"/>
-          <w:szCs w:val="28"/>
-        </w:rPr>
-        <w:t xml:space="preserve">   </w:t>
-      </w:r>
     </w:p>
     <w:p>
       <w:pPr>
@@ -669,7 +561,7 @@
         <w:pStyle w:val="Paragraphedeliste"/>
         <w:numPr>
           <w:ilvl w:val="0"/>
-          <w:numId w:val="44"/>
+          <w:numId w:val="45"/>
         </w:numPr>
         <w:rPr>
           <w:rFonts w:cstheme="minorHAnsi"/>
@@ -683,11 +575,14 @@
       <w:r>
         <w:rPr>
           <w:rFonts w:cstheme="minorHAnsi"/>
+          <w:b/>
+          <w:bCs/>
+          <w:color w:val="002060"/>
           <w:sz w:val="28"/>
           <w:szCs w:val="28"/>
           <w:lang w:val="es-ES"/>
         </w:rPr>
-        <w:t>GODDARD Robert                   18 Barnfield Hill</w:t>
+        <w:t>JONASSON Ragnar                            Hulda</w:t>
       </w:r>
     </w:p>
     <w:p>
@@ -695,7 +590,7 @@
         <w:pStyle w:val="Paragraphedeliste"/>
         <w:numPr>
           <w:ilvl w:val="0"/>
-          <w:numId w:val="44"/>
+          <w:numId w:val="45"/>
         </w:numPr>
         <w:rPr>
           <w:rFonts w:cstheme="minorHAnsi"/>
@@ -706,6 +601,7 @@
           <w:lang w:val="es-ES"/>
         </w:rPr>
       </w:pPr>
+      <w:proofErr w:type="spellStart"/>
       <w:r>
         <w:rPr>
           <w:rFonts w:cstheme="minorHAnsi"/>
@@ -716,7 +612,63 @@
           <w:szCs w:val="28"/>
           <w:lang w:val="es-ES"/>
         </w:rPr>
-        <w:t>JONASSON Ragnar                  La Mort en blanc (poche)</w:t>
+        <w:t>Mc.FADDEN</w:t>
+      </w:r>
+      <w:proofErr w:type="spellEnd"/>
+      <w:r>
+        <w:rPr>
+          <w:rFonts w:cstheme="minorHAnsi"/>
+          <w:b/>
+          <w:bCs/>
+          <w:color w:val="002060"/>
+          <w:sz w:val="28"/>
+          <w:szCs w:val="28"/>
+          <w:lang w:val="es-ES"/>
+        </w:rPr>
+        <w:t xml:space="preserve"> Freida                            La </w:t>
+      </w:r>
+      <w:proofErr w:type="spellStart"/>
+      <w:r>
+        <w:rPr>
+          <w:rFonts w:cstheme="minorHAnsi"/>
+          <w:b/>
+          <w:bCs/>
+          <w:color w:val="002060"/>
+          <w:sz w:val="28"/>
+          <w:szCs w:val="28"/>
+          <w:lang w:val="es-ES"/>
+        </w:rPr>
+        <w:t>Locataire</w:t>
+      </w:r>
+      <w:proofErr w:type="spellEnd"/>
+    </w:p>
+    <w:p>
+      <w:pPr>
+        <w:pStyle w:val="Paragraphedeliste"/>
+        <w:numPr>
+          <w:ilvl w:val="0"/>
+          <w:numId w:val="45"/>
+        </w:numPr>
+        <w:rPr>
+          <w:rFonts w:cstheme="minorHAnsi"/>
+          <w:b/>
+          <w:bCs/>
+          <w:sz w:val="28"/>
+          <w:szCs w:val="28"/>
+          <w:lang w:val="es-ES"/>
+        </w:rPr>
+      </w:pPr>
+      <w:r>
+        <w:rPr>
+          <w:rFonts w:cstheme="minorHAnsi"/>
+          <w:b/>
+          <w:bCs/>
+          <w:color w:val="002060"/>
+          <w:sz w:val="28"/>
+          <w:szCs w:val="28"/>
+          <w:lang w:val="es-ES"/>
+        </w:rPr>
+        <w:t>MASSIMI Fabiano                              Le Pacte de Venise</w:t>
       </w:r>
     </w:p>
     <w:p>
@@ -724,7 +676,7 @@
         <w:pStyle w:val="Paragraphedeliste"/>
         <w:numPr>
           <w:ilvl w:val="0"/>
-          <w:numId w:val="44"/>
+          <w:numId w:val="45"/>
         </w:numPr>
         <w:rPr>
           <w:rFonts w:cstheme="minorHAnsi"/>
@@ -745,7 +697,7 @@
           <w:szCs w:val="28"/>
           <w:lang w:val="es-ES"/>
         </w:rPr>
-        <w:t>LEON Donna                             L’Epreuve du feu</w:t>
+        <w:t>MINIER Bernard                                 Ruptures</w:t>
       </w:r>
     </w:p>
     <w:p>
@@ -753,7 +705,7 @@
         <w:pStyle w:val="Paragraphedeliste"/>
         <w:numPr>
           <w:ilvl w:val="0"/>
-          <w:numId w:val="44"/>
+          <w:numId w:val="45"/>
         </w:numPr>
         <w:rPr>
           <w:rFonts w:cstheme="minorHAnsi"/>
@@ -774,7 +726,7 @@
           <w:szCs w:val="28"/>
           <w:lang w:val="es-ES"/>
         </w:rPr>
-        <w:t>REDONDO Dolores                  Celles qui ne dorment pa</w:t>
+        <w:t xml:space="preserve">VARGAS Fred                                     </w:t>
       </w:r>
       <w:r>
         <w:rPr>
@@ -786,8 +738,60 @@
           <w:szCs w:val="28"/>
           <w:lang w:val="es-ES"/>
         </w:rPr>
-        <w:t>s</w:t>
+        <w:t xml:space="preserve"> </w:t>
       </w:r>
+      <w:r>
+        <w:rPr>
+          <w:rFonts w:cstheme="minorHAnsi"/>
+          <w:b/>
+          <w:bCs/>
+          <w:color w:val="002060"/>
+          <w:sz w:val="28"/>
+          <w:szCs w:val="28"/>
+          <w:lang w:val="es-ES"/>
+        </w:rPr>
+        <w:t xml:space="preserve">Une </w:t>
+      </w:r>
+      <w:proofErr w:type="spellStart"/>
+      <w:r>
+        <w:rPr>
+          <w:rFonts w:cstheme="minorHAnsi"/>
+          <w:b/>
+          <w:bCs/>
+          <w:color w:val="002060"/>
+          <w:sz w:val="28"/>
+          <w:szCs w:val="28"/>
+          <w:lang w:val="es-ES"/>
+        </w:rPr>
+        <w:t>unique</w:t>
+      </w:r>
+      <w:proofErr w:type="spellEnd"/>
+      <w:r>
+        <w:rPr>
+          <w:rFonts w:cstheme="minorHAnsi"/>
+          <w:b/>
+          <w:bCs/>
+          <w:color w:val="002060"/>
+          <w:sz w:val="28"/>
+          <w:szCs w:val="28"/>
+          <w:lang w:val="es-ES"/>
+        </w:rPr>
+        <w:t xml:space="preserve"> </w:t>
+      </w:r>
+      <w:proofErr w:type="spellStart"/>
+      <w:r>
+        <w:rPr>
+          <w:rFonts w:cstheme="minorHAnsi"/>
+          <w:b/>
+          <w:bCs/>
+          <w:color w:val="002060"/>
+          <w:sz w:val="28"/>
+          <w:szCs w:val="28"/>
+          <w:lang w:val="es-ES"/>
+        </w:rPr>
+        <w:t>lueur</w:t>
+      </w:r>
+      <w:proofErr w:type="spellEnd"/>
     </w:p>
     <w:p>
       <w:pPr>
@@ -828,7 +832,7 @@
         <w:pStyle w:val="Paragraphedeliste"/>
         <w:numPr>
           <w:ilvl w:val="0"/>
-          <w:numId w:val="44"/>
+          <w:numId w:val="45"/>
         </w:numPr>
         <w:rPr>
           <w:rFonts w:cstheme="minorHAnsi"/>
@@ -850,16 +854,10 @@
           <w:szCs w:val="28"/>
           <w:lang w:val="es-ES"/>
         </w:rPr>
-        <w:t>GIRARD Catherine                   In violentia veritas</w:t>
+        <w:t xml:space="preserve">ROY Arundhati                                   Mon </w:t>
       </w:r>
-    </w:p>
-    <w:p>
-      <w:pPr>
-        <w:pStyle w:val="Paragraphedeliste"/>
-        <w:numPr>
-          <w:ilvl w:val="0"/>
-          <w:numId w:val="44"/>
-        </w:numPr>
+      <w:proofErr w:type="spellStart"/>
+      <w:r>
         <w:rPr>
           <w:rFonts w:cstheme="minorHAnsi"/>
           <w:b/>
@@ -869,7 +867,9 @@
           <w:szCs w:val="28"/>
           <w:lang w:val="es-ES"/>
         </w:rPr>
-      </w:pPr>
+        <w:t>refuge</w:t>
+      </w:r>
+      <w:proofErr w:type="spellEnd"/>
       <w:r>
         <w:rPr>
           <w:rFonts w:cstheme="minorHAnsi"/>
@@ -880,8 +880,48 @@
           <w:szCs w:val="28"/>
           <w:lang w:val="es-ES"/>
         </w:rPr>
-        <w:t>BOTUL Jean-Baptiste               Freud et le cigare fatal</w:t>
+        <w:t xml:space="preserve"> et </w:t>
       </w:r>
+      <w:proofErr w:type="spellStart"/>
+      <w:r>
+        <w:rPr>
+          <w:rFonts w:cstheme="minorHAnsi"/>
+          <w:b/>
+          <w:bCs/>
+          <w:color w:val="002060"/>
+          <w:sz w:val="28"/>
+          <w:szCs w:val="28"/>
+          <w:lang w:val="es-ES"/>
+        </w:rPr>
+        <w:t>mon</w:t>
+      </w:r>
+      <w:proofErr w:type="spellEnd"/>
+      <w:r>
+        <w:rPr>
+          <w:rFonts w:cstheme="minorHAnsi"/>
+          <w:b/>
+          <w:bCs/>
+          <w:color w:val="002060"/>
+          <w:sz w:val="28"/>
+          <w:szCs w:val="28"/>
+          <w:lang w:val="es-ES"/>
+        </w:rPr>
+        <w:t xml:space="preserve"> </w:t>
+      </w:r>
+      <w:proofErr w:type="spellStart"/>
+      <w:r>
+        <w:rPr>
+          <w:rFonts w:cstheme="minorHAnsi"/>
+          <w:b/>
+          <w:bCs/>
+          <w:color w:val="002060"/>
+          <w:sz w:val="28"/>
+          <w:szCs w:val="28"/>
+          <w:lang w:val="es-ES"/>
+        </w:rPr>
+        <w:t>orage</w:t>
+      </w:r>
+      <w:proofErr w:type="spellEnd"/>
     </w:p>
     <w:p>
       <w:pPr>
@@ -947,7 +987,7 @@
         <w:pStyle w:val="Paragraphedeliste"/>
         <w:numPr>
           <w:ilvl w:val="0"/>
-          <w:numId w:val="44"/>
+          <w:numId w:val="45"/>
         </w:numPr>
         <w:rPr>
           <w:rFonts w:cstheme="minorHAnsi"/>
@@ -968,8 +1008,9 @@
           <w:szCs w:val="28"/>
           <w:lang w:val="es-ES"/>
         </w:rPr>
-        <w:t xml:space="preserve">DIVINO                             </w:t>
+        <w:t xml:space="preserve">ENDERS Giulia                                     </w:t>
       </w:r>
+      <w:proofErr w:type="spellStart"/>
       <w:r>
         <w:rPr>
           <w:rFonts w:cstheme="minorHAnsi"/>
@@ -980,8 +1021,26 @@
           <w:szCs w:val="28"/>
           <w:lang w:val="es-ES"/>
         </w:rPr>
-        <w:t xml:space="preserve">         </w:t>
+        <w:t>Organique</w:t>
       </w:r>
+      <w:proofErr w:type="spellEnd"/>
+    </w:p>
+    <w:p>
+      <w:pPr>
+        <w:pStyle w:val="Paragraphedeliste"/>
+        <w:numPr>
+          <w:ilvl w:val="0"/>
+          <w:numId w:val="45"/>
+        </w:numPr>
+        <w:rPr>
+          <w:rFonts w:cstheme="minorHAnsi"/>
+          <w:b/>
+          <w:bCs/>
+          <w:sz w:val="28"/>
+          <w:szCs w:val="28"/>
+          <w:lang w:val="es-ES"/>
+        </w:rPr>
+      </w:pPr>
       <w:r>
         <w:rPr>
           <w:rFonts w:cstheme="minorHAnsi"/>
@@ -992,31 +1051,7 @@
           <w:szCs w:val="28"/>
           <w:lang w:val="es-ES"/>
         </w:rPr>
-        <w:t xml:space="preserve"> Le temps de l’obsolescen</w:t>
-      </w:r>
-      <w:r>
-        <w:rPr>
-          <w:rFonts w:cstheme="minorHAnsi"/>
-          <w:b/>
-          <w:bCs/>
-          <w:color w:val="002060"/>
-          <w:sz w:val="28"/>
-          <w:szCs w:val="28"/>
-          <w:lang w:val="es-ES"/>
-        </w:rPr>
-        <w:t>ce</w:t>
-      </w:r>
-      <w:r>
-        <w:rPr>
-          <w:rFonts w:cstheme="minorHAnsi"/>
-          <w:b/>
-          <w:bCs/>
-          <w:color w:val="002060"/>
-          <w:sz w:val="28"/>
-          <w:szCs w:val="28"/>
-          <w:lang w:val="es-ES"/>
-        </w:rPr>
-        <w:t xml:space="preserve"> humaine</w:t>
+        <w:t>DEVERS Nathan                                  Aimer Jérusalem</w:t>
       </w:r>
     </w:p>
     <w:p>
@@ -1024,7 +1059,7 @@
         <w:pStyle w:val="Paragraphedeliste"/>
         <w:numPr>
           <w:ilvl w:val="0"/>
-          <w:numId w:val="44"/>
+          <w:numId w:val="45"/>
         </w:numPr>
         <w:rPr>
           <w:rFonts w:cstheme="minorHAnsi"/>
@@ -1038,24 +1073,38 @@
       <w:r>
         <w:rPr>
           <w:rFonts w:cstheme="minorHAnsi"/>
+          <w:b/>
+          <w:bCs/>
+          <w:color w:val="002060"/>
           <w:sz w:val="28"/>
           <w:szCs w:val="28"/>
           <w:lang w:val="es-ES"/>
         </w:rPr>
-        <w:t>SCHIFFER Daniel Salvatore      Critique de la déraison antisémite</w:t>
+        <w:t xml:space="preserve">MARTEL Frédéric                               </w:t>
       </w:r>
+      <w:proofErr w:type="spellStart"/>
+      <w:r>
+        <w:rPr>
+          <w:rFonts w:cstheme="minorHAnsi"/>
+          <w:b/>
+          <w:bCs/>
+          <w:color w:val="002060"/>
+          <w:sz w:val="28"/>
+          <w:szCs w:val="28"/>
+          <w:lang w:val="es-ES"/>
+        </w:rPr>
+        <w:t>Occidents</w:t>
+      </w:r>
+      <w:proofErr w:type="spellEnd"/>
     </w:p>
     <w:p>
       <w:pPr>
         <w:pStyle w:val="Paragraphedeliste"/>
-        <w:numPr>
-          <w:ilvl w:val="0"/>
-          <w:numId w:val="44"/>
-        </w:numPr>
-        <w:rPr>
-          <w:rFonts w:cstheme="minorHAnsi"/>
-          <w:b/>
-          <w:bCs/>
+        <w:rPr>
+          <w:rFonts w:cstheme="minorHAnsi"/>
+          <w:b/>
+          <w:bCs/>
+          <w:color w:val="002060"/>
           <w:sz w:val="28"/>
           <w:szCs w:val="28"/>
           <w:lang w:val="es-ES"/>
@@ -1071,57 +1120,6 @@
           <w:szCs w:val="28"/>
           <w:lang w:val="es-ES"/>
         </w:rPr>
-        <w:t xml:space="preserve">SLIMANI Leïla                           </w:t>
-      </w:r>
-      <w:r>
-        <w:rPr>
-          <w:rFonts w:cstheme="minorHAnsi"/>
-          <w:b/>
-          <w:bCs/>
-          <w:color w:val="002060"/>
-          <w:sz w:val="28"/>
-          <w:szCs w:val="28"/>
-          <w:lang w:val="es-ES"/>
-        </w:rPr>
-        <w:t xml:space="preserve"> </w:t>
-      </w:r>
-      <w:r>
-        <w:rPr>
-          <w:rFonts w:cstheme="minorHAnsi"/>
-          <w:b/>
-          <w:bCs/>
-          <w:color w:val="002060"/>
-          <w:sz w:val="28"/>
-          <w:szCs w:val="28"/>
-          <w:lang w:val="es-ES"/>
-        </w:rPr>
-        <w:t>Assaut contre la frontière</w:t>
-      </w:r>
-    </w:p>
-    <w:p>
-      <w:pPr>
-        <w:pStyle w:val="Paragraphedeliste"/>
-        <w:rPr>
-          <w:rFonts w:cstheme="minorHAnsi"/>
-          <w:b/>
-          <w:bCs/>
-          <w:color w:val="002060"/>
-          <w:sz w:val="28"/>
-          <w:szCs w:val="28"/>
-          <w:lang w:val="es-ES"/>
-        </w:rPr>
-      </w:pPr>
-      <w:r>
-        <w:rPr>
-          <w:rFonts w:cstheme="minorHAnsi"/>
-          <w:b/>
-          <w:bCs/>
-          <w:color w:val="002060"/>
-          <w:sz w:val="28"/>
-          <w:szCs w:val="28"/>
-          <w:lang w:val="es-ES"/>
-        </w:rPr>
-        <w:lastRenderedPageBreak/>
         <w:t xml:space="preserve">                                                </w:t>
       </w:r>
     </w:p>
@@ -2789,6 +2787,118 @@
     </w:lvl>
   </w:abstractNum>
   <w:abstractNum w:abstractNumId="13" w15:restartNumberingAfterBreak="0">
+    <w:nsid w:val="2B5772E0"/>
+    <w:multiLevelType w:val="hybridMultilevel"/>
+    <w:tmpl w:val="2CF4EBC6"/>
+    <w:lvl w:ilvl="0" w:tplc="B3BEFCBA">
+      <w:numFmt w:val="bullet"/>
+      <w:lvlText w:val=""/>
+      <w:lvlJc w:val="left"/>
+      <w:pPr>
+        <w:ind w:left="720" w:hanging="360"/>
+      </w:pPr>
+      <w:rPr>
+        <w:rFonts w:ascii="Symbol" w:eastAsiaTheme="minorHAnsi" w:hAnsi="Symbol" w:cstheme="minorHAnsi" w:hint="default"/>
+      </w:rPr>
+    </w:lvl>
+    <w:lvl w:ilvl="1" w:tplc="040C0003" w:tentative="1">
+      <w:start w:val="1"/>
+      <w:numFmt w:val="bullet"/>
+      <w:lvlText w:val="o"/>
+      <w:lvlJc w:val="left"/>
+      <w:pPr>
+        <w:ind w:left="1440" w:hanging="360"/>
+      </w:pPr>
+      <w:rPr>
+        <w:rFonts w:ascii="Courier New" w:hAnsi="Courier New" w:cs="Courier New" w:hint="default"/>
+      </w:rPr>
+    </w:lvl>
+    <w:lvl w:ilvl="2" w:tplc="040C0005" w:tentative="1">
+      <w:start w:val="1"/>
+      <w:numFmt w:val="bullet"/>
+      <w:lvlText w:val=""/>
+      <w:lvlJc w:val="left"/>
+      <w:pPr>
+        <w:ind w:left="2160" w:hanging="360"/>
+      </w:pPr>
+      <w:rPr>
+        <w:rFonts w:ascii="Wingdings" w:hAnsi="Wingdings" w:hint="default"/>
+      </w:rPr>
+    </w:lvl>
+    <w:lvl w:ilvl="3" w:tplc="040C0001" w:tentative="1">
+      <w:start w:val="1"/>
+      <w:numFmt w:val="bullet"/>
+      <w:lvlText w:val=""/>
+      <w:lvlJc w:val="left"/>
+      <w:pPr>
+        <w:ind w:left="2880" w:hanging="360"/>
+      </w:pPr>
+      <w:rPr>
+        <w:rFonts w:ascii="Symbol" w:hAnsi="Symbol" w:hint="default"/>
+      </w:rPr>
+    </w:lvl>
+    <w:lvl w:ilvl="4" w:tplc="040C0003" w:tentative="1">
+      <w:start w:val="1"/>
+      <w:numFmt w:val="bullet"/>
+      <w:lvlText w:val="o"/>
+      <w:lvlJc w:val="left"/>
+      <w:pPr>
+        <w:ind w:left="3600" w:hanging="360"/>
+      </w:pPr>
+      <w:rPr>
+        <w:rFonts w:ascii="Courier New" w:hAnsi="Courier New" w:cs="Courier New" w:hint="default"/>
+      </w:rPr>
+    </w:lvl>
+    <w:lvl w:ilvl="5" w:tplc="040C0005" w:tentative="1">
+      <w:start w:val="1"/>
+      <w:numFmt w:val="bullet"/>
+      <w:lvlText w:val=""/>
+      <w:lvlJc w:val="left"/>
+      <w:pPr>
+        <w:ind w:left="4320" w:hanging="360"/>
+      </w:pPr>
+      <w:rPr>
+        <w:rFonts w:ascii="Wingdings" w:hAnsi="Wingdings" w:hint="default"/>
+      </w:rPr>
+    </w:lvl>
+    <w:lvl w:ilvl="6" w:tplc="040C0001" w:tentative="1">
+      <w:start w:val="1"/>
+      <w:numFmt w:val="bullet"/>
+      <w:lvlText w:val=""/>
+      <w:lvlJc w:val="left"/>
+      <w:pPr>
+        <w:ind w:left="5040" w:hanging="360"/>
+      </w:pPr>
+      <w:rPr>
+        <w:rFonts w:ascii="Symbol" w:hAnsi="Symbol" w:hint="default"/>
+      </w:rPr>
+    </w:lvl>
+    <w:lvl w:ilvl="7" w:tplc="040C0003" w:tentative="1">
+      <w:start w:val="1"/>
+      <w:numFmt w:val="bullet"/>
+      <w:lvlText w:val="o"/>
+      <w:lvlJc w:val="left"/>
+      <w:pPr>
+        <w:ind w:left="5760" w:hanging="360"/>
+      </w:pPr>
+      <w:rPr>
+        <w:rFonts w:ascii="Courier New" w:hAnsi="Courier New" w:cs="Courier New" w:hint="default"/>
+      </w:rPr>
+    </w:lvl>
+    <w:lvl w:ilvl="8" w:tplc="040C0005" w:tentative="1">
+      <w:start w:val="1"/>
+      <w:numFmt w:val="bullet"/>
+      <w:lvlText w:val=""/>
+      <w:lvlJc w:val="left"/>
+      <w:pPr>
+        <w:ind w:left="6480" w:hanging="360"/>
+      </w:pPr>
+      <w:rPr>
+        <w:rFonts w:ascii="Wingdings" w:hAnsi="Wingdings" w:hint="default"/>
+      </w:rPr>
+    </w:lvl>
+  </w:abstractNum>
+  <w:abstractNum w:abstractNumId="14" w15:restartNumberingAfterBreak="0">
     <w:nsid w:val="2E871FFE"/>
     <w:multiLevelType w:val="hybridMultilevel"/>
     <w:tmpl w:val="A860DE72"/>
@@ -2901,7 +3011,7 @@
       </w:rPr>
     </w:lvl>
   </w:abstractNum>
-  <w:abstractNum w:abstractNumId="14" w15:restartNumberingAfterBreak="0">
+  <w:abstractNum w:abstractNumId="15" w15:restartNumberingAfterBreak="0">
     <w:nsid w:val="336F61B4"/>
     <w:multiLevelType w:val="hybridMultilevel"/>
     <w:tmpl w:val="E07A36C4"/>
@@ -3013,7 +3123,7 @@
       </w:rPr>
     </w:lvl>
   </w:abstractNum>
-  <w:abstractNum w:abstractNumId="15" w15:restartNumberingAfterBreak="0">
+  <w:abstractNum w:abstractNumId="16" w15:restartNumberingAfterBreak="0">
     <w:nsid w:val="35E67E8F"/>
     <w:multiLevelType w:val="hybridMultilevel"/>
     <w:tmpl w:val="C3646090"/>
@@ -3125,7 +3235,7 @@
       </w:rPr>
     </w:lvl>
   </w:abstractNum>
-  <w:abstractNum w:abstractNumId="16" w15:restartNumberingAfterBreak="0">
+  <w:abstractNum w:abstractNumId="17" w15:restartNumberingAfterBreak="0">
     <w:nsid w:val="399B31F9"/>
     <w:multiLevelType w:val="hybridMultilevel"/>
     <w:tmpl w:val="43ACAFD6"/>
@@ -3237,7 +3347,7 @@
       </w:rPr>
     </w:lvl>
   </w:abstractNum>
-  <w:abstractNum w:abstractNumId="17" w15:restartNumberingAfterBreak="0">
+  <w:abstractNum w:abstractNumId="18" w15:restartNumberingAfterBreak="0">
     <w:nsid w:val="3DD66951"/>
     <w:multiLevelType w:val="hybridMultilevel"/>
     <w:tmpl w:val="5B7E7670"/>
@@ -3349,7 +3459,7 @@
       </w:rPr>
     </w:lvl>
   </w:abstractNum>
-  <w:abstractNum w:abstractNumId="18" w15:restartNumberingAfterBreak="0">
+  <w:abstractNum w:abstractNumId="19" w15:restartNumberingAfterBreak="0">
     <w:nsid w:val="3E213532"/>
     <w:multiLevelType w:val="hybridMultilevel"/>
     <w:tmpl w:val="8CDEB8FE"/>
@@ -3461,7 +3571,7 @@
       </w:rPr>
     </w:lvl>
   </w:abstractNum>
-  <w:abstractNum w:abstractNumId="19" w15:restartNumberingAfterBreak="0">
+  <w:abstractNum w:abstractNumId="20" w15:restartNumberingAfterBreak="0">
     <w:nsid w:val="3F061AF7"/>
     <w:multiLevelType w:val="hybridMultilevel"/>
     <w:tmpl w:val="E4E6D8E0"/>
@@ -3574,7 +3684,7 @@
       </w:rPr>
     </w:lvl>
   </w:abstractNum>
-  <w:abstractNum w:abstractNumId="20" w15:restartNumberingAfterBreak="0">
+  <w:abstractNum w:abstractNumId="21" w15:restartNumberingAfterBreak="0">
     <w:nsid w:val="42FE3E71"/>
     <w:multiLevelType w:val="hybridMultilevel"/>
     <w:tmpl w:val="0A98CC8A"/>
@@ -3686,7 +3796,7 @@
       </w:rPr>
     </w:lvl>
   </w:abstractNum>
-  <w:abstractNum w:abstractNumId="21" w15:restartNumberingAfterBreak="0">
+  <w:abstractNum w:abstractNumId="22" w15:restartNumberingAfterBreak="0">
     <w:nsid w:val="438F0694"/>
     <w:multiLevelType w:val="hybridMultilevel"/>
     <w:tmpl w:val="918E6ED0"/>
@@ -3798,7 +3908,7 @@
       </w:rPr>
     </w:lvl>
   </w:abstractNum>
-  <w:abstractNum w:abstractNumId="22" w15:restartNumberingAfterBreak="0">
+  <w:abstractNum w:abstractNumId="23" w15:restartNumberingAfterBreak="0">
     <w:nsid w:val="43D90E81"/>
     <w:multiLevelType w:val="hybridMultilevel"/>
     <w:tmpl w:val="3560037C"/>
@@ -3910,7 +4020,7 @@
       </w:rPr>
     </w:lvl>
   </w:abstractNum>
-  <w:abstractNum w:abstractNumId="23" w15:restartNumberingAfterBreak="0">
+  <w:abstractNum w:abstractNumId="24" w15:restartNumberingAfterBreak="0">
     <w:nsid w:val="44A405E7"/>
     <w:multiLevelType w:val="hybridMultilevel"/>
     <w:tmpl w:val="B67EA0E6"/>
@@ -4022,7 +4132,7 @@
       </w:rPr>
     </w:lvl>
   </w:abstractNum>
-  <w:abstractNum w:abstractNumId="24" w15:restartNumberingAfterBreak="0">
+  <w:abstractNum w:abstractNumId="25" w15:restartNumberingAfterBreak="0">
     <w:nsid w:val="475305FF"/>
     <w:multiLevelType w:val="hybridMultilevel"/>
     <w:tmpl w:val="6D4C709A"/>
@@ -4134,7 +4244,7 @@
       </w:rPr>
     </w:lvl>
   </w:abstractNum>
-  <w:abstractNum w:abstractNumId="25" w15:restartNumberingAfterBreak="0">
+  <w:abstractNum w:abstractNumId="26" w15:restartNumberingAfterBreak="0">
     <w:nsid w:val="4A7368A2"/>
     <w:multiLevelType w:val="hybridMultilevel"/>
     <w:tmpl w:val="D204847A"/>
@@ -4248,7 +4358,7 @@
       </w:rPr>
     </w:lvl>
   </w:abstractNum>
-  <w:abstractNum w:abstractNumId="26" w15:restartNumberingAfterBreak="0">
+  <w:abstractNum w:abstractNumId="27" w15:restartNumberingAfterBreak="0">
     <w:nsid w:val="4C506055"/>
     <w:multiLevelType w:val="hybridMultilevel"/>
     <w:tmpl w:val="9E86F1C6"/>
@@ -4360,7 +4470,7 @@
       </w:rPr>
     </w:lvl>
   </w:abstractNum>
-  <w:abstractNum w:abstractNumId="27" w15:restartNumberingAfterBreak="0">
+  <w:abstractNum w:abstractNumId="28" w15:restartNumberingAfterBreak="0">
     <w:nsid w:val="4D377354"/>
     <w:multiLevelType w:val="hybridMultilevel"/>
     <w:tmpl w:val="090EB448"/>
@@ -4472,7 +4582,7 @@
       </w:rPr>
     </w:lvl>
   </w:abstractNum>
-  <w:abstractNum w:abstractNumId="28" w15:restartNumberingAfterBreak="0">
+  <w:abstractNum w:abstractNumId="29" w15:restartNumberingAfterBreak="0">
     <w:nsid w:val="4EFD165E"/>
     <w:multiLevelType w:val="hybridMultilevel"/>
     <w:tmpl w:val="4ACE4C40"/>
@@ -4584,7 +4694,7 @@
       </w:rPr>
     </w:lvl>
   </w:abstractNum>
-  <w:abstractNum w:abstractNumId="29" w15:restartNumberingAfterBreak="0">
+  <w:abstractNum w:abstractNumId="30" w15:restartNumberingAfterBreak="0">
     <w:nsid w:val="4FD02DD9"/>
     <w:multiLevelType w:val="hybridMultilevel"/>
     <w:tmpl w:val="7C7AF244"/>
@@ -4696,7 +4806,7 @@
       </w:rPr>
     </w:lvl>
   </w:abstractNum>
-  <w:abstractNum w:abstractNumId="30" w15:restartNumberingAfterBreak="0">
+  <w:abstractNum w:abstractNumId="31" w15:restartNumberingAfterBreak="0">
     <w:nsid w:val="5A92506B"/>
     <w:multiLevelType w:val="hybridMultilevel"/>
     <w:tmpl w:val="55063E8E"/>
@@ -4808,7 +4918,7 @@
       </w:rPr>
     </w:lvl>
   </w:abstractNum>
-  <w:abstractNum w:abstractNumId="31" w15:restartNumberingAfterBreak="0">
+  <w:abstractNum w:abstractNumId="32" w15:restartNumberingAfterBreak="0">
     <w:nsid w:val="5EED04CE"/>
     <w:multiLevelType w:val="hybridMultilevel"/>
     <w:tmpl w:val="54F224B2"/>
@@ -4921,7 +5031,7 @@
       </w:rPr>
     </w:lvl>
   </w:abstractNum>
-  <w:abstractNum w:abstractNumId="32" w15:restartNumberingAfterBreak="0">
+  <w:abstractNum w:abstractNumId="33" w15:restartNumberingAfterBreak="0">
     <w:nsid w:val="65942401"/>
     <w:multiLevelType w:val="hybridMultilevel"/>
     <w:tmpl w:val="53C4002A"/>
@@ -5033,7 +5143,7 @@
       </w:rPr>
     </w:lvl>
   </w:abstractNum>
-  <w:abstractNum w:abstractNumId="33" w15:restartNumberingAfterBreak="0">
+  <w:abstractNum w:abstractNumId="34" w15:restartNumberingAfterBreak="0">
     <w:nsid w:val="65D55EC9"/>
     <w:multiLevelType w:val="hybridMultilevel"/>
     <w:tmpl w:val="3886F7C6"/>
@@ -5145,7 +5255,7 @@
       </w:rPr>
     </w:lvl>
   </w:abstractNum>
-  <w:abstractNum w:abstractNumId="34" w15:restartNumberingAfterBreak="0">
+  <w:abstractNum w:abstractNumId="35" w15:restartNumberingAfterBreak="0">
     <w:nsid w:val="6AAE663D"/>
     <w:multiLevelType w:val="hybridMultilevel"/>
     <w:tmpl w:val="B9D4B14A"/>
@@ -5258,7 +5368,7 @@
       </w:rPr>
     </w:lvl>
   </w:abstractNum>
-  <w:abstractNum w:abstractNumId="35" w15:restartNumberingAfterBreak="0">
+  <w:abstractNum w:abstractNumId="36" w15:restartNumberingAfterBreak="0">
     <w:nsid w:val="6B475459"/>
     <w:multiLevelType w:val="hybridMultilevel"/>
     <w:tmpl w:val="DC203ED4"/>
@@ -5370,7 +5480,7 @@
       </w:rPr>
     </w:lvl>
   </w:abstractNum>
-  <w:abstractNum w:abstractNumId="36" w15:restartNumberingAfterBreak="0">
+  <w:abstractNum w:abstractNumId="37" w15:restartNumberingAfterBreak="0">
     <w:nsid w:val="6DEB19B9"/>
     <w:multiLevelType w:val="hybridMultilevel"/>
     <w:tmpl w:val="C8806D54"/>
@@ -5482,7 +5592,7 @@
       </w:rPr>
     </w:lvl>
   </w:abstractNum>
-  <w:abstractNum w:abstractNumId="37" w15:restartNumberingAfterBreak="0">
+  <w:abstractNum w:abstractNumId="38" w15:restartNumberingAfterBreak="0">
     <w:nsid w:val="70B80CF4"/>
     <w:multiLevelType w:val="hybridMultilevel"/>
     <w:tmpl w:val="93B29E8C"/>
@@ -5594,7 +5704,7 @@
       </w:rPr>
     </w:lvl>
   </w:abstractNum>
-  <w:abstractNum w:abstractNumId="38" w15:restartNumberingAfterBreak="0">
+  <w:abstractNum w:abstractNumId="39" w15:restartNumberingAfterBreak="0">
     <w:nsid w:val="71C1517B"/>
     <w:multiLevelType w:val="hybridMultilevel"/>
     <w:tmpl w:val="551A3ACA"/>
@@ -5706,7 +5816,7 @@
       </w:rPr>
     </w:lvl>
   </w:abstractNum>
-  <w:abstractNum w:abstractNumId="39" w15:restartNumberingAfterBreak="0">
+  <w:abstractNum w:abstractNumId="40" w15:restartNumberingAfterBreak="0">
     <w:nsid w:val="74C61BE7"/>
     <w:multiLevelType w:val="hybridMultilevel"/>
     <w:tmpl w:val="E2C0A64C"/>
@@ -5818,7 +5928,7 @@
       </w:rPr>
     </w:lvl>
   </w:abstractNum>
-  <w:abstractNum w:abstractNumId="40" w15:restartNumberingAfterBreak="0">
+  <w:abstractNum w:abstractNumId="41" w15:restartNumberingAfterBreak="0">
     <w:nsid w:val="781F1685"/>
     <w:multiLevelType w:val="hybridMultilevel"/>
     <w:tmpl w:val="C2D06126"/>
@@ -5930,7 +6040,7 @@
       </w:rPr>
     </w:lvl>
   </w:abstractNum>
-  <w:abstractNum w:abstractNumId="41" w15:restartNumberingAfterBreak="0">
+  <w:abstractNum w:abstractNumId="42" w15:restartNumberingAfterBreak="0">
     <w:nsid w:val="7DAB55C3"/>
     <w:multiLevelType w:val="hybridMultilevel"/>
     <w:tmpl w:val="78A00B20"/>
@@ -6042,7 +6152,7 @@
       </w:rPr>
     </w:lvl>
   </w:abstractNum>
-  <w:abstractNum w:abstractNumId="42" w15:restartNumberingAfterBreak="0">
+  <w:abstractNum w:abstractNumId="43" w15:restartNumberingAfterBreak="0">
     <w:nsid w:val="7DFB55DB"/>
     <w:multiLevelType w:val="hybridMultilevel"/>
     <w:tmpl w:val="DE889CA0"/>
@@ -6154,7 +6264,7 @@
       </w:rPr>
     </w:lvl>
   </w:abstractNum>
-  <w:abstractNum w:abstractNumId="43" w15:restartNumberingAfterBreak="0">
+  <w:abstractNum w:abstractNumId="44" w15:restartNumberingAfterBreak="0">
     <w:nsid w:val="7FCF70F3"/>
     <w:multiLevelType w:val="hybridMultilevel"/>
     <w:tmpl w:val="C2BC4316"/>
@@ -6267,124 +6377,124 @@
     </w:lvl>
   </w:abstractNum>
   <w:num w:numId="1" w16cid:durableId="537426667">
-    <w:abstractNumId w:val="17"/>
+    <w:abstractNumId w:val="18"/>
   </w:num>
   <w:num w:numId="2" w16cid:durableId="1001658859">
-    <w:abstractNumId w:val="32"/>
+    <w:abstractNumId w:val="33"/>
   </w:num>
   <w:num w:numId="3" w16cid:durableId="2115443582">
-    <w:abstractNumId w:val="19"/>
+    <w:abstractNumId w:val="20"/>
   </w:num>
   <w:num w:numId="4" w16cid:durableId="1093665854">
-    <w:abstractNumId w:val="13"/>
+    <w:abstractNumId w:val="14"/>
   </w:num>
   <w:num w:numId="5" w16cid:durableId="1486314032">
-    <w:abstractNumId w:val="42"/>
+    <w:abstractNumId w:val="43"/>
   </w:num>
   <w:num w:numId="6" w16cid:durableId="151600847">
-    <w:abstractNumId w:val="33"/>
+    <w:abstractNumId w:val="34"/>
   </w:num>
   <w:num w:numId="7" w16cid:durableId="105198850">
-    <w:abstractNumId w:val="34"/>
+    <w:abstractNumId w:val="35"/>
   </w:num>
   <w:num w:numId="8" w16cid:durableId="1779449397">
-    <w:abstractNumId w:val="20"/>
+    <w:abstractNumId w:val="21"/>
   </w:num>
   <w:num w:numId="9" w16cid:durableId="520510540">
     <w:abstractNumId w:val="6"/>
   </w:num>
   <w:num w:numId="10" w16cid:durableId="557596477">
-    <w:abstractNumId w:val="24"/>
+    <w:abstractNumId w:val="25"/>
   </w:num>
   <w:num w:numId="11" w16cid:durableId="136996592">
-    <w:abstractNumId w:val="14"/>
+    <w:abstractNumId w:val="15"/>
   </w:num>
   <w:num w:numId="12" w16cid:durableId="2114591668">
     <w:abstractNumId w:val="1"/>
   </w:num>
   <w:num w:numId="13" w16cid:durableId="55934262">
-    <w:abstractNumId w:val="38"/>
+    <w:abstractNumId w:val="39"/>
   </w:num>
   <w:num w:numId="14" w16cid:durableId="1243639405">
-    <w:abstractNumId w:val="28"/>
+    <w:abstractNumId w:val="29"/>
   </w:num>
   <w:num w:numId="15" w16cid:durableId="1304696146">
     <w:abstractNumId w:val="8"/>
   </w:num>
   <w:num w:numId="16" w16cid:durableId="1791700197">
-    <w:abstractNumId w:val="23"/>
+    <w:abstractNumId w:val="24"/>
   </w:num>
   <w:num w:numId="17" w16cid:durableId="1730416689">
-    <w:abstractNumId w:val="29"/>
+    <w:abstractNumId w:val="30"/>
   </w:num>
   <w:num w:numId="18" w16cid:durableId="1666980762">
-    <w:abstractNumId w:val="41"/>
+    <w:abstractNumId w:val="42"/>
   </w:num>
   <w:num w:numId="19" w16cid:durableId="1563439552">
-    <w:abstractNumId w:val="22"/>
+    <w:abstractNumId w:val="23"/>
   </w:num>
   <w:num w:numId="20" w16cid:durableId="823161175">
     <w:abstractNumId w:val="4"/>
   </w:num>
   <w:num w:numId="21" w16cid:durableId="1597253372">
-    <w:abstractNumId w:val="16"/>
+    <w:abstractNumId w:val="17"/>
   </w:num>
   <w:num w:numId="22" w16cid:durableId="352923377">
-    <w:abstractNumId w:val="35"/>
+    <w:abstractNumId w:val="36"/>
   </w:num>
   <w:num w:numId="23" w16cid:durableId="1464537793">
-    <w:abstractNumId w:val="37"/>
+    <w:abstractNumId w:val="38"/>
   </w:num>
   <w:num w:numId="24" w16cid:durableId="560530328">
-    <w:abstractNumId w:val="15"/>
+    <w:abstractNumId w:val="16"/>
   </w:num>
   <w:num w:numId="25" w16cid:durableId="574704222">
     <w:abstractNumId w:val="10"/>
   </w:num>
   <w:num w:numId="26" w16cid:durableId="598954975">
-    <w:abstractNumId w:val="30"/>
+    <w:abstractNumId w:val="31"/>
   </w:num>
   <w:num w:numId="27" w16cid:durableId="515922192">
-    <w:abstractNumId w:val="43"/>
+    <w:abstractNumId w:val="44"/>
   </w:num>
   <w:num w:numId="28" w16cid:durableId="2099786491">
     <w:abstractNumId w:val="0"/>
   </w:num>
   <w:num w:numId="29" w16cid:durableId="346559307">
-    <w:abstractNumId w:val="31"/>
+    <w:abstractNumId w:val="32"/>
   </w:num>
   <w:num w:numId="30" w16cid:durableId="1013259244">
-    <w:abstractNumId w:val="21"/>
+    <w:abstractNumId w:val="22"/>
   </w:num>
   <w:num w:numId="31" w16cid:durableId="50228449">
-    <w:abstractNumId w:val="40"/>
+    <w:abstractNumId w:val="41"/>
   </w:num>
   <w:num w:numId="32" w16cid:durableId="1692996914">
     <w:abstractNumId w:val="5"/>
   </w:num>
   <w:num w:numId="33" w16cid:durableId="65956886">
-    <w:abstractNumId w:val="36"/>
+    <w:abstractNumId w:val="37"/>
   </w:num>
   <w:num w:numId="34" w16cid:durableId="1153058637">
-    <w:abstractNumId w:val="18"/>
+    <w:abstractNumId w:val="19"/>
   </w:num>
   <w:num w:numId="35" w16cid:durableId="1185900041">
     <w:abstractNumId w:val="2"/>
   </w:num>
   <w:num w:numId="36" w16cid:durableId="514270345">
-    <w:abstractNumId w:val="25"/>
+    <w:abstractNumId w:val="26"/>
   </w:num>
   <w:num w:numId="37" w16cid:durableId="1349599059">
     <w:abstractNumId w:val="11"/>
   </w:num>
   <w:num w:numId="38" w16cid:durableId="1758986502">
-    <w:abstractNumId w:val="26"/>
+    <w:abstractNumId w:val="27"/>
   </w:num>
   <w:num w:numId="39" w16cid:durableId="120730137">
     <w:abstractNumId w:val="9"/>
   </w:num>
   <w:num w:numId="40" w16cid:durableId="700281659">
-    <w:abstractNumId w:val="39"/>
+    <w:abstractNumId w:val="40"/>
   </w:num>
   <w:num w:numId="41" w16cid:durableId="1199976705">
     <w:abstractNumId w:val="7"/>
@@ -6393,10 +6503,13 @@
     <w:abstractNumId w:val="12"/>
   </w:num>
   <w:num w:numId="43" w16cid:durableId="383141948">
-    <w:abstractNumId w:val="27"/>
+    <w:abstractNumId w:val="28"/>
   </w:num>
   <w:num w:numId="44" w16cid:durableId="529607576">
     <w:abstractNumId w:val="3"/>
+  </w:num>
+  <w:num w:numId="45" w16cid:durableId="2139293718">
+    <w:abstractNumId w:val="13"/>
   </w:num>
 </w:numbering>
 </file>

--- a/current/ACQUISITIONS.docx
+++ b/current/ACQUISITIONS.docx
@@ -51,7 +51,7 @@
           <w:sz w:val="40"/>
           <w:szCs w:val="40"/>
         </w:rPr>
-        <w:t>ACQUISITIONS DU MOIS DE JUIN 2026</w:t>
+        <w:t>ACQUISITIONS DU MOIS DE JUILLET 2026</w:t>
       </w:r>
     </w:p>
     <w:p>
@@ -113,7 +113,7 @@
         <w:pStyle w:val="ListParagraph"/>
         <w:numPr>
           <w:ilvl w:val="0"/>
-          <w:numId w:val="3"/>
+          <w:numId w:val="4"/>
         </w:numPr>
         <w:spacing w:lineRule="auto" w:line="240" w:before="0" w:after="0"/>
         <w:contextualSpacing/>
@@ -132,7 +132,7 @@
           <w:sz w:val="28"/>
           <w:szCs w:val="28"/>
         </w:rPr>
-        <w:t>BERKOVITS Charles              La quintette de Montauban</w:t>
+        <w:t>ARDITI Metin                        Bosphore Tango</w:t>
       </w:r>
     </w:p>
     <w:p>
@@ -140,7 +140,7 @@
         <w:pStyle w:val="ListParagraph"/>
         <w:numPr>
           <w:ilvl w:val="0"/>
-          <w:numId w:val="3"/>
+          <w:numId w:val="4"/>
         </w:numPr>
         <w:spacing w:lineRule="auto" w:line="240" w:before="0" w:after="0"/>
         <w:contextualSpacing/>
@@ -159,7 +159,7 @@
           <w:sz w:val="28"/>
           <w:szCs w:val="28"/>
         </w:rPr>
-        <w:t xml:space="preserve">BORDENAVE Lauriane         Donut girl     </w:t>
+        <w:t>ERLIH Charlotte                    Embrasser Kaboul</w:t>
       </w:r>
     </w:p>
     <w:p>
@@ -167,7 +167,7 @@
         <w:pStyle w:val="ListParagraph"/>
         <w:numPr>
           <w:ilvl w:val="0"/>
-          <w:numId w:val="3"/>
+          <w:numId w:val="4"/>
         </w:numPr>
         <w:spacing w:lineRule="auto" w:line="240" w:before="0" w:after="0"/>
         <w:contextualSpacing/>
@@ -180,13 +180,10 @@
       <w:r>
         <w:rPr>
           <w:rFonts w:cs="Calibri" w:cstheme="minorHAnsi"/>
-          <w:b/>
-          <w:bCs/>
-          <w:color w:val="002060"/>
-          <w:sz w:val="28"/>
-          <w:szCs w:val="28"/>
-        </w:rPr>
-        <w:t>COLOMBANI Laetitia           Un jour sans femme</w:t>
+          <w:sz w:val="28"/>
+          <w:szCs w:val="28"/>
+        </w:rPr>
+        <w:t>MOINOT Gilles                      Vincent disparaît</w:t>
       </w:r>
     </w:p>
     <w:p>
@@ -194,7 +191,7 @@
         <w:pStyle w:val="ListParagraph"/>
         <w:numPr>
           <w:ilvl w:val="0"/>
-          <w:numId w:val="3"/>
+          <w:numId w:val="4"/>
         </w:numPr>
         <w:spacing w:lineRule="auto" w:line="240" w:before="0" w:after="0"/>
         <w:contextualSpacing/>
@@ -213,7 +210,7 @@
           <w:sz w:val="28"/>
           <w:szCs w:val="28"/>
         </w:rPr>
-        <w:t>DAENINCKX Didier               Les maisons parachutées</w:t>
+        <w:t>PEYRADE Pauline                 Les Habitantes</w:t>
       </w:r>
     </w:p>
     <w:p>
@@ -221,7 +218,7 @@
         <w:pStyle w:val="ListParagraph"/>
         <w:numPr>
           <w:ilvl w:val="0"/>
-          <w:numId w:val="3"/>
+          <w:numId w:val="4"/>
         </w:numPr>
         <w:spacing w:lineRule="auto" w:line="240" w:before="0" w:after="0"/>
         <w:contextualSpacing/>
@@ -234,482 +231,33 @@
       <w:r>
         <w:rPr>
           <w:rFonts w:cs="Calibri" w:cstheme="minorHAnsi"/>
-          <w:sz w:val="28"/>
-          <w:szCs w:val="28"/>
-        </w:rPr>
-        <w:t>DISCOURS Magali                  Revoir Palerme</w:t>
-      </w:r>
-    </w:p>
-    <w:p>
-      <w:pPr>
-        <w:pStyle w:val="ListParagraph"/>
-        <w:numPr>
-          <w:ilvl w:val="0"/>
-          <w:numId w:val="3"/>
-        </w:numPr>
+          <w:b/>
+          <w:bCs/>
+          <w:color w:val="002060"/>
+          <w:sz w:val="28"/>
+          <w:szCs w:val="28"/>
+        </w:rPr>
+        <w:t>STOCKETT Kathryn               Le Calamity Club</w:t>
+      </w:r>
+    </w:p>
+    <w:p>
+      <w:pPr>
+        <w:pStyle w:val="Normal"/>
         <w:spacing w:lineRule="auto" w:line="240" w:before="0" w:after="0"/>
-        <w:contextualSpacing/>
-        <w:rPr>
-          <w:rFonts w:cs="Calibri" w:cstheme="minorHAnsi"/>
-          <w:sz w:val="28"/>
-          <w:szCs w:val="28"/>
-        </w:rPr>
-      </w:pPr>
-      <w:r>
-        <w:rPr>
-          <w:rFonts w:cs="Calibri" w:cstheme="minorHAnsi"/>
-          <w:sz w:val="28"/>
-          <w:szCs w:val="28"/>
-        </w:rPr>
-        <w:t>DUCHATEL Julie                     Hôtel Louisiane</w:t>
-      </w:r>
-    </w:p>
-    <w:p>
-      <w:pPr>
-        <w:pStyle w:val="ListParagraph"/>
-        <w:numPr>
-          <w:ilvl w:val="0"/>
-          <w:numId w:val="3"/>
-        </w:numPr>
-        <w:spacing w:lineRule="auto" w:line="240" w:before="0" w:after="0"/>
-        <w:contextualSpacing/>
-        <w:rPr>
-          <w:rFonts w:cs="Calibri" w:cstheme="minorHAnsi"/>
-          <w:sz w:val="28"/>
-          <w:szCs w:val="28"/>
-        </w:rPr>
-      </w:pPr>
-      <w:r>
-        <w:rPr>
-          <w:rFonts w:cs="Calibri" w:cstheme="minorHAnsi"/>
-          <w:sz w:val="28"/>
-          <w:szCs w:val="28"/>
-        </w:rPr>
-        <w:t>GALANTE Valeria                   Les Sirènes de Naples</w:t>
-      </w:r>
-    </w:p>
-    <w:p>
-      <w:pPr>
-        <w:pStyle w:val="ListParagraph"/>
-        <w:numPr>
-          <w:ilvl w:val="0"/>
-          <w:numId w:val="3"/>
-        </w:numPr>
-        <w:spacing w:lineRule="auto" w:line="240" w:before="0" w:after="0"/>
-        <w:contextualSpacing/>
-        <w:rPr>
-          <w:rFonts w:cs="Calibri" w:cstheme="minorHAnsi"/>
-          <w:sz w:val="28"/>
-          <w:szCs w:val="28"/>
-        </w:rPr>
-      </w:pPr>
-      <w:r>
-        <w:rPr>
-          <w:rFonts w:cs="Calibri" w:cstheme="minorHAnsi"/>
-          <w:sz w:val="28"/>
-          <w:szCs w:val="28"/>
-        </w:rPr>
-        <w:t>GAUDEMET Nicolas              Nous n’avons rien à envier au reste du monde</w:t>
-      </w:r>
-    </w:p>
-    <w:p>
-      <w:pPr>
-        <w:pStyle w:val="ListParagraph"/>
-        <w:numPr>
-          <w:ilvl w:val="0"/>
-          <w:numId w:val="3"/>
-        </w:numPr>
-        <w:spacing w:lineRule="auto" w:line="240" w:before="0" w:after="0"/>
-        <w:contextualSpacing/>
-        <w:rPr>
-          <w:rFonts w:cs="Calibri" w:cstheme="minorHAnsi"/>
-          <w:sz w:val="28"/>
-          <w:szCs w:val="28"/>
-        </w:rPr>
-      </w:pPr>
-      <w:r>
-        <w:rPr>
-          <w:rFonts w:cs="Calibri" w:cstheme="minorHAnsi"/>
-          <w:b/>
-          <w:bCs/>
-          <w:color w:val="002060"/>
-          <w:sz w:val="28"/>
-          <w:szCs w:val="28"/>
-        </w:rPr>
-        <w:t>GESTERN Hélène                   Atelier 4</w:t>
-      </w:r>
-    </w:p>
-    <w:p>
-      <w:pPr>
-        <w:pStyle w:val="ListParagraph"/>
-        <w:numPr>
-          <w:ilvl w:val="0"/>
-          <w:numId w:val="3"/>
-        </w:numPr>
-        <w:spacing w:lineRule="auto" w:line="240" w:before="0" w:after="0"/>
-        <w:contextualSpacing/>
-        <w:rPr>
-          <w:rFonts w:cs="Calibri" w:cstheme="minorHAnsi"/>
-          <w:sz w:val="28"/>
-          <w:szCs w:val="28"/>
-        </w:rPr>
-      </w:pPr>
-      <w:r>
-        <w:rPr>
-          <w:rFonts w:cs="Calibri" w:cstheme="minorHAnsi"/>
-          <w:b/>
-          <w:bCs/>
-          <w:color w:val="002060"/>
-          <w:sz w:val="28"/>
-          <w:szCs w:val="28"/>
-        </w:rPr>
-        <w:t>GRUDA Agnès                        ça finit quand, toujours ?</w:t>
-      </w:r>
-    </w:p>
-    <w:p>
-      <w:pPr>
-        <w:pStyle w:val="ListParagraph"/>
-        <w:numPr>
-          <w:ilvl w:val="0"/>
-          <w:numId w:val="3"/>
-        </w:numPr>
-        <w:spacing w:lineRule="auto" w:line="240" w:before="0" w:after="0"/>
-        <w:contextualSpacing/>
-        <w:rPr>
-          <w:rFonts w:cs="Calibri" w:cstheme="minorHAnsi"/>
-          <w:sz w:val="28"/>
-          <w:szCs w:val="28"/>
-        </w:rPr>
-      </w:pPr>
-      <w:r>
-        <w:rPr>
-          <w:rFonts w:cs="Calibri" w:cstheme="minorHAnsi"/>
-          <w:b/>
-          <w:bCs/>
-          <w:color w:val="002060"/>
-          <w:sz w:val="28"/>
-          <w:szCs w:val="28"/>
-        </w:rPr>
-        <w:t>GROFF Lauren                        La bagarre</w:t>
-      </w:r>
-    </w:p>
-    <w:p>
-      <w:pPr>
-        <w:pStyle w:val="ListParagraph"/>
-        <w:numPr>
-          <w:ilvl w:val="0"/>
-          <w:numId w:val="3"/>
-        </w:numPr>
-        <w:spacing w:lineRule="auto" w:line="240" w:before="0" w:after="0"/>
-        <w:contextualSpacing/>
-        <w:rPr>
-          <w:rFonts w:cs="Calibri" w:cstheme="minorHAnsi"/>
-          <w:sz w:val="28"/>
-          <w:szCs w:val="28"/>
-        </w:rPr>
-      </w:pPr>
-      <w:r>
-        <w:rPr>
-          <w:rFonts w:cs="Calibri" w:cstheme="minorHAnsi"/>
-          <w:b/>
-          <w:bCs/>
-          <w:color w:val="002060"/>
-          <w:sz w:val="28"/>
-          <w:szCs w:val="28"/>
-        </w:rPr>
-        <w:t>GRIMALDI Virginie                D’autres printemps</w:t>
-      </w:r>
-    </w:p>
-    <w:p>
-      <w:pPr>
-        <w:pStyle w:val="ListParagraph"/>
-        <w:numPr>
-          <w:ilvl w:val="0"/>
-          <w:numId w:val="3"/>
-        </w:numPr>
-        <w:spacing w:lineRule="auto" w:line="240" w:before="0" w:after="0"/>
-        <w:contextualSpacing/>
-        <w:rPr>
-          <w:rFonts w:cs="Calibri" w:cstheme="minorHAnsi"/>
-          <w:sz w:val="28"/>
-          <w:szCs w:val="28"/>
-        </w:rPr>
-      </w:pPr>
-      <w:r>
-        <w:rPr>
-          <w:rFonts w:cs="Calibri" w:cstheme="minorHAnsi"/>
-          <w:b/>
-          <w:bCs/>
-          <w:color w:val="002060"/>
-          <w:sz w:val="28"/>
-          <w:szCs w:val="28"/>
-        </w:rPr>
-        <w:t xml:space="preserve">GUTMANN Caroline              J’irai jusqu’au bout de vos nuits              </w:t>
-      </w:r>
-    </w:p>
-    <w:p>
-      <w:pPr>
-        <w:pStyle w:val="ListParagraph"/>
-        <w:numPr>
-          <w:ilvl w:val="0"/>
-          <w:numId w:val="3"/>
-        </w:numPr>
-        <w:spacing w:lineRule="auto" w:line="240" w:before="0" w:after="0"/>
-        <w:contextualSpacing/>
-        <w:rPr>
-          <w:rFonts w:cs="Calibri" w:cstheme="minorHAnsi"/>
-          <w:sz w:val="28"/>
-          <w:szCs w:val="28"/>
-        </w:rPr>
-      </w:pPr>
-      <w:r>
-        <w:rPr>
-          <w:rFonts w:cs="Calibri" w:cstheme="minorHAnsi"/>
-          <w:b/>
-          <w:bCs/>
-          <w:color w:val="002060"/>
-          <w:sz w:val="28"/>
-          <w:szCs w:val="28"/>
-        </w:rPr>
-        <w:t>KENNEDY Douglas                 L’homme qui n’avait pas assez d’une vie</w:t>
-      </w:r>
-    </w:p>
-    <w:p>
-      <w:pPr>
-        <w:pStyle w:val="ListParagraph"/>
-        <w:numPr>
-          <w:ilvl w:val="0"/>
-          <w:numId w:val="3"/>
-        </w:numPr>
-        <w:spacing w:lineRule="auto" w:line="240" w:before="0" w:after="0"/>
-        <w:contextualSpacing/>
-        <w:rPr>
-          <w:rFonts w:cs="Calibri" w:cstheme="minorHAnsi"/>
-          <w:sz w:val="28"/>
-          <w:szCs w:val="28"/>
-        </w:rPr>
-      </w:pPr>
-      <w:r>
-        <w:rPr>
-          <w:rFonts w:cs="Calibri" w:cstheme="minorHAnsi"/>
-          <w:b/>
-          <w:bCs/>
-          <w:color w:val="002060"/>
-          <w:sz w:val="28"/>
-          <w:szCs w:val="28"/>
-        </w:rPr>
-        <w:t>McCONAGHY Charlotte       Je pleure encore la beauté du monde (poche)</w:t>
-      </w:r>
-    </w:p>
-    <w:p>
-      <w:pPr>
-        <w:pStyle w:val="ListParagraph"/>
-        <w:numPr>
-          <w:ilvl w:val="0"/>
-          <w:numId w:val="3"/>
-        </w:numPr>
-        <w:spacing w:lineRule="auto" w:line="240" w:before="0" w:after="0"/>
-        <w:contextualSpacing/>
-        <w:rPr>
-          <w:rFonts w:cs="Calibri" w:cstheme="minorHAnsi"/>
-          <w:sz w:val="28"/>
-          <w:szCs w:val="28"/>
-        </w:rPr>
-      </w:pPr>
-      <w:r>
-        <w:rPr>
-          <w:rFonts w:cs="Calibri" w:cstheme="minorHAnsi"/>
-          <w:b/>
-          <w:bCs/>
-          <w:color w:val="002060"/>
-          <w:sz w:val="28"/>
-          <w:szCs w:val="28"/>
-        </w:rPr>
-        <w:t>ONO-DIT-BIOT Christophe  L’odyssée de L’Odyssée</w:t>
-      </w:r>
-    </w:p>
-    <w:p>
-      <w:pPr>
-        <w:pStyle w:val="ListParagraph"/>
-        <w:numPr>
-          <w:ilvl w:val="0"/>
-          <w:numId w:val="3"/>
-        </w:numPr>
-        <w:spacing w:lineRule="auto" w:line="240" w:before="0" w:after="0"/>
-        <w:contextualSpacing/>
-        <w:rPr>
-          <w:rFonts w:cs="Calibri" w:cstheme="minorHAnsi"/>
-          <w:sz w:val="28"/>
-          <w:szCs w:val="28"/>
-        </w:rPr>
-      </w:pPr>
-      <w:r>
-        <w:rPr>
-          <w:rFonts w:cs="Calibri" w:cstheme="minorHAnsi"/>
-          <w:b/>
-          <w:bCs/>
-          <w:color w:val="002060"/>
-          <w:sz w:val="28"/>
-          <w:szCs w:val="28"/>
-        </w:rPr>
-        <w:t>RUFIN Jean-Christophe        La Folie Sainte-Hélène</w:t>
-      </w:r>
-    </w:p>
-    <w:p>
-      <w:pPr>
-        <w:pStyle w:val="ListParagraph"/>
-        <w:numPr>
-          <w:ilvl w:val="0"/>
-          <w:numId w:val="3"/>
-        </w:numPr>
-        <w:spacing w:lineRule="auto" w:line="240" w:before="0" w:after="0"/>
-        <w:contextualSpacing/>
-        <w:rPr>
-          <w:rFonts w:cs="Calibri" w:cstheme="minorHAnsi"/>
-          <w:sz w:val="28"/>
-          <w:szCs w:val="28"/>
-        </w:rPr>
-      </w:pPr>
-      <w:r>
-        <w:rPr>
-          <w:rFonts w:cs="Calibri" w:cstheme="minorHAnsi"/>
-          <w:b/>
-          <w:bCs/>
-          <w:color w:val="002060"/>
-          <w:sz w:val="28"/>
-          <w:szCs w:val="28"/>
-        </w:rPr>
-        <w:t xml:space="preserve">SALAME Manal                      habibi Beyrouth </w:t>
-      </w:r>
-    </w:p>
-    <w:p>
-      <w:pPr>
-        <w:pStyle w:val="ListParagraph"/>
-        <w:numPr>
-          <w:ilvl w:val="0"/>
-          <w:numId w:val="3"/>
-        </w:numPr>
-        <w:spacing w:lineRule="auto" w:line="240" w:before="0" w:after="0"/>
-        <w:contextualSpacing/>
-        <w:rPr>
-          <w:rFonts w:cs="Calibri" w:cstheme="minorHAnsi"/>
-          <w:sz w:val="28"/>
-          <w:szCs w:val="28"/>
-        </w:rPr>
-      </w:pPr>
-      <w:r>
-        <w:rPr>
-          <w:rFonts w:cs="Calibri" w:cstheme="minorHAnsi"/>
-          <w:b/>
-          <w:bCs/>
-          <w:color w:val="002060"/>
-          <w:sz w:val="28"/>
-          <w:szCs w:val="28"/>
-        </w:rPr>
-        <w:t>SHIMAZAKI Aki                      Mukudori</w:t>
-      </w:r>
-    </w:p>
-    <w:p>
-      <w:pPr>
-        <w:pStyle w:val="ListParagraph"/>
-        <w:numPr>
-          <w:ilvl w:val="0"/>
-          <w:numId w:val="3"/>
-        </w:numPr>
-        <w:spacing w:lineRule="auto" w:line="240" w:before="0" w:after="0"/>
-        <w:contextualSpacing/>
-        <w:rPr>
-          <w:rFonts w:cs="Calibri" w:cstheme="minorHAnsi"/>
-          <w:sz w:val="28"/>
-          <w:szCs w:val="28"/>
-        </w:rPr>
-      </w:pPr>
-      <w:r>
-        <w:rPr>
-          <w:rFonts w:cs="Calibri" w:cstheme="minorHAnsi"/>
-          <w:sz w:val="28"/>
-          <w:szCs w:val="28"/>
-        </w:rPr>
-        <w:t xml:space="preserve">STEFANSSON Jon Kalman     Mon sous-marin jaune     </w:t>
-      </w:r>
-    </w:p>
-    <w:p>
-      <w:pPr>
-        <w:pStyle w:val="ListParagraph"/>
-        <w:numPr>
-          <w:ilvl w:val="0"/>
-          <w:numId w:val="3"/>
-        </w:numPr>
-        <w:spacing w:lineRule="auto" w:line="240" w:before="0" w:after="0"/>
-        <w:contextualSpacing/>
-        <w:rPr>
-          <w:rFonts w:cs="Calibri" w:cstheme="minorHAnsi"/>
-          <w:sz w:val="28"/>
-          <w:szCs w:val="28"/>
-        </w:rPr>
-      </w:pPr>
-      <w:r>
-        <w:rPr>
-          <w:rFonts w:cs="Calibri" w:cstheme="minorHAnsi"/>
-          <w:b/>
-          <w:bCs/>
-          <w:color w:val="002060"/>
-          <w:sz w:val="28"/>
-          <w:szCs w:val="28"/>
-        </w:rPr>
-        <w:t>TALTY Morgan                        De l’autre côté de la rivière</w:t>
-      </w:r>
-    </w:p>
-    <w:p>
-      <w:pPr>
-        <w:pStyle w:val="ListParagraph"/>
-        <w:numPr>
-          <w:ilvl w:val="0"/>
-          <w:numId w:val="3"/>
-        </w:numPr>
-        <w:spacing w:lineRule="auto" w:line="240" w:before="0" w:after="0"/>
-        <w:contextualSpacing/>
-        <w:rPr>
-          <w:rFonts w:cs="Calibri" w:cstheme="minorHAnsi"/>
-          <w:sz w:val="28"/>
-          <w:szCs w:val="28"/>
-        </w:rPr>
-      </w:pPr>
-      <w:r>
-        <w:rPr>
-          <w:rFonts w:cs="Calibri" w:cstheme="minorHAnsi"/>
-          <w:sz w:val="28"/>
-          <w:szCs w:val="28"/>
-        </w:rPr>
-        <w:t>ZWEIG Stefan                          Vingt-quatre heures de la vie d’une femme</w:t>
-      </w:r>
-    </w:p>
-    <w:p>
-      <w:pPr>
-        <w:pStyle w:val="ListParagraph"/>
-        <w:spacing w:lineRule="auto" w:line="240" w:before="0" w:after="0"/>
-        <w:contextualSpacing/>
-        <w:rPr>
-          <w:rFonts w:cs="Calibri" w:cstheme="minorHAnsi"/>
-          <w:sz w:val="28"/>
-          <w:szCs w:val="28"/>
-        </w:rPr>
-      </w:pPr>
-      <w:r>
-        <w:rPr>
-          <w:rFonts w:cs="Calibri" w:cstheme="minorHAnsi"/>
-          <w:sz w:val="28"/>
-          <w:szCs w:val="28"/>
-        </w:rPr>
-        <w:t xml:space="preserve">                                                   </w:t>
-      </w:r>
-      <w:r>
-        <w:rPr>
-          <w:rFonts w:cs="Calibri" w:cstheme="minorHAnsi"/>
-          <w:sz w:val="28"/>
-          <w:szCs w:val="28"/>
-        </w:rPr>
-        <w:t xml:space="preserve">(poche)                                                       </w:t>
+        <w:ind w:left="360" w:hanging="0"/>
+        <w:rPr>
+          <w:rFonts w:cs="Calibri" w:cstheme="minorHAnsi"/>
+          <w:sz w:val="28"/>
+          <w:szCs w:val="28"/>
+        </w:rPr>
+      </w:pPr>
+      <w:r>
+        <w:rPr>
+          <w:rFonts w:cs="Calibri" w:cstheme="minorHAnsi"/>
+          <w:sz w:val="28"/>
+          <w:szCs w:val="28"/>
+        </w:rPr>
+        <w:t xml:space="preserve">                                                    </w:t>
       </w:r>
     </w:p>
     <w:p>
@@ -775,7 +323,7 @@
         <w:pStyle w:val="ListParagraph"/>
         <w:numPr>
           <w:ilvl w:val="0"/>
-          <w:numId w:val="3"/>
+          <w:numId w:val="4"/>
         </w:numPr>
         <w:rPr>
           <w:rFonts w:cs="Calibri" w:cstheme="minorHAnsi"/>
@@ -790,14 +338,11 @@
       <w:r>
         <w:rPr>
           <w:rFonts w:cs="Calibri" w:cstheme="minorHAnsi"/>
-          <w:b/>
-          <w:bCs/>
-          <w:color w:val="002060"/>
-          <w:sz w:val="28"/>
-          <w:szCs w:val="28"/>
-          <w:lang w:val="es-ES"/>
-        </w:rPr>
-        <w:t>ALBERTINI Antoine               Vous le regarderez comme impur</w:t>
+          <w:sz w:val="28"/>
+          <w:szCs w:val="28"/>
+          <w:lang w:val="es-ES"/>
+        </w:rPr>
+        <w:t>BROOKMYRE Chris              La maison sur la falaise</w:t>
       </w:r>
     </w:p>
     <w:p>
@@ -805,7 +350,7 @@
         <w:pStyle w:val="ListParagraph"/>
         <w:numPr>
           <w:ilvl w:val="0"/>
-          <w:numId w:val="3"/>
+          <w:numId w:val="4"/>
         </w:numPr>
         <w:rPr>
           <w:rFonts w:cs="Calibri" w:cstheme="minorHAnsi"/>
@@ -820,11 +365,35 @@
       <w:r>
         <w:rPr>
           <w:rFonts w:cs="Calibri" w:cstheme="minorHAnsi"/>
-          <w:sz w:val="28"/>
-          <w:szCs w:val="28"/>
-          <w:lang w:val="es-ES"/>
-        </w:rPr>
-        <w:t>BUCK Véra                               La Cabane dans les arbres</w:t>
+          <w:b/>
+          <w:bCs/>
+          <w:color w:val="002060"/>
+          <w:sz w:val="28"/>
+          <w:szCs w:val="28"/>
+          <w:lang w:val="es-ES"/>
+        </w:rPr>
+        <w:t xml:space="preserve">KING Stephen </w:t>
+      </w:r>
+      <w:r>
+        <w:rPr>
+          <w:rFonts w:cs="Calibri" w:cstheme="minorHAnsi"/>
+          <w:sz w:val="28"/>
+          <w:szCs w:val="28"/>
+          <w:lang w:val="es-ES"/>
+        </w:rPr>
+        <w:t xml:space="preserve">                     </w:t>
+      </w:r>
+      <w:r>
+        <w:rPr>
+          <w:rFonts w:cs="Calibri" w:cstheme="minorHAnsi"/>
+          <w:b/>
+          <w:bCs/>
+          <w:color w:val="002060"/>
+          <w:sz w:val="28"/>
+          <w:szCs w:val="28"/>
+          <w:lang w:val="es-ES"/>
+        </w:rPr>
+        <w:t>Ne jamais trembler</w:t>
       </w:r>
     </w:p>
     <w:p>
@@ -832,7 +401,7 @@
         <w:pStyle w:val="ListParagraph"/>
         <w:numPr>
           <w:ilvl w:val="0"/>
-          <w:numId w:val="3"/>
+          <w:numId w:val="4"/>
         </w:numPr>
         <w:rPr>
           <w:rFonts w:cs="Calibri" w:cstheme="minorHAnsi"/>
@@ -847,68 +416,11 @@
       <w:r>
         <w:rPr>
           <w:rFonts w:cs="Calibri" w:cstheme="minorHAnsi"/>
-          <w:b/>
-          <w:bCs/>
-          <w:color w:val="002060"/>
-          <w:sz w:val="28"/>
-          <w:szCs w:val="28"/>
-          <w:lang w:val="es-ES"/>
-        </w:rPr>
-        <w:t>PULIXI Piergiorgio                  La mariée silencieuse</w:t>
-      </w:r>
-    </w:p>
-    <w:p>
-      <w:pPr>
-        <w:pStyle w:val="ListParagraph"/>
-        <w:numPr>
-          <w:ilvl w:val="0"/>
-          <w:numId w:val="3"/>
-        </w:numPr>
-        <w:rPr>
-          <w:rFonts w:cs="Calibri" w:cstheme="minorHAnsi"/>
-          <w:b/>
-          <w:b/>
-          <w:bCs/>
-          <w:sz w:val="28"/>
-          <w:szCs w:val="28"/>
-          <w:lang w:val="es-ES"/>
-        </w:rPr>
-      </w:pPr>
-      <w:r>
-        <w:rPr>
-          <w:rFonts w:cs="Calibri" w:cstheme="minorHAnsi"/>
-          <w:b/>
-          <w:bCs/>
-          <w:color w:val="002060"/>
-          <w:sz w:val="28"/>
-          <w:szCs w:val="28"/>
-          <w:lang w:val="es-ES"/>
-        </w:rPr>
-        <w:t>THILLIEZ Franck                      L’autre moi</w:t>
-      </w:r>
-    </w:p>
-    <w:p>
-      <w:pPr>
-        <w:pStyle w:val="Normal"/>
-        <w:rPr>
-          <w:rFonts w:cs="Calibri" w:cstheme="minorHAnsi"/>
-          <w:b/>
-          <w:b/>
-          <w:bCs/>
-          <w:sz w:val="28"/>
-          <w:szCs w:val="28"/>
-          <w:lang w:val="es-ES"/>
-        </w:rPr>
-      </w:pPr>
-      <w:r>
-        <w:rPr>
-          <w:rFonts w:cs="Calibri" w:cstheme="minorHAnsi"/>
-          <w:b/>
-          <w:bCs/>
-          <w:sz w:val="28"/>
-          <w:szCs w:val="28"/>
-          <w:lang w:val="es-ES"/>
-        </w:rPr>
+          <w:sz w:val="28"/>
+          <w:szCs w:val="28"/>
+          <w:lang w:val="es-ES"/>
+        </w:rPr>
+        <w:t>LEON Donna                         Minuit sur le canal San Boldo (poche)</w:t>
       </w:r>
     </w:p>
     <w:p>
@@ -997,19 +509,7 @@
           <w:szCs w:val="28"/>
           <w:lang w:val="es-ES"/>
         </w:rPr>
-        <w:t xml:space="preserve"> </w:t>
-      </w:r>
-      <w:r>
-        <w:rPr>
-          <w:rFonts w:cs="Calibri" w:cstheme="minorHAnsi"/>
-          <w:b/>
-          <w:bCs/>
-          <w:color w:val="002060"/>
-          <w:sz w:val="28"/>
-          <w:szCs w:val="28"/>
-          <w:lang w:val="es-ES"/>
-        </w:rPr>
-        <w:t>HUSTVEDT Siri                        Ghost stories</w:t>
+        <w:t>POURCHET Maria                    Un été avec Romain Gary</w:t>
       </w:r>
     </w:p>
     <w:p>
@@ -1070,7 +570,7 @@
           <w:szCs w:val="28"/>
           <w:lang w:val="es-ES"/>
         </w:rPr>
-        <w:t>ESSAIS / RECITS</w:t>
+        <w:t>ESSAIS / RECITS / POESIE/ BD</w:t>
       </w:r>
     </w:p>
     <w:p>
@@ -1093,14 +593,11 @@
       <w:r>
         <w:rPr>
           <w:rFonts w:cs="Calibri" w:cstheme="minorHAnsi"/>
-          <w:b/>
-          <w:bCs/>
-          <w:color w:val="002060"/>
-          <w:sz w:val="28"/>
-          <w:szCs w:val="28"/>
-          <w:lang w:val="es-ES"/>
-        </w:rPr>
-        <w:t>AZIHARI Ferghane             L’Islam contre la modernité</w:t>
+          <w:sz w:val="28"/>
+          <w:szCs w:val="28"/>
+          <w:lang w:val="es-ES"/>
+        </w:rPr>
+        <w:t>APTER Terri                                        Les mères toxiques</w:t>
       </w:r>
     </w:p>
     <w:p>
@@ -1130,7 +627,7 @@
           <w:szCs w:val="28"/>
           <w:lang w:val="es-ES"/>
         </w:rPr>
-        <w:t>BOUZOU Nicolas               L’éternel sursaut</w:t>
+        <w:t>BLOCH Marc                                      L’étrange défaite</w:t>
       </w:r>
     </w:p>
     <w:p>
@@ -1153,14 +650,11 @@
       <w:r>
         <w:rPr>
           <w:rFonts w:cs="Calibri" w:cstheme="minorHAnsi"/>
-          <w:b/>
-          <w:bCs/>
-          <w:color w:val="002060"/>
-          <w:sz w:val="28"/>
-          <w:szCs w:val="28"/>
-          <w:lang w:val="es-ES"/>
-        </w:rPr>
-        <w:t>COHEN Patrick                   Les Mystificateurs</w:t>
+          <w:sz w:val="28"/>
+          <w:szCs w:val="28"/>
+          <w:lang w:val="es-ES"/>
+        </w:rPr>
+        <w:t xml:space="preserve">DEBRE &amp; BOCHENEK                        Ces femmes qui ont réveillé la France </w:t>
       </w:r>
     </w:p>
     <w:p>
@@ -1183,14 +677,11 @@
       <w:r>
         <w:rPr>
           <w:rFonts w:cs="Calibri" w:cstheme="minorHAnsi"/>
-          <w:b/>
-          <w:bCs/>
-          <w:color w:val="002060"/>
-          <w:sz w:val="28"/>
-          <w:szCs w:val="28"/>
-          <w:lang w:val="es-ES"/>
-        </w:rPr>
-        <w:t>GOLDMAN Caroline          File dans ta chambre !</w:t>
+          <w:sz w:val="28"/>
+          <w:szCs w:val="28"/>
+          <w:lang w:val="es-ES"/>
+        </w:rPr>
+        <w:t>HUGO Victor                                      L’art d’être grand-père</w:t>
       </w:r>
     </w:p>
     <w:p>
@@ -1220,67 +711,7 @@
           <w:szCs w:val="28"/>
           <w:lang w:val="es-ES"/>
         </w:rPr>
-        <w:t>GRUSZKA Sarah                 Le siège de Leningrad</w:t>
-      </w:r>
-    </w:p>
-    <w:p>
-      <w:pPr>
-        <w:pStyle w:val="ListParagraph"/>
-        <w:numPr>
-          <w:ilvl w:val="0"/>
-          <w:numId w:val="2"/>
-        </w:numPr>
-        <w:rPr>
-          <w:rFonts w:cs="Calibri" w:cstheme="minorHAnsi"/>
-          <w:b/>
-          <w:b/>
-          <w:bCs/>
-          <w:sz w:val="28"/>
-          <w:szCs w:val="28"/>
-          <w:lang w:val="es-ES"/>
-        </w:rPr>
-      </w:pPr>
-      <w:r>
-        <w:rPr>
-          <w:rFonts w:cs="Calibri" w:cstheme="minorHAnsi"/>
-          <w:b/>
-          <w:bCs/>
-          <w:color w:val="002060"/>
-          <w:sz w:val="28"/>
-          <w:szCs w:val="28"/>
-          <w:lang w:val="es-ES"/>
-        </w:rPr>
-        <w:t>LE MAIRE Bruno                Le temps d’une decision</w:t>
-      </w:r>
-    </w:p>
-    <w:p>
-      <w:pPr>
-        <w:pStyle w:val="ListParagraph"/>
-        <w:numPr>
-          <w:ilvl w:val="0"/>
-          <w:numId w:val="2"/>
-        </w:numPr>
-        <w:rPr>
-          <w:rFonts w:cs="Calibri" w:cstheme="minorHAnsi"/>
-          <w:b/>
-          <w:b/>
-          <w:bCs/>
-          <w:sz w:val="28"/>
-          <w:szCs w:val="28"/>
-          <w:lang w:val="es-ES"/>
-        </w:rPr>
-      </w:pPr>
-      <w:r>
-        <w:rPr>
-          <w:rFonts w:cs="Calibri" w:cstheme="minorHAnsi"/>
-          <w:b/>
-          <w:bCs/>
-          <w:color w:val="002060"/>
-          <w:sz w:val="28"/>
-          <w:szCs w:val="28"/>
-          <w:lang w:val="es-ES"/>
-        </w:rPr>
-        <w:t>POUVREAU-MONTI N.     Immigration Mythes et réalité</w:t>
+        <w:t>LECOQ &amp;DUBOIS                              Les grandes oubliées (BD)</w:t>
       </w:r>
     </w:p>
     <w:p>
@@ -1707,12 +1138,11 @@
         <w:tabs>
           <w:tab w:val="num" w:pos="0"/>
         </w:tabs>
-        <w:ind w:left="1080" w:hanging="360"/>
+        <w:ind w:left="720" w:hanging="360"/>
       </w:pPr>
       <w:rPr>
         <w:rFonts w:ascii="Symbol" w:hAnsi="Symbol" w:cs="Symbol" w:hint="default"/>
         <w:rFonts w:cstheme="minorHAnsi" w:eastAsiaTheme="minorHAnsi"/>
-        <w:color w:val="002060"/>
       </w:rPr>
     </w:lvl>
     <w:lvl w:ilvl="1">
@@ -1724,7 +1154,7 @@
         <w:tabs>
           <w:tab w:val="num" w:pos="0"/>
         </w:tabs>
-        <w:ind w:left="1800" w:hanging="360"/>
+        <w:ind w:left="1440" w:hanging="360"/>
       </w:pPr>
       <w:rPr>
         <w:rFonts w:ascii="Courier New" w:hAnsi="Courier New" w:cs="Courier New" w:hint="default"/>
@@ -1739,7 +1169,7 @@
         <w:tabs>
           <w:tab w:val="num" w:pos="0"/>
         </w:tabs>
-        <w:ind w:left="2520" w:hanging="360"/>
+        <w:ind w:left="2160" w:hanging="360"/>
       </w:pPr>
       <w:rPr>
         <w:rFonts w:ascii="Wingdings" w:hAnsi="Wingdings" w:cs="Wingdings" w:hint="default"/>
@@ -1754,7 +1184,7 @@
         <w:tabs>
           <w:tab w:val="num" w:pos="0"/>
         </w:tabs>
-        <w:ind w:left="3240" w:hanging="360"/>
+        <w:ind w:left="2880" w:hanging="360"/>
       </w:pPr>
       <w:rPr>
         <w:rFonts w:ascii="Symbol" w:hAnsi="Symbol" w:cs="Symbol" w:hint="default"/>
@@ -1769,7 +1199,7 @@
         <w:tabs>
           <w:tab w:val="num" w:pos="0"/>
         </w:tabs>
-        <w:ind w:left="3960" w:hanging="360"/>
+        <w:ind w:left="3600" w:hanging="360"/>
       </w:pPr>
       <w:rPr>
         <w:rFonts w:ascii="Courier New" w:hAnsi="Courier New" w:cs="Courier New" w:hint="default"/>
@@ -1784,7 +1214,7 @@
         <w:tabs>
           <w:tab w:val="num" w:pos="0"/>
         </w:tabs>
-        <w:ind w:left="4680" w:hanging="360"/>
+        <w:ind w:left="4320" w:hanging="360"/>
       </w:pPr>
       <w:rPr>
         <w:rFonts w:ascii="Wingdings" w:hAnsi="Wingdings" w:cs="Wingdings" w:hint="default"/>
@@ -1799,7 +1229,7 @@
         <w:tabs>
           <w:tab w:val="num" w:pos="0"/>
         </w:tabs>
-        <w:ind w:left="5400" w:hanging="360"/>
+        <w:ind w:left="5040" w:hanging="360"/>
       </w:pPr>
       <w:rPr>
         <w:rFonts w:ascii="Symbol" w:hAnsi="Symbol" w:cs="Symbol" w:hint="default"/>
@@ -1814,7 +1244,7 @@
         <w:tabs>
           <w:tab w:val="num" w:pos="0"/>
         </w:tabs>
-        <w:ind w:left="6120" w:hanging="360"/>
+        <w:ind w:left="5760" w:hanging="360"/>
       </w:pPr>
       <w:rPr>
         <w:rFonts w:ascii="Courier New" w:hAnsi="Courier New" w:cs="Courier New" w:hint="default"/>
@@ -1829,7 +1259,7 @@
         <w:tabs>
           <w:tab w:val="num" w:pos="0"/>
         </w:tabs>
-        <w:ind w:left="6840" w:hanging="360"/>
+        <w:ind w:left="6480" w:hanging="360"/>
       </w:pPr>
       <w:rPr>
         <w:rFonts w:ascii="Wingdings" w:hAnsi="Wingdings" w:cs="Wingdings" w:hint="default"/>
@@ -1845,7 +1275,7 @@
         <w:tabs>
           <w:tab w:val="num" w:pos="0"/>
         </w:tabs>
-        <w:ind w:left="720" w:hanging="360"/>
+        <w:ind w:left="1080" w:hanging="360"/>
       </w:pPr>
       <w:rPr>
         <w:rFonts w:ascii="Symbol" w:hAnsi="Symbol" w:cs="Symbol" w:hint="default"/>
@@ -1861,7 +1291,7 @@
         <w:tabs>
           <w:tab w:val="num" w:pos="0"/>
         </w:tabs>
-        <w:ind w:left="1440" w:hanging="360"/>
+        <w:ind w:left="1800" w:hanging="360"/>
       </w:pPr>
       <w:rPr>
         <w:rFonts w:ascii="Courier New" w:hAnsi="Courier New" w:cs="Courier New" w:hint="default"/>
@@ -1876,7 +1306,7 @@
         <w:tabs>
           <w:tab w:val="num" w:pos="0"/>
         </w:tabs>
-        <w:ind w:left="2160" w:hanging="360"/>
+        <w:ind w:left="2520" w:hanging="360"/>
       </w:pPr>
       <w:rPr>
         <w:rFonts w:ascii="Wingdings" w:hAnsi="Wingdings" w:cs="Wingdings" w:hint="default"/>
@@ -1891,7 +1321,7 @@
         <w:tabs>
           <w:tab w:val="num" w:pos="0"/>
         </w:tabs>
-        <w:ind w:left="2880" w:hanging="360"/>
+        <w:ind w:left="3240" w:hanging="360"/>
       </w:pPr>
       <w:rPr>
         <w:rFonts w:ascii="Symbol" w:hAnsi="Symbol" w:cs="Symbol" w:hint="default"/>
@@ -1906,7 +1336,7 @@
         <w:tabs>
           <w:tab w:val="num" w:pos="0"/>
         </w:tabs>
-        <w:ind w:left="3600" w:hanging="360"/>
+        <w:ind w:left="3960" w:hanging="360"/>
       </w:pPr>
       <w:rPr>
         <w:rFonts w:ascii="Courier New" w:hAnsi="Courier New" w:cs="Courier New" w:hint="default"/>
@@ -1921,7 +1351,7 @@
         <w:tabs>
           <w:tab w:val="num" w:pos="0"/>
         </w:tabs>
-        <w:ind w:left="4320" w:hanging="360"/>
+        <w:ind w:left="4680" w:hanging="360"/>
       </w:pPr>
       <w:rPr>
         <w:rFonts w:ascii="Wingdings" w:hAnsi="Wingdings" w:cs="Wingdings" w:hint="default"/>
@@ -1936,7 +1366,7 @@
         <w:tabs>
           <w:tab w:val="num" w:pos="0"/>
         </w:tabs>
-        <w:ind w:left="5040" w:hanging="360"/>
+        <w:ind w:left="5400" w:hanging="360"/>
       </w:pPr>
       <w:rPr>
         <w:rFonts w:ascii="Symbol" w:hAnsi="Symbol" w:cs="Symbol" w:hint="default"/>
@@ -1951,7 +1381,7 @@
         <w:tabs>
           <w:tab w:val="num" w:pos="0"/>
         </w:tabs>
-        <w:ind w:left="5760" w:hanging="360"/>
+        <w:ind w:left="6120" w:hanging="360"/>
       </w:pPr>
       <w:rPr>
         <w:rFonts w:ascii="Courier New" w:hAnsi="Courier New" w:cs="Courier New" w:hint="default"/>
@@ -1966,7 +1396,144 @@
         <w:tabs>
           <w:tab w:val="num" w:pos="0"/>
         </w:tabs>
-        <w:ind w:left="6480" w:hanging="360"/>
+        <w:ind w:left="6840" w:hanging="360"/>
+      </w:pPr>
+      <w:rPr>
+        <w:rFonts w:ascii="Wingdings" w:hAnsi="Wingdings" w:cs="Wingdings" w:hint="default"/>
+      </w:rPr>
+    </w:lvl>
+  </w:abstractNum>
+  <w:abstractNum w:abstractNumId="4">
+    <w:lvl w:ilvl="0">
+      <w:numFmt w:val="bullet"/>
+      <w:lvlText w:val=""/>
+      <w:lvlJc w:val="left"/>
+      <w:pPr>
+        <w:tabs>
+          <w:tab w:val="num" w:pos="0"/>
+        </w:tabs>
+        <w:ind w:left="1080" w:hanging="360"/>
+      </w:pPr>
+      <w:rPr>
+        <w:rFonts w:ascii="Symbol" w:hAnsi="Symbol" w:cs="Symbol" w:hint="default"/>
+        <w:rFonts w:cstheme="minorHAnsi" w:eastAsiaTheme="minorHAnsi"/>
+      </w:rPr>
+    </w:lvl>
+    <w:lvl w:ilvl="1">
+      <w:start w:val="1"/>
+      <w:numFmt w:val="bullet"/>
+      <w:lvlText w:val="o"/>
+      <w:lvlJc w:val="left"/>
+      <w:pPr>
+        <w:tabs>
+          <w:tab w:val="num" w:pos="0"/>
+        </w:tabs>
+        <w:ind w:left="1800" w:hanging="360"/>
+      </w:pPr>
+      <w:rPr>
+        <w:rFonts w:ascii="Courier New" w:hAnsi="Courier New" w:cs="Courier New" w:hint="default"/>
+      </w:rPr>
+    </w:lvl>
+    <w:lvl w:ilvl="2">
+      <w:start w:val="1"/>
+      <w:numFmt w:val="bullet"/>
+      <w:lvlText w:val=""/>
+      <w:lvlJc w:val="left"/>
+      <w:pPr>
+        <w:tabs>
+          <w:tab w:val="num" w:pos="0"/>
+        </w:tabs>
+        <w:ind w:left="2520" w:hanging="360"/>
+      </w:pPr>
+      <w:rPr>
+        <w:rFonts w:ascii="Wingdings" w:hAnsi="Wingdings" w:cs="Wingdings" w:hint="default"/>
+      </w:rPr>
+    </w:lvl>
+    <w:lvl w:ilvl="3">
+      <w:start w:val="1"/>
+      <w:numFmt w:val="bullet"/>
+      <w:lvlText w:val=""/>
+      <w:lvlJc w:val="left"/>
+      <w:pPr>
+        <w:tabs>
+          <w:tab w:val="num" w:pos="0"/>
+        </w:tabs>
+        <w:ind w:left="3240" w:hanging="360"/>
+      </w:pPr>
+      <w:rPr>
+        <w:rFonts w:ascii="Symbol" w:hAnsi="Symbol" w:cs="Symbol" w:hint="default"/>
+      </w:rPr>
+    </w:lvl>
+    <w:lvl w:ilvl="4">
+      <w:start w:val="1"/>
+      <w:numFmt w:val="bullet"/>
+      <w:lvlText w:val="o"/>
+      <w:lvlJc w:val="left"/>
+      <w:pPr>
+        <w:tabs>
+          <w:tab w:val="num" w:pos="0"/>
+        </w:tabs>
+        <w:ind w:left="3960" w:hanging="360"/>
+      </w:pPr>
+      <w:rPr>
+        <w:rFonts w:ascii="Courier New" w:hAnsi="Courier New" w:cs="Courier New" w:hint="default"/>
+      </w:rPr>
+    </w:lvl>
+    <w:lvl w:ilvl="5">
+      <w:start w:val="1"/>
+      <w:numFmt w:val="bullet"/>
+      <w:lvlText w:val=""/>
+      <w:lvlJc w:val="left"/>
+      <w:pPr>
+        <w:tabs>
+          <w:tab w:val="num" w:pos="0"/>
+        </w:tabs>
+        <w:ind w:left="4680" w:hanging="360"/>
+      </w:pPr>
+      <w:rPr>
+        <w:rFonts w:ascii="Wingdings" w:hAnsi="Wingdings" w:cs="Wingdings" w:hint="default"/>
+      </w:rPr>
+    </w:lvl>
+    <w:lvl w:ilvl="6">
+      <w:start w:val="1"/>
+      <w:numFmt w:val="bullet"/>
+      <w:lvlText w:val=""/>
+      <w:lvlJc w:val="left"/>
+      <w:pPr>
+        <w:tabs>
+          <w:tab w:val="num" w:pos="0"/>
+        </w:tabs>
+        <w:ind w:left="5400" w:hanging="360"/>
+      </w:pPr>
+      <w:rPr>
+        <w:rFonts w:ascii="Symbol" w:hAnsi="Symbol" w:cs="Symbol" w:hint="default"/>
+      </w:rPr>
+    </w:lvl>
+    <w:lvl w:ilvl="7">
+      <w:start w:val="1"/>
+      <w:numFmt w:val="bullet"/>
+      <w:lvlText w:val="o"/>
+      <w:lvlJc w:val="left"/>
+      <w:pPr>
+        <w:tabs>
+          <w:tab w:val="num" w:pos="0"/>
+        </w:tabs>
+        <w:ind w:left="6120" w:hanging="360"/>
+      </w:pPr>
+      <w:rPr>
+        <w:rFonts w:ascii="Courier New" w:hAnsi="Courier New" w:cs="Courier New" w:hint="default"/>
+      </w:rPr>
+    </w:lvl>
+    <w:lvl w:ilvl="8">
+      <w:start w:val="1"/>
+      <w:numFmt w:val="bullet"/>
+      <w:lvlText w:val=""/>
+      <w:lvlJc w:val="left"/>
+      <w:pPr>
+        <w:tabs>
+          <w:tab w:val="num" w:pos="0"/>
+        </w:tabs>
+        <w:ind w:left="6840" w:hanging="360"/>
       </w:pPr>
       <w:rPr>
         <w:rFonts w:ascii="Wingdings" w:hAnsi="Wingdings" w:cs="Wingdings" w:hint="default"/>
@@ -1981,6 +1548,9 @@
   </w:num>
   <w:num w:numId="3">
     <w:abstractNumId w:val="3"/>
+  </w:num>
+  <w:num w:numId="4">
+    <w:abstractNumId w:val="4"/>
   </w:num>
 </w:numbering>
 </file>
